--- a/РПД_Технологии_разработки_ПО.docx
+++ b/РПД_Технологии_разработки_ПО.docx
@@ -70,12 +70,6 @@
         <w:gridCol w:w="5960"/>
       </w:tblGrid>
       <w:tr>
-        <w:tblPrEx>
-          <w:tblCellMar>
-            <w:top w:w="0" w:type="dxa"/>
-            <w:bottom w:w="0" w:type="dxa"/>
-          </w:tblCellMar>
-        </w:tblPrEx>
         <w:tc>
           <w:tcPr>
             <w:tcW w:w="3400" w:type="dxa"/>
@@ -122,12 +116,6 @@
         </w:tc>
       </w:tr>
       <w:tr>
-        <w:tblPrEx>
-          <w:tblCellMar>
-            <w:top w:w="0" w:type="dxa"/>
-            <w:bottom w:w="0" w:type="dxa"/>
-          </w:tblCellMar>
-        </w:tblPrEx>
         <w:tc>
           <w:tcPr>
             <w:tcW w:w="3400" w:type="dxa"/>
@@ -174,12 +162,6 @@
         </w:tc>
       </w:tr>
       <w:tr>
-        <w:tblPrEx>
-          <w:tblCellMar>
-            <w:top w:w="0" w:type="dxa"/>
-            <w:bottom w:w="0" w:type="dxa"/>
-          </w:tblCellMar>
-        </w:tblPrEx>
         <w:tc>
           <w:tcPr>
             <w:tcW w:w="3400" w:type="dxa"/>
@@ -215,23 +197,23 @@
             <w:vAlign w:val="center"/>
           </w:tcPr>
           <w:p>
+            <w:pPr>
+              <w:rPr>
+                <w:lang w:val="en-US"/>
+              </w:rPr>
+            </w:pPr>
             <w:r>
               <w:rPr>
                 <w:sz w:val="24"/>
                 <w:szCs w:val="24"/>
-              </w:rPr>
-              <w:t>3</w:t>
+                <w:lang w:val="en-US"/>
+              </w:rPr>
+              <w:t>4</w:t>
             </w:r>
           </w:p>
         </w:tc>
       </w:tr>
       <w:tr>
-        <w:tblPrEx>
-          <w:tblCellMar>
-            <w:top w:w="0" w:type="dxa"/>
-            <w:bottom w:w="0" w:type="dxa"/>
-          </w:tblCellMar>
-        </w:tblPrEx>
         <w:tc>
           <w:tcPr>
             <w:tcW w:w="3400" w:type="dxa"/>
@@ -272,50 +254,12 @@
                 <w:sz w:val="24"/>
                 <w:szCs w:val="24"/>
               </w:rPr>
-              <w:t xml:space="preserve">4 </w:t>
-            </w:r>
-            <w:proofErr w:type="spellStart"/>
-            <w:r>
-              <w:rPr>
-                <w:sz w:val="24"/>
-                <w:szCs w:val="24"/>
-              </w:rPr>
-              <w:t>з.е</w:t>
-            </w:r>
-            <w:proofErr w:type="spellEnd"/>
-            <w:r>
-              <w:rPr>
-                <w:sz w:val="24"/>
-                <w:szCs w:val="24"/>
-              </w:rPr>
-              <w:t xml:space="preserve">. / 144 </w:t>
-            </w:r>
-            <w:proofErr w:type="spellStart"/>
-            <w:r>
-              <w:rPr>
-                <w:sz w:val="24"/>
-                <w:szCs w:val="24"/>
-              </w:rPr>
-              <w:t>ак</w:t>
-            </w:r>
-            <w:proofErr w:type="spellEnd"/>
-            <w:r>
-              <w:rPr>
-                <w:sz w:val="24"/>
-                <w:szCs w:val="24"/>
-              </w:rPr>
-              <w:t>. ч. (лекции — 16, лабораторные работы — 48, самостоятельная работа — 80)</w:t>
+              <w:t>4 з.е. / 144 ак. ч. (лекции — 16, лабораторные работы — 48, самостоятельная работа — 80)</w:t>
             </w:r>
           </w:p>
         </w:tc>
       </w:tr>
       <w:tr>
-        <w:tblPrEx>
-          <w:tblCellMar>
-            <w:top w:w="0" w:type="dxa"/>
-            <w:bottom w:w="0" w:type="dxa"/>
-          </w:tblCellMar>
-        </w:tblPrEx>
         <w:tc>
           <w:tcPr>
             <w:tcW w:w="3400" w:type="dxa"/>
@@ -362,12 +306,6 @@
         </w:tc>
       </w:tr>
       <w:tr>
-        <w:tblPrEx>
-          <w:tblCellMar>
-            <w:top w:w="0" w:type="dxa"/>
-            <w:bottom w:w="0" w:type="dxa"/>
-          </w:tblCellMar>
-        </w:tblPrEx>
         <w:tc>
           <w:tcPr>
             <w:tcW w:w="3400" w:type="dxa"/>
@@ -408,34 +346,12 @@
                 <w:sz w:val="24"/>
                 <w:szCs w:val="24"/>
               </w:rPr>
-              <w:t xml:space="preserve">ML </w:t>
-            </w:r>
-            <w:proofErr w:type="spellStart"/>
-            <w:r>
-              <w:rPr>
-                <w:sz w:val="24"/>
-                <w:szCs w:val="24"/>
-              </w:rPr>
-              <w:t>Engineer</w:t>
-            </w:r>
-            <w:proofErr w:type="spellEnd"/>
-            <w:r>
-              <w:rPr>
-                <w:sz w:val="24"/>
-                <w:szCs w:val="24"/>
-              </w:rPr>
-              <w:t xml:space="preserve"> (инженер машинного обучения)</w:t>
+              <w:t>ML Engineer (инженер машинного обучения)</w:t>
             </w:r>
           </w:p>
         </w:tc>
       </w:tr>
       <w:tr>
-        <w:tblPrEx>
-          <w:tblCellMar>
-            <w:top w:w="0" w:type="dxa"/>
-            <w:bottom w:w="0" w:type="dxa"/>
-          </w:tblCellMar>
-        </w:tblPrEx>
         <w:tc>
           <w:tcPr>
             <w:tcW w:w="3400" w:type="dxa"/>
@@ -482,12 +398,6 @@
         </w:tc>
       </w:tr>
       <w:tr>
-        <w:tblPrEx>
-          <w:tblCellMar>
-            <w:top w:w="0" w:type="dxa"/>
-            <w:bottom w:w="0" w:type="dxa"/>
-          </w:tblCellMar>
-        </w:tblPrEx>
         <w:tc>
           <w:tcPr>
             <w:tcW w:w="3400" w:type="dxa"/>
@@ -551,39 +461,7 @@
         <w:jc w:val="both"/>
       </w:pPr>
       <w:r>
-        <w:t xml:space="preserve">Дисциплина построена от компетенций, а не от роли: её содержание полностью определяется компетенциями PL-1 и SS-2. Роль ML </w:t>
-      </w:r>
-      <w:proofErr w:type="spellStart"/>
-      <w:r>
-        <w:t>Engineer</w:t>
-      </w:r>
-      <w:proofErr w:type="spellEnd"/>
-      <w:r>
-        <w:t xml:space="preserve"> указана </w:t>
-      </w:r>
-      <w:proofErr w:type="spellStart"/>
-      <w:r>
-        <w:t>справочно</w:t>
-      </w:r>
-      <w:proofErr w:type="spellEnd"/>
-      <w:r>
-        <w:t xml:space="preserve"> как инженерно-</w:t>
-      </w:r>
-      <w:proofErr w:type="spellStart"/>
-      <w:r>
-        <w:t>разработческая</w:t>
-      </w:r>
-      <w:proofErr w:type="spellEnd"/>
-      <w:r>
-        <w:t xml:space="preserve"> траектория, в ядро которой входит PL-1; компетенция SS-2 является универсальной (</w:t>
-      </w:r>
-      <w:proofErr w:type="spellStart"/>
-      <w:r>
-        <w:t>надпрофессиональной</w:t>
-      </w:r>
-      <w:proofErr w:type="spellEnd"/>
-      <w:r>
-        <w:t>) и по КРМ 3.0 требуется во всех профессиональных ролях.</w:t>
+        <w:t>Дисциплина построена от компетенций, а не от роли: её содержание полностью определяется компетенциями PL-1 и SS-2. Роль ML Engineer указана справочно как инженерно-разработческая траектория, в ядро которой входит PL-1; компетенция SS-2 является универсальной (надпрофессиональной) и по КРМ 3.0 требуется во всех профессиональных ролях.</w:t>
       </w:r>
     </w:p>
     <w:p>
@@ -699,15 +577,7 @@
         <w:jc w:val="both"/>
       </w:pPr>
       <w:r>
-        <w:t>Компетенция PL-1 взята из КРМ 3.0 (лист «Профессиональные»), SS-2 — из КРМ 3.0 (лист «Универсальные (</w:t>
-      </w:r>
-      <w:proofErr w:type="spellStart"/>
-      <w:r>
-        <w:t>надпрофессиональные</w:t>
-      </w:r>
-      <w:proofErr w:type="spellEnd"/>
-      <w:r>
-        <w:t>)»). Индикатор PL-1.1 осваивается на среднем уровне (С) с опорой на базовый уровень, достигнутый в первом семестре; PL-1.2, PL-1.3 и оба индикатора SS-2 — на базовом уровне (Б). Индикатор PL-1.4 (распределённые вычисления) не имеет базового уровня в КРМ и в дисциплину не включён.</w:t>
+        <w:t>Компетенция PL-1 взята из КРМ 3.0 (лист «Профессиональные»), SS-2 — из КРМ 3.0 (лист «Универсальные (надпрофессиональные)»). Индикатор PL-1.1 осваивается на среднем уровне (С) с опорой на базовый уровень, достигнутый в первом семестре; PL-1.2, PL-1.3 и оба индикатора SS-2 — на базовом уровне (Б). Индикатор PL-1.4 (распределённые вычисления) не имеет базового уровня в КРМ и в дисциплину не включён.</w:t>
       </w:r>
     </w:p>
     <w:tbl>
@@ -734,12 +604,6 @@
         <w:gridCol w:w="1300"/>
       </w:tblGrid>
       <w:tr>
-        <w:tblPrEx>
-          <w:tblCellMar>
-            <w:top w:w="0" w:type="dxa"/>
-            <w:bottom w:w="0" w:type="dxa"/>
-          </w:tblCellMar>
-        </w:tblPrEx>
         <w:trPr>
           <w:tblHeader/>
         </w:trPr>
@@ -853,12 +717,6 @@
         </w:tc>
       </w:tr>
       <w:tr>
-        <w:tblPrEx>
-          <w:tblCellMar>
-            <w:top w:w="0" w:type="dxa"/>
-            <w:bottom w:w="0" w:type="dxa"/>
-          </w:tblCellMar>
-        </w:tblPrEx>
         <w:tc>
           <w:tcPr>
             <w:tcW w:w="1300" w:type="dxa"/>
@@ -973,12 +831,6 @@
         </w:tc>
       </w:tr>
       <w:tr>
-        <w:tblPrEx>
-          <w:tblCellMar>
-            <w:top w:w="0" w:type="dxa"/>
-            <w:bottom w:w="0" w:type="dxa"/>
-          </w:tblCellMar>
-        </w:tblPrEx>
         <w:tc>
           <w:tcPr>
             <w:tcW w:w="1300" w:type="dxa"/>
@@ -1145,12 +997,6 @@
         <w:gridCol w:w="1014"/>
       </w:tblGrid>
       <w:tr>
-        <w:tblPrEx>
-          <w:tblCellMar>
-            <w:top w:w="0" w:type="dxa"/>
-            <w:bottom w:w="0" w:type="dxa"/>
-          </w:tblCellMar>
-        </w:tblPrEx>
         <w:trPr>
           <w:tblHeader/>
         </w:trPr>
@@ -1258,9 +1104,26 @@
                 <w:sz w:val="22"/>
                 <w:szCs w:val="22"/>
               </w:rPr>
-              <w:t xml:space="preserve">Объём, </w:t>
-            </w:r>
-            <w:proofErr w:type="spellStart"/>
+              <w:t>Объём, ак. ч.</w:t>
+            </w:r>
+          </w:p>
+        </w:tc>
+        <w:tc>
+          <w:tcPr>
+            <w:tcW w:w="1250" w:type="dxa"/>
+            <w:shd w:val="clear" w:color="auto" w:fill="E6E6E6"/>
+            <w:tcMar>
+              <w:top w:w="60" w:type="dxa"/>
+              <w:left w:w="80" w:type="dxa"/>
+              <w:bottom w:w="60" w:type="dxa"/>
+              <w:right w:w="80" w:type="dxa"/>
+            </w:tcMar>
+            <w:vAlign w:val="center"/>
+          </w:tcPr>
+          <w:p>
+            <w:pPr>
+              <w:jc w:val="center"/>
+            </w:pPr>
             <w:r>
               <w:rPr>
                 <w:b/>
@@ -1268,9 +1131,26 @@
                 <w:sz w:val="22"/>
                 <w:szCs w:val="22"/>
               </w:rPr>
-              <w:t>ак</w:t>
-            </w:r>
-            <w:proofErr w:type="spellEnd"/>
+              <w:t>Компетенция</w:t>
+            </w:r>
+          </w:p>
+        </w:tc>
+        <w:tc>
+          <w:tcPr>
+            <w:tcW w:w="1400" w:type="dxa"/>
+            <w:shd w:val="clear" w:color="auto" w:fill="E6E6E6"/>
+            <w:tcMar>
+              <w:top w:w="60" w:type="dxa"/>
+              <w:left w:w="80" w:type="dxa"/>
+              <w:bottom w:w="60" w:type="dxa"/>
+              <w:right w:w="80" w:type="dxa"/>
+            </w:tcMar>
+            <w:vAlign w:val="center"/>
+          </w:tcPr>
+          <w:p>
+            <w:pPr>
+              <w:jc w:val="center"/>
+            </w:pPr>
             <w:r>
               <w:rPr>
                 <w:b/>
@@ -1278,7 +1158,134 @@
                 <w:sz w:val="22"/>
                 <w:szCs w:val="22"/>
               </w:rPr>
-              <w:t>. ч.</w:t>
+              <w:t>Индикатор</w:t>
+            </w:r>
+          </w:p>
+        </w:tc>
+        <w:tc>
+          <w:tcPr>
+            <w:tcW w:w="900" w:type="dxa"/>
+            <w:shd w:val="clear" w:color="auto" w:fill="E6E6E6"/>
+            <w:tcMar>
+              <w:top w:w="60" w:type="dxa"/>
+              <w:left w:w="80" w:type="dxa"/>
+              <w:bottom w:w="60" w:type="dxa"/>
+              <w:right w:w="80" w:type="dxa"/>
+            </w:tcMar>
+            <w:vAlign w:val="center"/>
+          </w:tcPr>
+          <w:p>
+            <w:pPr>
+              <w:jc w:val="center"/>
+            </w:pPr>
+            <w:r>
+              <w:rPr>
+                <w:b/>
+                <w:bCs/>
+                <w:sz w:val="22"/>
+                <w:szCs w:val="22"/>
+              </w:rPr>
+              <w:t>Уровень</w:t>
+            </w:r>
+          </w:p>
+        </w:tc>
+      </w:tr>
+      <w:tr>
+        <w:tc>
+          <w:tcPr>
+            <w:tcW w:w="2900" w:type="dxa"/>
+            <w:shd w:val="clear" w:color="auto" w:fill="E6E6E6"/>
+            <w:tcMar>
+              <w:top w:w="60" w:type="dxa"/>
+              <w:left w:w="80" w:type="dxa"/>
+              <w:bottom w:w="60" w:type="dxa"/>
+              <w:right w:w="80" w:type="dxa"/>
+            </w:tcMar>
+            <w:vAlign w:val="center"/>
+          </w:tcPr>
+          <w:p>
+            <w:r>
+              <w:rPr>
+                <w:b/>
+                <w:bCs/>
+                <w:sz w:val="22"/>
+                <w:szCs w:val="22"/>
+              </w:rPr>
+              <w:t>Модуль 1. Жизненный цикл ПО и организация командной разработки</w:t>
+            </w:r>
+          </w:p>
+        </w:tc>
+        <w:tc>
+          <w:tcPr>
+            <w:tcW w:w="4900" w:type="dxa"/>
+            <w:shd w:val="clear" w:color="auto" w:fill="E6E6E6"/>
+            <w:tcMar>
+              <w:top w:w="60" w:type="dxa"/>
+              <w:left w:w="80" w:type="dxa"/>
+              <w:bottom w:w="60" w:type="dxa"/>
+              <w:right w:w="80" w:type="dxa"/>
+            </w:tcMar>
+            <w:vAlign w:val="center"/>
+          </w:tcPr>
+          <w:p>
+            <w:r>
+              <w:rPr>
+                <w:sz w:val="22"/>
+                <w:szCs w:val="22"/>
+              </w:rPr>
+              <w:t>Модели жизненного цикла ПО; гибкие методологии; формализация требований; постановка задач в команде, включая ИИ-агентов</w:t>
+            </w:r>
+          </w:p>
+        </w:tc>
+        <w:tc>
+          <w:tcPr>
+            <w:tcW w:w="1150" w:type="dxa"/>
+            <w:shd w:val="clear" w:color="auto" w:fill="E6E6E6"/>
+            <w:tcMar>
+              <w:top w:w="60" w:type="dxa"/>
+              <w:left w:w="80" w:type="dxa"/>
+              <w:bottom w:w="60" w:type="dxa"/>
+              <w:right w:w="80" w:type="dxa"/>
+            </w:tcMar>
+            <w:vAlign w:val="center"/>
+          </w:tcPr>
+          <w:p>
+            <w:pPr>
+              <w:jc w:val="center"/>
+            </w:pPr>
+            <w:r>
+              <w:rPr>
+                <w:sz w:val="22"/>
+                <w:szCs w:val="22"/>
+              </w:rPr>
+              <w:t>—</w:t>
+            </w:r>
+          </w:p>
+        </w:tc>
+        <w:tc>
+          <w:tcPr>
+            <w:tcW w:w="900" w:type="dxa"/>
+            <w:shd w:val="clear" w:color="auto" w:fill="E6E6E6"/>
+            <w:tcMar>
+              <w:top w:w="60" w:type="dxa"/>
+              <w:left w:w="80" w:type="dxa"/>
+              <w:bottom w:w="60" w:type="dxa"/>
+              <w:right w:w="80" w:type="dxa"/>
+            </w:tcMar>
+            <w:vAlign w:val="center"/>
+          </w:tcPr>
+          <w:p>
+            <w:pPr>
+              <w:jc w:val="center"/>
+            </w:pPr>
+            <w:r>
+              <w:rPr>
+                <w:b/>
+                <w:bCs/>
+                <w:sz w:val="22"/>
+                <w:szCs w:val="22"/>
+              </w:rPr>
+              <w:t>16</w:t>
             </w:r>
           </w:p>
         </w:tc>
@@ -1300,12 +1307,677 @@
             </w:pPr>
             <w:r>
               <w:rPr>
+                <w:sz w:val="22"/>
+                <w:szCs w:val="22"/>
+              </w:rPr>
+              <w:t>SS-2</w:t>
+            </w:r>
+          </w:p>
+        </w:tc>
+        <w:tc>
+          <w:tcPr>
+            <w:tcW w:w="1400" w:type="dxa"/>
+            <w:shd w:val="clear" w:color="auto" w:fill="E6E6E6"/>
+            <w:tcMar>
+              <w:top w:w="60" w:type="dxa"/>
+              <w:left w:w="80" w:type="dxa"/>
+              <w:bottom w:w="60" w:type="dxa"/>
+              <w:right w:w="80" w:type="dxa"/>
+            </w:tcMar>
+            <w:vAlign w:val="center"/>
+          </w:tcPr>
+          <w:p>
+            <w:pPr>
+              <w:jc w:val="center"/>
+            </w:pPr>
+            <w:r>
+              <w:rPr>
+                <w:sz w:val="22"/>
+                <w:szCs w:val="22"/>
+              </w:rPr>
+              <w:t>SS-2.1</w:t>
+            </w:r>
+          </w:p>
+        </w:tc>
+        <w:tc>
+          <w:tcPr>
+            <w:tcW w:w="900" w:type="dxa"/>
+            <w:shd w:val="clear" w:color="auto" w:fill="E6E6E6"/>
+            <w:tcMar>
+              <w:top w:w="60" w:type="dxa"/>
+              <w:left w:w="80" w:type="dxa"/>
+              <w:bottom w:w="60" w:type="dxa"/>
+              <w:right w:w="80" w:type="dxa"/>
+            </w:tcMar>
+            <w:vAlign w:val="center"/>
+          </w:tcPr>
+          <w:p>
+            <w:pPr>
+              <w:jc w:val="center"/>
+            </w:pPr>
+            <w:r>
+              <w:rPr>
+                <w:sz w:val="22"/>
+                <w:szCs w:val="22"/>
+              </w:rPr>
+              <w:t>Б</w:t>
+            </w:r>
+          </w:p>
+        </w:tc>
+      </w:tr>
+      <w:tr>
+        <w:tc>
+          <w:tcPr>
+            <w:tcW w:w="2900" w:type="dxa"/>
+            <w:tcMar>
+              <w:top w:w="60" w:type="dxa"/>
+              <w:left w:w="80" w:type="dxa"/>
+              <w:bottom w:w="60" w:type="dxa"/>
+              <w:right w:w="80" w:type="dxa"/>
+            </w:tcMar>
+            <w:vAlign w:val="center"/>
+          </w:tcPr>
+          <w:p>
+            <w:r>
+              <w:rPr>
+                <w:sz w:val="22"/>
+                <w:szCs w:val="22"/>
+              </w:rPr>
+              <w:t>Занятие 1.1. Жизненный цикл ПО и методологии разработки</w:t>
+            </w:r>
+          </w:p>
+        </w:tc>
+        <w:tc>
+          <w:tcPr>
+            <w:tcW w:w="4900" w:type="dxa"/>
+            <w:tcMar>
+              <w:top w:w="60" w:type="dxa"/>
+              <w:left w:w="80" w:type="dxa"/>
+              <w:bottom w:w="60" w:type="dxa"/>
+              <w:right w:w="80" w:type="dxa"/>
+            </w:tcMar>
+            <w:vAlign w:val="center"/>
+          </w:tcPr>
+          <w:p>
+            <w:r>
+              <w:rPr>
+                <w:sz w:val="22"/>
+                <w:szCs w:val="22"/>
+              </w:rPr>
+              <w:t>Каскадная и итеративные модели; Agile, Scrum, Kanban; роли в команде разработки</w:t>
+            </w:r>
+          </w:p>
+        </w:tc>
+        <w:tc>
+          <w:tcPr>
+            <w:tcW w:w="1150" w:type="dxa"/>
+            <w:tcMar>
+              <w:top w:w="60" w:type="dxa"/>
+              <w:left w:w="80" w:type="dxa"/>
+              <w:bottom w:w="60" w:type="dxa"/>
+              <w:right w:w="80" w:type="dxa"/>
+            </w:tcMar>
+            <w:vAlign w:val="center"/>
+          </w:tcPr>
+          <w:p>
+            <w:pPr>
+              <w:jc w:val="center"/>
+            </w:pPr>
+            <w:r>
+              <w:rPr>
+                <w:sz w:val="22"/>
+                <w:szCs w:val="22"/>
+              </w:rPr>
+              <w:t>Л</w:t>
+            </w:r>
+          </w:p>
+        </w:tc>
+        <w:tc>
+          <w:tcPr>
+            <w:tcW w:w="900" w:type="dxa"/>
+            <w:tcMar>
+              <w:top w:w="60" w:type="dxa"/>
+              <w:left w:w="80" w:type="dxa"/>
+              <w:bottom w:w="60" w:type="dxa"/>
+              <w:right w:w="80" w:type="dxa"/>
+            </w:tcMar>
+            <w:vAlign w:val="center"/>
+          </w:tcPr>
+          <w:p>
+            <w:pPr>
+              <w:jc w:val="center"/>
+            </w:pPr>
+            <w:r>
+              <w:rPr>
+                <w:sz w:val="22"/>
+                <w:szCs w:val="22"/>
+              </w:rPr>
+              <w:t>2</w:t>
+            </w:r>
+          </w:p>
+        </w:tc>
+        <w:tc>
+          <w:tcPr>
+            <w:tcW w:w="1250" w:type="dxa"/>
+            <w:tcMar>
+              <w:top w:w="60" w:type="dxa"/>
+              <w:left w:w="80" w:type="dxa"/>
+              <w:bottom w:w="60" w:type="dxa"/>
+              <w:right w:w="80" w:type="dxa"/>
+            </w:tcMar>
+            <w:vAlign w:val="center"/>
+          </w:tcPr>
+          <w:p>
+            <w:pPr>
+              <w:jc w:val="center"/>
+            </w:pPr>
+            <w:r>
+              <w:rPr>
+                <w:sz w:val="22"/>
+                <w:szCs w:val="22"/>
+              </w:rPr>
+              <w:t>SS-2</w:t>
+            </w:r>
+          </w:p>
+        </w:tc>
+        <w:tc>
+          <w:tcPr>
+            <w:tcW w:w="1400" w:type="dxa"/>
+            <w:tcMar>
+              <w:top w:w="60" w:type="dxa"/>
+              <w:left w:w="80" w:type="dxa"/>
+              <w:bottom w:w="60" w:type="dxa"/>
+              <w:right w:w="80" w:type="dxa"/>
+            </w:tcMar>
+            <w:vAlign w:val="center"/>
+          </w:tcPr>
+          <w:p>
+            <w:pPr>
+              <w:jc w:val="center"/>
+            </w:pPr>
+            <w:r>
+              <w:rPr>
+                <w:sz w:val="22"/>
+                <w:szCs w:val="22"/>
+              </w:rPr>
+              <w:t>SS-2.1</w:t>
+            </w:r>
+          </w:p>
+        </w:tc>
+        <w:tc>
+          <w:tcPr>
+            <w:tcW w:w="900" w:type="dxa"/>
+            <w:tcMar>
+              <w:top w:w="60" w:type="dxa"/>
+              <w:left w:w="80" w:type="dxa"/>
+              <w:bottom w:w="60" w:type="dxa"/>
+              <w:right w:w="80" w:type="dxa"/>
+            </w:tcMar>
+            <w:vAlign w:val="center"/>
+          </w:tcPr>
+          <w:p>
+            <w:pPr>
+              <w:jc w:val="center"/>
+            </w:pPr>
+            <w:r>
+              <w:rPr>
+                <w:sz w:val="22"/>
+                <w:szCs w:val="22"/>
+              </w:rPr>
+              <w:t>Б</w:t>
+            </w:r>
+          </w:p>
+        </w:tc>
+      </w:tr>
+      <w:tr>
+        <w:tc>
+          <w:tcPr>
+            <w:tcW w:w="2900" w:type="dxa"/>
+            <w:tcMar>
+              <w:top w:w="60" w:type="dxa"/>
+              <w:left w:w="80" w:type="dxa"/>
+              <w:bottom w:w="60" w:type="dxa"/>
+              <w:right w:w="80" w:type="dxa"/>
+            </w:tcMar>
+            <w:vAlign w:val="center"/>
+          </w:tcPr>
+          <w:p>
+            <w:r>
+              <w:rPr>
+                <w:sz w:val="22"/>
+                <w:szCs w:val="22"/>
+              </w:rPr>
+              <w:t>Занятие 1.2. Требования и постановка задач</w:t>
+            </w:r>
+          </w:p>
+        </w:tc>
+        <w:tc>
+          <w:tcPr>
+            <w:tcW w:w="4900" w:type="dxa"/>
+            <w:tcMar>
+              <w:top w:w="60" w:type="dxa"/>
+              <w:left w:w="80" w:type="dxa"/>
+              <w:bottom w:w="60" w:type="dxa"/>
+              <w:right w:w="80" w:type="dxa"/>
+            </w:tcMar>
+            <w:vAlign w:val="center"/>
+          </w:tcPr>
+          <w:p>
+            <w:r>
+              <w:rPr>
+                <w:sz w:val="22"/>
+                <w:szCs w:val="22"/>
+              </w:rPr>
+              <w:t>Формализация требований: цель, контекст, входы/выходы, критерии готовности (DoR/DoD); декомпозиция и оценка задач; постановка задач ИИ-агентам по шаблонам</w:t>
+            </w:r>
+          </w:p>
+        </w:tc>
+        <w:tc>
+          <w:tcPr>
+            <w:tcW w:w="1150" w:type="dxa"/>
+            <w:tcMar>
+              <w:top w:w="60" w:type="dxa"/>
+              <w:left w:w="80" w:type="dxa"/>
+              <w:bottom w:w="60" w:type="dxa"/>
+              <w:right w:w="80" w:type="dxa"/>
+            </w:tcMar>
+            <w:vAlign w:val="center"/>
+          </w:tcPr>
+          <w:p>
+            <w:pPr>
+              <w:jc w:val="center"/>
+            </w:pPr>
+            <w:r>
+              <w:rPr>
+                <w:sz w:val="22"/>
+                <w:szCs w:val="22"/>
+              </w:rPr>
+              <w:t>Л / ЛР</w:t>
+            </w:r>
+          </w:p>
+        </w:tc>
+        <w:tc>
+          <w:tcPr>
+            <w:tcW w:w="900" w:type="dxa"/>
+            <w:tcMar>
+              <w:top w:w="60" w:type="dxa"/>
+              <w:left w:w="80" w:type="dxa"/>
+              <w:bottom w:w="60" w:type="dxa"/>
+              <w:right w:w="80" w:type="dxa"/>
+            </w:tcMar>
+            <w:vAlign w:val="center"/>
+          </w:tcPr>
+          <w:p>
+            <w:pPr>
+              <w:jc w:val="center"/>
+            </w:pPr>
+            <w:r>
+              <w:rPr>
+                <w:sz w:val="22"/>
+                <w:szCs w:val="22"/>
+              </w:rPr>
+              <w:t>6</w:t>
+            </w:r>
+          </w:p>
+        </w:tc>
+        <w:tc>
+          <w:tcPr>
+            <w:tcW w:w="1250" w:type="dxa"/>
+            <w:tcMar>
+              <w:top w:w="60" w:type="dxa"/>
+              <w:left w:w="80" w:type="dxa"/>
+              <w:bottom w:w="60" w:type="dxa"/>
+              <w:right w:w="80" w:type="dxa"/>
+            </w:tcMar>
+            <w:vAlign w:val="center"/>
+          </w:tcPr>
+          <w:p>
+            <w:pPr>
+              <w:jc w:val="center"/>
+            </w:pPr>
+            <w:r>
+              <w:rPr>
+                <w:sz w:val="22"/>
+                <w:szCs w:val="22"/>
+              </w:rPr>
+              <w:t>SS-2</w:t>
+            </w:r>
+          </w:p>
+        </w:tc>
+        <w:tc>
+          <w:tcPr>
+            <w:tcW w:w="1400" w:type="dxa"/>
+            <w:tcMar>
+              <w:top w:w="60" w:type="dxa"/>
+              <w:left w:w="80" w:type="dxa"/>
+              <w:bottom w:w="60" w:type="dxa"/>
+              <w:right w:w="80" w:type="dxa"/>
+            </w:tcMar>
+            <w:vAlign w:val="center"/>
+          </w:tcPr>
+          <w:p>
+            <w:pPr>
+              <w:jc w:val="center"/>
+            </w:pPr>
+            <w:r>
+              <w:rPr>
+                <w:sz w:val="22"/>
+                <w:szCs w:val="22"/>
+              </w:rPr>
+              <w:t>SS-2.1</w:t>
+            </w:r>
+          </w:p>
+        </w:tc>
+        <w:tc>
+          <w:tcPr>
+            <w:tcW w:w="900" w:type="dxa"/>
+            <w:tcMar>
+              <w:top w:w="60" w:type="dxa"/>
+              <w:left w:w="80" w:type="dxa"/>
+              <w:bottom w:w="60" w:type="dxa"/>
+              <w:right w:w="80" w:type="dxa"/>
+            </w:tcMar>
+            <w:vAlign w:val="center"/>
+          </w:tcPr>
+          <w:p>
+            <w:pPr>
+              <w:jc w:val="center"/>
+            </w:pPr>
+            <w:r>
+              <w:rPr>
+                <w:sz w:val="22"/>
+                <w:szCs w:val="22"/>
+              </w:rPr>
+              <w:t>Б</w:t>
+            </w:r>
+          </w:p>
+        </w:tc>
+      </w:tr>
+      <w:tr>
+        <w:tc>
+          <w:tcPr>
+            <w:tcW w:w="2900" w:type="dxa"/>
+            <w:tcMar>
+              <w:top w:w="60" w:type="dxa"/>
+              <w:left w:w="80" w:type="dxa"/>
+              <w:bottom w:w="60" w:type="dxa"/>
+              <w:right w:w="80" w:type="dxa"/>
+            </w:tcMar>
+            <w:vAlign w:val="center"/>
+          </w:tcPr>
+          <w:p>
+            <w:r>
+              <w:rPr>
+                <w:sz w:val="22"/>
+                <w:szCs w:val="22"/>
+              </w:rPr>
+              <w:t>Самостоятельная работа по модулю 1</w:t>
+            </w:r>
+          </w:p>
+        </w:tc>
+        <w:tc>
+          <w:tcPr>
+            <w:tcW w:w="4900" w:type="dxa"/>
+            <w:tcMar>
+              <w:top w:w="60" w:type="dxa"/>
+              <w:left w:w="80" w:type="dxa"/>
+              <w:bottom w:w="60" w:type="dxa"/>
+              <w:right w:w="80" w:type="dxa"/>
+            </w:tcMar>
+            <w:vAlign w:val="center"/>
+          </w:tcPr>
+          <w:p>
+            <w:r>
+              <w:rPr>
+                <w:sz w:val="22"/>
+                <w:szCs w:val="22"/>
+              </w:rPr>
+              <w:t>Формирование команд (3–5 человек); выбор темы проекта; составление бэклога с DoD по каждой задаче</w:t>
+            </w:r>
+          </w:p>
+        </w:tc>
+        <w:tc>
+          <w:tcPr>
+            <w:tcW w:w="1150" w:type="dxa"/>
+            <w:tcMar>
+              <w:top w:w="60" w:type="dxa"/>
+              <w:left w:w="80" w:type="dxa"/>
+              <w:bottom w:w="60" w:type="dxa"/>
+              <w:right w:w="80" w:type="dxa"/>
+            </w:tcMar>
+            <w:vAlign w:val="center"/>
+          </w:tcPr>
+          <w:p>
+            <w:pPr>
+              <w:jc w:val="center"/>
+            </w:pPr>
+            <w:r>
+              <w:rPr>
+                <w:sz w:val="22"/>
+                <w:szCs w:val="22"/>
+              </w:rPr>
+              <w:t>СРС</w:t>
+            </w:r>
+          </w:p>
+        </w:tc>
+        <w:tc>
+          <w:tcPr>
+            <w:tcW w:w="900" w:type="dxa"/>
+            <w:tcMar>
+              <w:top w:w="60" w:type="dxa"/>
+              <w:left w:w="80" w:type="dxa"/>
+              <w:bottom w:w="60" w:type="dxa"/>
+              <w:right w:w="80" w:type="dxa"/>
+            </w:tcMar>
+            <w:vAlign w:val="center"/>
+          </w:tcPr>
+          <w:p>
+            <w:pPr>
+              <w:jc w:val="center"/>
+            </w:pPr>
+            <w:r>
+              <w:rPr>
+                <w:sz w:val="22"/>
+                <w:szCs w:val="22"/>
+              </w:rPr>
+              <w:t>8</w:t>
+            </w:r>
+          </w:p>
+        </w:tc>
+        <w:tc>
+          <w:tcPr>
+            <w:tcW w:w="1250" w:type="dxa"/>
+            <w:tcMar>
+              <w:top w:w="60" w:type="dxa"/>
+              <w:left w:w="80" w:type="dxa"/>
+              <w:bottom w:w="60" w:type="dxa"/>
+              <w:right w:w="80" w:type="dxa"/>
+            </w:tcMar>
+            <w:vAlign w:val="center"/>
+          </w:tcPr>
+          <w:p>
+            <w:pPr>
+              <w:jc w:val="center"/>
+            </w:pPr>
+            <w:r>
+              <w:rPr>
+                <w:sz w:val="22"/>
+                <w:szCs w:val="22"/>
+              </w:rPr>
+              <w:t>SS-2</w:t>
+            </w:r>
+          </w:p>
+        </w:tc>
+        <w:tc>
+          <w:tcPr>
+            <w:tcW w:w="1400" w:type="dxa"/>
+            <w:tcMar>
+              <w:top w:w="60" w:type="dxa"/>
+              <w:left w:w="80" w:type="dxa"/>
+              <w:bottom w:w="60" w:type="dxa"/>
+              <w:right w:w="80" w:type="dxa"/>
+            </w:tcMar>
+            <w:vAlign w:val="center"/>
+          </w:tcPr>
+          <w:p>
+            <w:pPr>
+              <w:jc w:val="center"/>
+            </w:pPr>
+            <w:r>
+              <w:rPr>
+                <w:sz w:val="22"/>
+                <w:szCs w:val="22"/>
+              </w:rPr>
+              <w:t>SS-2.1</w:t>
+            </w:r>
+          </w:p>
+        </w:tc>
+        <w:tc>
+          <w:tcPr>
+            <w:tcW w:w="900" w:type="dxa"/>
+            <w:tcMar>
+              <w:top w:w="60" w:type="dxa"/>
+              <w:left w:w="80" w:type="dxa"/>
+              <w:bottom w:w="60" w:type="dxa"/>
+              <w:right w:w="80" w:type="dxa"/>
+            </w:tcMar>
+            <w:vAlign w:val="center"/>
+          </w:tcPr>
+          <w:p>
+            <w:pPr>
+              <w:jc w:val="center"/>
+            </w:pPr>
+            <w:r>
+              <w:rPr>
+                <w:sz w:val="22"/>
+                <w:szCs w:val="22"/>
+              </w:rPr>
+              <w:t>Б</w:t>
+            </w:r>
+          </w:p>
+        </w:tc>
+      </w:tr>
+      <w:tr>
+        <w:tc>
+          <w:tcPr>
+            <w:tcW w:w="2900" w:type="dxa"/>
+            <w:shd w:val="clear" w:color="auto" w:fill="E6E6E6"/>
+            <w:tcMar>
+              <w:top w:w="60" w:type="dxa"/>
+              <w:left w:w="80" w:type="dxa"/>
+              <w:bottom w:w="60" w:type="dxa"/>
+              <w:right w:w="80" w:type="dxa"/>
+            </w:tcMar>
+            <w:vAlign w:val="center"/>
+          </w:tcPr>
+          <w:p>
+            <w:r>
+              <w:rPr>
                 <w:b/>
                 <w:bCs/>
                 <w:sz w:val="22"/>
                 <w:szCs w:val="22"/>
               </w:rPr>
-              <w:t>Компетенция</w:t>
+              <w:t>Модуль 2. Инструменты коллективной разработки</w:t>
+            </w:r>
+          </w:p>
+        </w:tc>
+        <w:tc>
+          <w:tcPr>
+            <w:tcW w:w="4900" w:type="dxa"/>
+            <w:shd w:val="clear" w:color="auto" w:fill="E6E6E6"/>
+            <w:tcMar>
+              <w:top w:w="60" w:type="dxa"/>
+              <w:left w:w="80" w:type="dxa"/>
+              <w:bottom w:w="60" w:type="dxa"/>
+              <w:right w:w="80" w:type="dxa"/>
+            </w:tcMar>
+            <w:vAlign w:val="center"/>
+          </w:tcPr>
+          <w:p>
+            <w:r>
+              <w:rPr>
+                <w:sz w:val="22"/>
+                <w:szCs w:val="22"/>
+              </w:rPr>
+              <w:t>Системы контроля версий; совместная работа с репозиторием; код-ревью; задачные трекеры; основы CI</w:t>
+            </w:r>
+          </w:p>
+        </w:tc>
+        <w:tc>
+          <w:tcPr>
+            <w:tcW w:w="1150" w:type="dxa"/>
+            <w:shd w:val="clear" w:color="auto" w:fill="E6E6E6"/>
+            <w:tcMar>
+              <w:top w:w="60" w:type="dxa"/>
+              <w:left w:w="80" w:type="dxa"/>
+              <w:bottom w:w="60" w:type="dxa"/>
+              <w:right w:w="80" w:type="dxa"/>
+            </w:tcMar>
+            <w:vAlign w:val="center"/>
+          </w:tcPr>
+          <w:p>
+            <w:pPr>
+              <w:jc w:val="center"/>
+            </w:pPr>
+            <w:r>
+              <w:rPr>
+                <w:sz w:val="22"/>
+                <w:szCs w:val="22"/>
+              </w:rPr>
+              <w:t>—</w:t>
+            </w:r>
+          </w:p>
+        </w:tc>
+        <w:tc>
+          <w:tcPr>
+            <w:tcW w:w="900" w:type="dxa"/>
+            <w:shd w:val="clear" w:color="auto" w:fill="E6E6E6"/>
+            <w:tcMar>
+              <w:top w:w="60" w:type="dxa"/>
+              <w:left w:w="80" w:type="dxa"/>
+              <w:bottom w:w="60" w:type="dxa"/>
+              <w:right w:w="80" w:type="dxa"/>
+            </w:tcMar>
+            <w:vAlign w:val="center"/>
+          </w:tcPr>
+          <w:p>
+            <w:pPr>
+              <w:jc w:val="center"/>
+            </w:pPr>
+            <w:r>
+              <w:rPr>
+                <w:b/>
+                <w:bCs/>
+                <w:sz w:val="22"/>
+                <w:szCs w:val="22"/>
+              </w:rPr>
+              <w:t>18</w:t>
+            </w:r>
+          </w:p>
+        </w:tc>
+        <w:tc>
+          <w:tcPr>
+            <w:tcW w:w="1250" w:type="dxa"/>
+            <w:shd w:val="clear" w:color="auto" w:fill="E6E6E6"/>
+            <w:tcMar>
+              <w:top w:w="60" w:type="dxa"/>
+              <w:left w:w="80" w:type="dxa"/>
+              <w:bottom w:w="60" w:type="dxa"/>
+              <w:right w:w="80" w:type="dxa"/>
+            </w:tcMar>
+            <w:vAlign w:val="center"/>
+          </w:tcPr>
+          <w:p>
+            <w:pPr>
+              <w:jc w:val="center"/>
+            </w:pPr>
+            <w:r>
+              <w:rPr>
+                <w:sz w:val="22"/>
+                <w:szCs w:val="22"/>
+              </w:rPr>
+              <w:t>PL-1, SS-2</w:t>
             </w:r>
           </w:p>
         </w:tc>
@@ -1327,12 +1999,601 @@
             </w:pPr>
             <w:r>
               <w:rPr>
+                <w:sz w:val="22"/>
+                <w:szCs w:val="22"/>
+              </w:rPr>
+              <w:t>PL-1.1, SS-2.1</w:t>
+            </w:r>
+          </w:p>
+        </w:tc>
+        <w:tc>
+          <w:tcPr>
+            <w:tcW w:w="900" w:type="dxa"/>
+            <w:shd w:val="clear" w:color="auto" w:fill="E6E6E6"/>
+            <w:tcMar>
+              <w:top w:w="60" w:type="dxa"/>
+              <w:left w:w="80" w:type="dxa"/>
+              <w:bottom w:w="60" w:type="dxa"/>
+              <w:right w:w="80" w:type="dxa"/>
+            </w:tcMar>
+            <w:vAlign w:val="center"/>
+          </w:tcPr>
+          <w:p>
+            <w:pPr>
+              <w:jc w:val="center"/>
+            </w:pPr>
+            <w:r>
+              <w:rPr>
+                <w:sz w:val="22"/>
+                <w:szCs w:val="22"/>
+              </w:rPr>
+              <w:t>Б</w:t>
+            </w:r>
+          </w:p>
+        </w:tc>
+      </w:tr>
+      <w:tr>
+        <w:tc>
+          <w:tcPr>
+            <w:tcW w:w="2900" w:type="dxa"/>
+            <w:tcMar>
+              <w:top w:w="60" w:type="dxa"/>
+              <w:left w:w="80" w:type="dxa"/>
+              <w:bottom w:w="60" w:type="dxa"/>
+              <w:right w:w="80" w:type="dxa"/>
+            </w:tcMar>
+            <w:vAlign w:val="center"/>
+          </w:tcPr>
+          <w:p>
+            <w:r>
+              <w:rPr>
+                <w:sz w:val="22"/>
+                <w:szCs w:val="22"/>
+              </w:rPr>
+              <w:t>Занятие 2.1. Git и совместная работа с репозиторием</w:t>
+            </w:r>
+          </w:p>
+        </w:tc>
+        <w:tc>
+          <w:tcPr>
+            <w:tcW w:w="4900" w:type="dxa"/>
+            <w:tcMar>
+              <w:top w:w="60" w:type="dxa"/>
+              <w:left w:w="80" w:type="dxa"/>
+              <w:bottom w:w="60" w:type="dxa"/>
+              <w:right w:w="80" w:type="dxa"/>
+            </w:tcMar>
+            <w:vAlign w:val="center"/>
+          </w:tcPr>
+          <w:p>
+            <w:r>
+              <w:rPr>
+                <w:sz w:val="22"/>
+                <w:szCs w:val="22"/>
+              </w:rPr>
+              <w:t>Ветвление, слияния, конфликты; модели GitHub Flow / Git Flow; pull request и код-ревью</w:t>
+            </w:r>
+          </w:p>
+        </w:tc>
+        <w:tc>
+          <w:tcPr>
+            <w:tcW w:w="1150" w:type="dxa"/>
+            <w:tcMar>
+              <w:top w:w="60" w:type="dxa"/>
+              <w:left w:w="80" w:type="dxa"/>
+              <w:bottom w:w="60" w:type="dxa"/>
+              <w:right w:w="80" w:type="dxa"/>
+            </w:tcMar>
+            <w:vAlign w:val="center"/>
+          </w:tcPr>
+          <w:p>
+            <w:pPr>
+              <w:jc w:val="center"/>
+            </w:pPr>
+            <w:r>
+              <w:rPr>
+                <w:sz w:val="22"/>
+                <w:szCs w:val="22"/>
+              </w:rPr>
+              <w:t>Л / ЛР</w:t>
+            </w:r>
+          </w:p>
+        </w:tc>
+        <w:tc>
+          <w:tcPr>
+            <w:tcW w:w="900" w:type="dxa"/>
+            <w:tcMar>
+              <w:top w:w="60" w:type="dxa"/>
+              <w:left w:w="80" w:type="dxa"/>
+              <w:bottom w:w="60" w:type="dxa"/>
+              <w:right w:w="80" w:type="dxa"/>
+            </w:tcMar>
+            <w:vAlign w:val="center"/>
+          </w:tcPr>
+          <w:p>
+            <w:pPr>
+              <w:jc w:val="center"/>
+            </w:pPr>
+            <w:r>
+              <w:rPr>
+                <w:sz w:val="22"/>
+                <w:szCs w:val="22"/>
+              </w:rPr>
+              <w:t>6</w:t>
+            </w:r>
+          </w:p>
+        </w:tc>
+        <w:tc>
+          <w:tcPr>
+            <w:tcW w:w="1250" w:type="dxa"/>
+            <w:tcMar>
+              <w:top w:w="60" w:type="dxa"/>
+              <w:left w:w="80" w:type="dxa"/>
+              <w:bottom w:w="60" w:type="dxa"/>
+              <w:right w:w="80" w:type="dxa"/>
+            </w:tcMar>
+            <w:vAlign w:val="center"/>
+          </w:tcPr>
+          <w:p>
+            <w:pPr>
+              <w:jc w:val="center"/>
+            </w:pPr>
+            <w:r>
+              <w:rPr>
+                <w:sz w:val="22"/>
+                <w:szCs w:val="22"/>
+              </w:rPr>
+              <w:t>PL-1</w:t>
+            </w:r>
+          </w:p>
+        </w:tc>
+        <w:tc>
+          <w:tcPr>
+            <w:tcW w:w="1400" w:type="dxa"/>
+            <w:tcMar>
+              <w:top w:w="60" w:type="dxa"/>
+              <w:left w:w="80" w:type="dxa"/>
+              <w:bottom w:w="60" w:type="dxa"/>
+              <w:right w:w="80" w:type="dxa"/>
+            </w:tcMar>
+            <w:vAlign w:val="center"/>
+          </w:tcPr>
+          <w:p>
+            <w:pPr>
+              <w:jc w:val="center"/>
+            </w:pPr>
+            <w:r>
+              <w:rPr>
+                <w:sz w:val="22"/>
+                <w:szCs w:val="22"/>
+              </w:rPr>
+              <w:t>PL-1.1</w:t>
+            </w:r>
+          </w:p>
+        </w:tc>
+        <w:tc>
+          <w:tcPr>
+            <w:tcW w:w="900" w:type="dxa"/>
+            <w:tcMar>
+              <w:top w:w="60" w:type="dxa"/>
+              <w:left w:w="80" w:type="dxa"/>
+              <w:bottom w:w="60" w:type="dxa"/>
+              <w:right w:w="80" w:type="dxa"/>
+            </w:tcMar>
+            <w:vAlign w:val="center"/>
+          </w:tcPr>
+          <w:p>
+            <w:pPr>
+              <w:jc w:val="center"/>
+            </w:pPr>
+            <w:r>
+              <w:rPr>
+                <w:sz w:val="22"/>
+                <w:szCs w:val="22"/>
+              </w:rPr>
+              <w:t>Б</w:t>
+            </w:r>
+          </w:p>
+        </w:tc>
+      </w:tr>
+      <w:tr>
+        <w:tc>
+          <w:tcPr>
+            <w:tcW w:w="2900" w:type="dxa"/>
+            <w:tcMar>
+              <w:top w:w="60" w:type="dxa"/>
+              <w:left w:w="80" w:type="dxa"/>
+              <w:bottom w:w="60" w:type="dxa"/>
+              <w:right w:w="80" w:type="dxa"/>
+            </w:tcMar>
+            <w:vAlign w:val="center"/>
+          </w:tcPr>
+          <w:p>
+            <w:r>
+              <w:rPr>
+                <w:sz w:val="22"/>
+                <w:szCs w:val="22"/>
+              </w:rPr>
+              <w:lastRenderedPageBreak/>
+              <w:t>Занятие 2.2. Трекинг задач и автоматизация проверок</w:t>
+            </w:r>
+          </w:p>
+        </w:tc>
+        <w:tc>
+          <w:tcPr>
+            <w:tcW w:w="4900" w:type="dxa"/>
+            <w:tcMar>
+              <w:top w:w="60" w:type="dxa"/>
+              <w:left w:w="80" w:type="dxa"/>
+              <w:bottom w:w="60" w:type="dxa"/>
+              <w:right w:w="80" w:type="dxa"/>
+            </w:tcMar>
+            <w:vAlign w:val="center"/>
+          </w:tcPr>
+          <w:p>
+            <w:r>
+              <w:rPr>
+                <w:sz w:val="22"/>
+                <w:szCs w:val="22"/>
+              </w:rPr>
+              <w:t>Задачные трекеры и связь с репозиторием; линтеры и форматирование; базовый CI-конвейер (запуск проверок при коммите)</w:t>
+            </w:r>
+          </w:p>
+        </w:tc>
+        <w:tc>
+          <w:tcPr>
+            <w:tcW w:w="1150" w:type="dxa"/>
+            <w:tcMar>
+              <w:top w:w="60" w:type="dxa"/>
+              <w:left w:w="80" w:type="dxa"/>
+              <w:bottom w:w="60" w:type="dxa"/>
+              <w:right w:w="80" w:type="dxa"/>
+            </w:tcMar>
+            <w:vAlign w:val="center"/>
+          </w:tcPr>
+          <w:p>
+            <w:pPr>
+              <w:jc w:val="center"/>
+            </w:pPr>
+            <w:r>
+              <w:rPr>
+                <w:sz w:val="22"/>
+                <w:szCs w:val="22"/>
+              </w:rPr>
+              <w:t>ЛР</w:t>
+            </w:r>
+          </w:p>
+        </w:tc>
+        <w:tc>
+          <w:tcPr>
+            <w:tcW w:w="900" w:type="dxa"/>
+            <w:tcMar>
+              <w:top w:w="60" w:type="dxa"/>
+              <w:left w:w="80" w:type="dxa"/>
+              <w:bottom w:w="60" w:type="dxa"/>
+              <w:right w:w="80" w:type="dxa"/>
+            </w:tcMar>
+            <w:vAlign w:val="center"/>
+          </w:tcPr>
+          <w:p>
+            <w:pPr>
+              <w:jc w:val="center"/>
+            </w:pPr>
+            <w:r>
+              <w:rPr>
+                <w:sz w:val="22"/>
+                <w:szCs w:val="22"/>
+              </w:rPr>
+              <w:t>4</w:t>
+            </w:r>
+          </w:p>
+        </w:tc>
+        <w:tc>
+          <w:tcPr>
+            <w:tcW w:w="1250" w:type="dxa"/>
+            <w:tcMar>
+              <w:top w:w="60" w:type="dxa"/>
+              <w:left w:w="80" w:type="dxa"/>
+              <w:bottom w:w="60" w:type="dxa"/>
+              <w:right w:w="80" w:type="dxa"/>
+            </w:tcMar>
+            <w:vAlign w:val="center"/>
+          </w:tcPr>
+          <w:p>
+            <w:pPr>
+              <w:jc w:val="center"/>
+            </w:pPr>
+            <w:r>
+              <w:rPr>
+                <w:sz w:val="22"/>
+                <w:szCs w:val="22"/>
+              </w:rPr>
+              <w:t>PL-1, SS-2</w:t>
+            </w:r>
+          </w:p>
+        </w:tc>
+        <w:tc>
+          <w:tcPr>
+            <w:tcW w:w="1400" w:type="dxa"/>
+            <w:tcMar>
+              <w:top w:w="60" w:type="dxa"/>
+              <w:left w:w="80" w:type="dxa"/>
+              <w:bottom w:w="60" w:type="dxa"/>
+              <w:right w:w="80" w:type="dxa"/>
+            </w:tcMar>
+            <w:vAlign w:val="center"/>
+          </w:tcPr>
+          <w:p>
+            <w:pPr>
+              <w:jc w:val="center"/>
+            </w:pPr>
+            <w:r>
+              <w:rPr>
+                <w:sz w:val="22"/>
+                <w:szCs w:val="22"/>
+              </w:rPr>
+              <w:t>PL-1.1, SS-2.1</w:t>
+            </w:r>
+          </w:p>
+        </w:tc>
+        <w:tc>
+          <w:tcPr>
+            <w:tcW w:w="900" w:type="dxa"/>
+            <w:tcMar>
+              <w:top w:w="60" w:type="dxa"/>
+              <w:left w:w="80" w:type="dxa"/>
+              <w:bottom w:w="60" w:type="dxa"/>
+              <w:right w:w="80" w:type="dxa"/>
+            </w:tcMar>
+            <w:vAlign w:val="center"/>
+          </w:tcPr>
+          <w:p>
+            <w:pPr>
+              <w:jc w:val="center"/>
+            </w:pPr>
+            <w:r>
+              <w:rPr>
+                <w:sz w:val="22"/>
+                <w:szCs w:val="22"/>
+              </w:rPr>
+              <w:t>Б</w:t>
+            </w:r>
+          </w:p>
+        </w:tc>
+      </w:tr>
+      <w:tr>
+        <w:tc>
+          <w:tcPr>
+            <w:tcW w:w="2900" w:type="dxa"/>
+            <w:tcMar>
+              <w:top w:w="60" w:type="dxa"/>
+              <w:left w:w="80" w:type="dxa"/>
+              <w:bottom w:w="60" w:type="dxa"/>
+              <w:right w:w="80" w:type="dxa"/>
+            </w:tcMar>
+            <w:vAlign w:val="center"/>
+          </w:tcPr>
+          <w:p>
+            <w:r>
+              <w:rPr>
+                <w:sz w:val="22"/>
+                <w:szCs w:val="22"/>
+              </w:rPr>
+              <w:t>Самостоятельная работа по модулю 2</w:t>
+            </w:r>
+          </w:p>
+        </w:tc>
+        <w:tc>
+          <w:tcPr>
+            <w:tcW w:w="4900" w:type="dxa"/>
+            <w:tcMar>
+              <w:top w:w="60" w:type="dxa"/>
+              <w:left w:w="80" w:type="dxa"/>
+              <w:bottom w:w="60" w:type="dxa"/>
+              <w:right w:w="80" w:type="dxa"/>
+            </w:tcMar>
+            <w:vAlign w:val="center"/>
+          </w:tcPr>
+          <w:p>
+            <w:r>
+              <w:rPr>
+                <w:sz w:val="22"/>
+                <w:szCs w:val="22"/>
+              </w:rPr>
+              <w:t>Настройка репозитория командного проекта: структура, правила ветвления, шаблон pull request, CI-проверки</w:t>
+            </w:r>
+          </w:p>
+        </w:tc>
+        <w:tc>
+          <w:tcPr>
+            <w:tcW w:w="1150" w:type="dxa"/>
+            <w:tcMar>
+              <w:top w:w="60" w:type="dxa"/>
+              <w:left w:w="80" w:type="dxa"/>
+              <w:bottom w:w="60" w:type="dxa"/>
+              <w:right w:w="80" w:type="dxa"/>
+            </w:tcMar>
+            <w:vAlign w:val="center"/>
+          </w:tcPr>
+          <w:p>
+            <w:pPr>
+              <w:jc w:val="center"/>
+            </w:pPr>
+            <w:r>
+              <w:rPr>
+                <w:sz w:val="22"/>
+                <w:szCs w:val="22"/>
+              </w:rPr>
+              <w:t>СРС</w:t>
+            </w:r>
+          </w:p>
+        </w:tc>
+        <w:tc>
+          <w:tcPr>
+            <w:tcW w:w="900" w:type="dxa"/>
+            <w:tcMar>
+              <w:top w:w="60" w:type="dxa"/>
+              <w:left w:w="80" w:type="dxa"/>
+              <w:bottom w:w="60" w:type="dxa"/>
+              <w:right w:w="80" w:type="dxa"/>
+            </w:tcMar>
+            <w:vAlign w:val="center"/>
+          </w:tcPr>
+          <w:p>
+            <w:pPr>
+              <w:jc w:val="center"/>
+            </w:pPr>
+            <w:r>
+              <w:rPr>
+                <w:sz w:val="22"/>
+                <w:szCs w:val="22"/>
+              </w:rPr>
+              <w:t>8</w:t>
+            </w:r>
+          </w:p>
+        </w:tc>
+        <w:tc>
+          <w:tcPr>
+            <w:tcW w:w="1250" w:type="dxa"/>
+            <w:tcMar>
+              <w:top w:w="60" w:type="dxa"/>
+              <w:left w:w="80" w:type="dxa"/>
+              <w:bottom w:w="60" w:type="dxa"/>
+              <w:right w:w="80" w:type="dxa"/>
+            </w:tcMar>
+            <w:vAlign w:val="center"/>
+          </w:tcPr>
+          <w:p>
+            <w:pPr>
+              <w:jc w:val="center"/>
+            </w:pPr>
+            <w:r>
+              <w:rPr>
+                <w:sz w:val="22"/>
+                <w:szCs w:val="22"/>
+              </w:rPr>
+              <w:t>PL-1, SS-2</w:t>
+            </w:r>
+          </w:p>
+        </w:tc>
+        <w:tc>
+          <w:tcPr>
+            <w:tcW w:w="1400" w:type="dxa"/>
+            <w:tcMar>
+              <w:top w:w="60" w:type="dxa"/>
+              <w:left w:w="80" w:type="dxa"/>
+              <w:bottom w:w="60" w:type="dxa"/>
+              <w:right w:w="80" w:type="dxa"/>
+            </w:tcMar>
+            <w:vAlign w:val="center"/>
+          </w:tcPr>
+          <w:p>
+            <w:pPr>
+              <w:jc w:val="center"/>
+            </w:pPr>
+            <w:r>
+              <w:rPr>
+                <w:sz w:val="22"/>
+                <w:szCs w:val="22"/>
+              </w:rPr>
+              <w:t>PL-1.1, SS-2.1</w:t>
+            </w:r>
+          </w:p>
+        </w:tc>
+        <w:tc>
+          <w:tcPr>
+            <w:tcW w:w="900" w:type="dxa"/>
+            <w:tcMar>
+              <w:top w:w="60" w:type="dxa"/>
+              <w:left w:w="80" w:type="dxa"/>
+              <w:bottom w:w="60" w:type="dxa"/>
+              <w:right w:w="80" w:type="dxa"/>
+            </w:tcMar>
+            <w:vAlign w:val="center"/>
+          </w:tcPr>
+          <w:p>
+            <w:pPr>
+              <w:jc w:val="center"/>
+            </w:pPr>
+            <w:r>
+              <w:rPr>
+                <w:sz w:val="22"/>
+                <w:szCs w:val="22"/>
+              </w:rPr>
+              <w:t>Б</w:t>
+            </w:r>
+          </w:p>
+        </w:tc>
+      </w:tr>
+      <w:tr>
+        <w:tc>
+          <w:tcPr>
+            <w:tcW w:w="2900" w:type="dxa"/>
+            <w:shd w:val="clear" w:color="auto" w:fill="E6E6E6"/>
+            <w:tcMar>
+              <w:top w:w="60" w:type="dxa"/>
+              <w:left w:w="80" w:type="dxa"/>
+              <w:bottom w:w="60" w:type="dxa"/>
+              <w:right w:w="80" w:type="dxa"/>
+            </w:tcMar>
+            <w:vAlign w:val="center"/>
+          </w:tcPr>
+          <w:p>
+            <w:r>
+              <w:rPr>
                 <w:b/>
                 <w:bCs/>
                 <w:sz w:val="22"/>
                 <w:szCs w:val="22"/>
               </w:rPr>
-              <w:t>Индикатор</w:t>
+              <w:t>Модуль 3. Проектирование и серверная разработка на Python</w:t>
+            </w:r>
+          </w:p>
+        </w:tc>
+        <w:tc>
+          <w:tcPr>
+            <w:tcW w:w="4900" w:type="dxa"/>
+            <w:shd w:val="clear" w:color="auto" w:fill="E6E6E6"/>
+            <w:tcMar>
+              <w:top w:w="60" w:type="dxa"/>
+              <w:left w:w="80" w:type="dxa"/>
+              <w:bottom w:w="60" w:type="dxa"/>
+              <w:right w:w="80" w:type="dxa"/>
+            </w:tcMar>
+            <w:vAlign w:val="center"/>
+          </w:tcPr>
+          <w:p>
+            <w:r>
+              <w:rPr>
+                <w:sz w:val="22"/>
+                <w:szCs w:val="22"/>
+              </w:rPr>
+              <w:t>Архитектура приложения; серверное программирование; интерфейсы REST; работа с базой данных; многопоточность</w:t>
+            </w:r>
+          </w:p>
+        </w:tc>
+        <w:tc>
+          <w:tcPr>
+            <w:tcW w:w="1150" w:type="dxa"/>
+            <w:shd w:val="clear" w:color="auto" w:fill="E6E6E6"/>
+            <w:tcMar>
+              <w:top w:w="60" w:type="dxa"/>
+              <w:left w:w="80" w:type="dxa"/>
+              <w:bottom w:w="60" w:type="dxa"/>
+              <w:right w:w="80" w:type="dxa"/>
+            </w:tcMar>
+            <w:vAlign w:val="center"/>
+          </w:tcPr>
+          <w:p>
+            <w:pPr>
+              <w:jc w:val="center"/>
+            </w:pPr>
+            <w:r>
+              <w:rPr>
+                <w:sz w:val="22"/>
+                <w:szCs w:val="22"/>
+              </w:rPr>
+              <w:t>—</w:t>
             </w:r>
           </w:p>
         </w:tc>
@@ -1359,18 +2620,743 @@
                 <w:sz w:val="22"/>
                 <w:szCs w:val="22"/>
               </w:rPr>
-              <w:t>Уровень</w:t>
+              <w:t>28</w:t>
+            </w:r>
+          </w:p>
+        </w:tc>
+        <w:tc>
+          <w:tcPr>
+            <w:tcW w:w="1250" w:type="dxa"/>
+            <w:shd w:val="clear" w:color="auto" w:fill="E6E6E6"/>
+            <w:tcMar>
+              <w:top w:w="60" w:type="dxa"/>
+              <w:left w:w="80" w:type="dxa"/>
+              <w:bottom w:w="60" w:type="dxa"/>
+              <w:right w:w="80" w:type="dxa"/>
+            </w:tcMar>
+            <w:vAlign w:val="center"/>
+          </w:tcPr>
+          <w:p>
+            <w:pPr>
+              <w:jc w:val="center"/>
+            </w:pPr>
+            <w:r>
+              <w:rPr>
+                <w:sz w:val="22"/>
+                <w:szCs w:val="22"/>
+              </w:rPr>
+              <w:t>PL-1</w:t>
+            </w:r>
+          </w:p>
+        </w:tc>
+        <w:tc>
+          <w:tcPr>
+            <w:tcW w:w="1400" w:type="dxa"/>
+            <w:shd w:val="clear" w:color="auto" w:fill="E6E6E6"/>
+            <w:tcMar>
+              <w:top w:w="60" w:type="dxa"/>
+              <w:left w:w="80" w:type="dxa"/>
+              <w:bottom w:w="60" w:type="dxa"/>
+              <w:right w:w="80" w:type="dxa"/>
+            </w:tcMar>
+            <w:vAlign w:val="center"/>
+          </w:tcPr>
+          <w:p>
+            <w:pPr>
+              <w:jc w:val="center"/>
+            </w:pPr>
+            <w:r>
+              <w:rPr>
+                <w:sz w:val="22"/>
+                <w:szCs w:val="22"/>
+              </w:rPr>
+              <w:t>PL-1.1</w:t>
+            </w:r>
+          </w:p>
+        </w:tc>
+        <w:tc>
+          <w:tcPr>
+            <w:tcW w:w="900" w:type="dxa"/>
+            <w:shd w:val="clear" w:color="auto" w:fill="E6E6E6"/>
+            <w:tcMar>
+              <w:top w:w="60" w:type="dxa"/>
+              <w:left w:w="80" w:type="dxa"/>
+              <w:bottom w:w="60" w:type="dxa"/>
+              <w:right w:w="80" w:type="dxa"/>
+            </w:tcMar>
+            <w:vAlign w:val="center"/>
+          </w:tcPr>
+          <w:p>
+            <w:pPr>
+              <w:jc w:val="center"/>
+            </w:pPr>
+            <w:r>
+              <w:rPr>
+                <w:sz w:val="22"/>
+                <w:szCs w:val="22"/>
+              </w:rPr>
+              <w:t>С</w:t>
             </w:r>
           </w:p>
         </w:tc>
       </w:tr>
       <w:tr>
-        <w:tblPrEx>
-          <w:tblCellMar>
-            <w:top w:w="0" w:type="dxa"/>
-            <w:bottom w:w="0" w:type="dxa"/>
-          </w:tblCellMar>
-        </w:tblPrEx>
+        <w:tc>
+          <w:tcPr>
+            <w:tcW w:w="2900" w:type="dxa"/>
+            <w:tcMar>
+              <w:top w:w="60" w:type="dxa"/>
+              <w:left w:w="80" w:type="dxa"/>
+              <w:bottom w:w="60" w:type="dxa"/>
+              <w:right w:w="80" w:type="dxa"/>
+            </w:tcMar>
+            <w:vAlign w:val="center"/>
+          </w:tcPr>
+          <w:p>
+            <w:r>
+              <w:rPr>
+                <w:sz w:val="22"/>
+                <w:szCs w:val="22"/>
+              </w:rPr>
+              <w:t>Занятие 3.1. Архитектура приложения и организация кода</w:t>
+            </w:r>
+          </w:p>
+        </w:tc>
+        <w:tc>
+          <w:tcPr>
+            <w:tcW w:w="4900" w:type="dxa"/>
+            <w:tcMar>
+              <w:top w:w="60" w:type="dxa"/>
+              <w:left w:w="80" w:type="dxa"/>
+              <w:bottom w:w="60" w:type="dxa"/>
+              <w:right w:w="80" w:type="dxa"/>
+            </w:tcMar>
+            <w:vAlign w:val="center"/>
+          </w:tcPr>
+          <w:p>
+            <w:r>
+              <w:rPr>
+                <w:sz w:val="22"/>
+                <w:szCs w:val="22"/>
+              </w:rPr>
+              <w:t>Слои приложения; пакеты и модули; управление зависимостями; виртуальные окружения</w:t>
+            </w:r>
+          </w:p>
+        </w:tc>
+        <w:tc>
+          <w:tcPr>
+            <w:tcW w:w="1150" w:type="dxa"/>
+            <w:tcMar>
+              <w:top w:w="60" w:type="dxa"/>
+              <w:left w:w="80" w:type="dxa"/>
+              <w:bottom w:w="60" w:type="dxa"/>
+              <w:right w:w="80" w:type="dxa"/>
+            </w:tcMar>
+            <w:vAlign w:val="center"/>
+          </w:tcPr>
+          <w:p>
+            <w:pPr>
+              <w:jc w:val="center"/>
+            </w:pPr>
+            <w:r>
+              <w:rPr>
+                <w:sz w:val="22"/>
+                <w:szCs w:val="22"/>
+              </w:rPr>
+              <w:t>Л / ЛР</w:t>
+            </w:r>
+          </w:p>
+        </w:tc>
+        <w:tc>
+          <w:tcPr>
+            <w:tcW w:w="900" w:type="dxa"/>
+            <w:tcMar>
+              <w:top w:w="60" w:type="dxa"/>
+              <w:left w:w="80" w:type="dxa"/>
+              <w:bottom w:w="60" w:type="dxa"/>
+              <w:right w:w="80" w:type="dxa"/>
+            </w:tcMar>
+            <w:vAlign w:val="center"/>
+          </w:tcPr>
+          <w:p>
+            <w:pPr>
+              <w:jc w:val="center"/>
+            </w:pPr>
+            <w:r>
+              <w:rPr>
+                <w:sz w:val="22"/>
+                <w:szCs w:val="22"/>
+              </w:rPr>
+              <w:t>4</w:t>
+            </w:r>
+          </w:p>
+        </w:tc>
+        <w:tc>
+          <w:tcPr>
+            <w:tcW w:w="1250" w:type="dxa"/>
+            <w:tcMar>
+              <w:top w:w="60" w:type="dxa"/>
+              <w:left w:w="80" w:type="dxa"/>
+              <w:bottom w:w="60" w:type="dxa"/>
+              <w:right w:w="80" w:type="dxa"/>
+            </w:tcMar>
+            <w:vAlign w:val="center"/>
+          </w:tcPr>
+          <w:p>
+            <w:pPr>
+              <w:jc w:val="center"/>
+            </w:pPr>
+            <w:r>
+              <w:rPr>
+                <w:sz w:val="22"/>
+                <w:szCs w:val="22"/>
+              </w:rPr>
+              <w:t>PL-1</w:t>
+            </w:r>
+          </w:p>
+        </w:tc>
+        <w:tc>
+          <w:tcPr>
+            <w:tcW w:w="1400" w:type="dxa"/>
+            <w:tcMar>
+              <w:top w:w="60" w:type="dxa"/>
+              <w:left w:w="80" w:type="dxa"/>
+              <w:bottom w:w="60" w:type="dxa"/>
+              <w:right w:w="80" w:type="dxa"/>
+            </w:tcMar>
+            <w:vAlign w:val="center"/>
+          </w:tcPr>
+          <w:p>
+            <w:pPr>
+              <w:jc w:val="center"/>
+            </w:pPr>
+            <w:r>
+              <w:rPr>
+                <w:sz w:val="22"/>
+                <w:szCs w:val="22"/>
+              </w:rPr>
+              <w:t>PL-1.1</w:t>
+            </w:r>
+          </w:p>
+        </w:tc>
+        <w:tc>
+          <w:tcPr>
+            <w:tcW w:w="900" w:type="dxa"/>
+            <w:tcMar>
+              <w:top w:w="60" w:type="dxa"/>
+              <w:left w:w="80" w:type="dxa"/>
+              <w:bottom w:w="60" w:type="dxa"/>
+              <w:right w:w="80" w:type="dxa"/>
+            </w:tcMar>
+            <w:vAlign w:val="center"/>
+          </w:tcPr>
+          <w:p>
+            <w:pPr>
+              <w:jc w:val="center"/>
+            </w:pPr>
+            <w:r>
+              <w:rPr>
+                <w:sz w:val="22"/>
+                <w:szCs w:val="22"/>
+              </w:rPr>
+              <w:t>С</w:t>
+            </w:r>
+          </w:p>
+        </w:tc>
+      </w:tr>
+      <w:tr>
+        <w:tc>
+          <w:tcPr>
+            <w:tcW w:w="2900" w:type="dxa"/>
+            <w:tcMar>
+              <w:top w:w="60" w:type="dxa"/>
+              <w:left w:w="80" w:type="dxa"/>
+              <w:bottom w:w="60" w:type="dxa"/>
+              <w:right w:w="80" w:type="dxa"/>
+            </w:tcMar>
+            <w:vAlign w:val="center"/>
+          </w:tcPr>
+          <w:p>
+            <w:r>
+              <w:rPr>
+                <w:sz w:val="22"/>
+                <w:szCs w:val="22"/>
+              </w:rPr>
+              <w:t>Занятие 3.2. Серверное программирование</w:t>
+            </w:r>
+          </w:p>
+        </w:tc>
+        <w:tc>
+          <w:tcPr>
+            <w:tcW w:w="4900" w:type="dxa"/>
+            <w:tcMar>
+              <w:top w:w="60" w:type="dxa"/>
+              <w:left w:w="80" w:type="dxa"/>
+              <w:bottom w:w="60" w:type="dxa"/>
+              <w:right w:w="80" w:type="dxa"/>
+            </w:tcMar>
+            <w:vAlign w:val="center"/>
+          </w:tcPr>
+          <w:p>
+            <w:r>
+              <w:rPr>
+                <w:sz w:val="22"/>
+                <w:szCs w:val="22"/>
+              </w:rPr>
+              <w:t>Веб-фреймворки (FastAPI / Flask / Django REST Framework); проектирование REST API; валидация данных</w:t>
+            </w:r>
+          </w:p>
+        </w:tc>
+        <w:tc>
+          <w:tcPr>
+            <w:tcW w:w="1150" w:type="dxa"/>
+            <w:tcMar>
+              <w:top w:w="60" w:type="dxa"/>
+              <w:left w:w="80" w:type="dxa"/>
+              <w:bottom w:w="60" w:type="dxa"/>
+              <w:right w:w="80" w:type="dxa"/>
+            </w:tcMar>
+            <w:vAlign w:val="center"/>
+          </w:tcPr>
+          <w:p>
+            <w:pPr>
+              <w:jc w:val="center"/>
+            </w:pPr>
+            <w:r>
+              <w:rPr>
+                <w:sz w:val="22"/>
+                <w:szCs w:val="22"/>
+              </w:rPr>
+              <w:t>Л / ЛР</w:t>
+            </w:r>
+          </w:p>
+        </w:tc>
+        <w:tc>
+          <w:tcPr>
+            <w:tcW w:w="900" w:type="dxa"/>
+            <w:tcMar>
+              <w:top w:w="60" w:type="dxa"/>
+              <w:left w:w="80" w:type="dxa"/>
+              <w:bottom w:w="60" w:type="dxa"/>
+              <w:right w:w="80" w:type="dxa"/>
+            </w:tcMar>
+            <w:vAlign w:val="center"/>
+          </w:tcPr>
+          <w:p>
+            <w:pPr>
+              <w:jc w:val="center"/>
+            </w:pPr>
+            <w:r>
+              <w:rPr>
+                <w:sz w:val="22"/>
+                <w:szCs w:val="22"/>
+              </w:rPr>
+              <w:t>8</w:t>
+            </w:r>
+          </w:p>
+        </w:tc>
+        <w:tc>
+          <w:tcPr>
+            <w:tcW w:w="1250" w:type="dxa"/>
+            <w:tcMar>
+              <w:top w:w="60" w:type="dxa"/>
+              <w:left w:w="80" w:type="dxa"/>
+              <w:bottom w:w="60" w:type="dxa"/>
+              <w:right w:w="80" w:type="dxa"/>
+            </w:tcMar>
+            <w:vAlign w:val="center"/>
+          </w:tcPr>
+          <w:p>
+            <w:pPr>
+              <w:jc w:val="center"/>
+            </w:pPr>
+            <w:r>
+              <w:rPr>
+                <w:sz w:val="22"/>
+                <w:szCs w:val="22"/>
+              </w:rPr>
+              <w:t>PL-1</w:t>
+            </w:r>
+          </w:p>
+        </w:tc>
+        <w:tc>
+          <w:tcPr>
+            <w:tcW w:w="1400" w:type="dxa"/>
+            <w:tcMar>
+              <w:top w:w="60" w:type="dxa"/>
+              <w:left w:w="80" w:type="dxa"/>
+              <w:bottom w:w="60" w:type="dxa"/>
+              <w:right w:w="80" w:type="dxa"/>
+            </w:tcMar>
+            <w:vAlign w:val="center"/>
+          </w:tcPr>
+          <w:p>
+            <w:pPr>
+              <w:jc w:val="center"/>
+            </w:pPr>
+            <w:r>
+              <w:rPr>
+                <w:sz w:val="22"/>
+                <w:szCs w:val="22"/>
+              </w:rPr>
+              <w:t>PL-1.1</w:t>
+            </w:r>
+          </w:p>
+        </w:tc>
+        <w:tc>
+          <w:tcPr>
+            <w:tcW w:w="900" w:type="dxa"/>
+            <w:tcMar>
+              <w:top w:w="60" w:type="dxa"/>
+              <w:left w:w="80" w:type="dxa"/>
+              <w:bottom w:w="60" w:type="dxa"/>
+              <w:right w:w="80" w:type="dxa"/>
+            </w:tcMar>
+            <w:vAlign w:val="center"/>
+          </w:tcPr>
+          <w:p>
+            <w:pPr>
+              <w:jc w:val="center"/>
+            </w:pPr>
+            <w:r>
+              <w:rPr>
+                <w:sz w:val="22"/>
+                <w:szCs w:val="22"/>
+              </w:rPr>
+              <w:t>С</w:t>
+            </w:r>
+          </w:p>
+        </w:tc>
+      </w:tr>
+      <w:tr>
+        <w:tc>
+          <w:tcPr>
+            <w:tcW w:w="2900" w:type="dxa"/>
+            <w:tcMar>
+              <w:top w:w="60" w:type="dxa"/>
+              <w:left w:w="80" w:type="dxa"/>
+              <w:bottom w:w="60" w:type="dxa"/>
+              <w:right w:w="80" w:type="dxa"/>
+            </w:tcMar>
+            <w:vAlign w:val="center"/>
+          </w:tcPr>
+          <w:p>
+            <w:r>
+              <w:rPr>
+                <w:sz w:val="22"/>
+                <w:szCs w:val="22"/>
+              </w:rPr>
+              <w:t>Занятие 3.3. Работа с данными и параллельность</w:t>
+            </w:r>
+          </w:p>
+        </w:tc>
+        <w:tc>
+          <w:tcPr>
+            <w:tcW w:w="4900" w:type="dxa"/>
+            <w:tcMar>
+              <w:top w:w="60" w:type="dxa"/>
+              <w:left w:w="80" w:type="dxa"/>
+              <w:bottom w:w="60" w:type="dxa"/>
+              <w:right w:w="80" w:type="dxa"/>
+            </w:tcMar>
+            <w:vAlign w:val="center"/>
+          </w:tcPr>
+          <w:p>
+            <w:r>
+              <w:rPr>
+                <w:sz w:val="22"/>
+                <w:szCs w:val="22"/>
+              </w:rPr>
+              <w:t>Подключение к СУБД из приложения; конкурентный доступ; модуль threading; типовые ошибки многопоточности</w:t>
+            </w:r>
+          </w:p>
+        </w:tc>
+        <w:tc>
+          <w:tcPr>
+            <w:tcW w:w="1150" w:type="dxa"/>
+            <w:tcMar>
+              <w:top w:w="60" w:type="dxa"/>
+              <w:left w:w="80" w:type="dxa"/>
+              <w:bottom w:w="60" w:type="dxa"/>
+              <w:right w:w="80" w:type="dxa"/>
+            </w:tcMar>
+            <w:vAlign w:val="center"/>
+          </w:tcPr>
+          <w:p>
+            <w:pPr>
+              <w:jc w:val="center"/>
+            </w:pPr>
+            <w:r>
+              <w:rPr>
+                <w:sz w:val="22"/>
+                <w:szCs w:val="22"/>
+              </w:rPr>
+              <w:t>Л / ЛР</w:t>
+            </w:r>
+          </w:p>
+        </w:tc>
+        <w:tc>
+          <w:tcPr>
+            <w:tcW w:w="900" w:type="dxa"/>
+            <w:tcMar>
+              <w:top w:w="60" w:type="dxa"/>
+              <w:left w:w="80" w:type="dxa"/>
+              <w:bottom w:w="60" w:type="dxa"/>
+              <w:right w:w="80" w:type="dxa"/>
+            </w:tcMar>
+            <w:vAlign w:val="center"/>
+          </w:tcPr>
+          <w:p>
+            <w:pPr>
+              <w:jc w:val="center"/>
+            </w:pPr>
+            <w:r>
+              <w:rPr>
+                <w:sz w:val="22"/>
+                <w:szCs w:val="22"/>
+              </w:rPr>
+              <w:t>4</w:t>
+            </w:r>
+          </w:p>
+        </w:tc>
+        <w:tc>
+          <w:tcPr>
+            <w:tcW w:w="1250" w:type="dxa"/>
+            <w:tcMar>
+              <w:top w:w="60" w:type="dxa"/>
+              <w:left w:w="80" w:type="dxa"/>
+              <w:bottom w:w="60" w:type="dxa"/>
+              <w:right w:w="80" w:type="dxa"/>
+            </w:tcMar>
+            <w:vAlign w:val="center"/>
+          </w:tcPr>
+          <w:p>
+            <w:pPr>
+              <w:jc w:val="center"/>
+            </w:pPr>
+            <w:r>
+              <w:rPr>
+                <w:sz w:val="22"/>
+                <w:szCs w:val="22"/>
+              </w:rPr>
+              <w:t>PL-1</w:t>
+            </w:r>
+          </w:p>
+        </w:tc>
+        <w:tc>
+          <w:tcPr>
+            <w:tcW w:w="1400" w:type="dxa"/>
+            <w:tcMar>
+              <w:top w:w="60" w:type="dxa"/>
+              <w:left w:w="80" w:type="dxa"/>
+              <w:bottom w:w="60" w:type="dxa"/>
+              <w:right w:w="80" w:type="dxa"/>
+            </w:tcMar>
+            <w:vAlign w:val="center"/>
+          </w:tcPr>
+          <w:p>
+            <w:pPr>
+              <w:jc w:val="center"/>
+            </w:pPr>
+            <w:r>
+              <w:rPr>
+                <w:sz w:val="22"/>
+                <w:szCs w:val="22"/>
+              </w:rPr>
+              <w:t>PL-1.1</w:t>
+            </w:r>
+          </w:p>
+        </w:tc>
+        <w:tc>
+          <w:tcPr>
+            <w:tcW w:w="900" w:type="dxa"/>
+            <w:tcMar>
+              <w:top w:w="60" w:type="dxa"/>
+              <w:left w:w="80" w:type="dxa"/>
+              <w:bottom w:w="60" w:type="dxa"/>
+              <w:right w:w="80" w:type="dxa"/>
+            </w:tcMar>
+            <w:vAlign w:val="center"/>
+          </w:tcPr>
+          <w:p>
+            <w:pPr>
+              <w:jc w:val="center"/>
+            </w:pPr>
+            <w:r>
+              <w:rPr>
+                <w:sz w:val="22"/>
+                <w:szCs w:val="22"/>
+              </w:rPr>
+              <w:t>С</w:t>
+            </w:r>
+          </w:p>
+        </w:tc>
+      </w:tr>
+      <w:tr>
+        <w:tc>
+          <w:tcPr>
+            <w:tcW w:w="2900" w:type="dxa"/>
+            <w:tcMar>
+              <w:top w:w="60" w:type="dxa"/>
+              <w:left w:w="80" w:type="dxa"/>
+              <w:bottom w:w="60" w:type="dxa"/>
+              <w:right w:w="80" w:type="dxa"/>
+            </w:tcMar>
+            <w:vAlign w:val="center"/>
+          </w:tcPr>
+          <w:p>
+            <w:r>
+              <w:rPr>
+                <w:sz w:val="22"/>
+                <w:szCs w:val="22"/>
+              </w:rPr>
+              <w:t>Самостоятельная работа по модулю 3</w:t>
+            </w:r>
+          </w:p>
+        </w:tc>
+        <w:tc>
+          <w:tcPr>
+            <w:tcW w:w="4900" w:type="dxa"/>
+            <w:tcMar>
+              <w:top w:w="60" w:type="dxa"/>
+              <w:left w:w="80" w:type="dxa"/>
+              <w:bottom w:w="60" w:type="dxa"/>
+              <w:right w:w="80" w:type="dxa"/>
+            </w:tcMar>
+            <w:vAlign w:val="center"/>
+          </w:tcPr>
+          <w:p>
+            <w:r>
+              <w:rPr>
+                <w:sz w:val="22"/>
+                <w:szCs w:val="22"/>
+              </w:rPr>
+              <w:t>Реализация серверной части командного проекта (спринт 1): API, модели данных, подключение хранилища</w:t>
+            </w:r>
+          </w:p>
+        </w:tc>
+        <w:tc>
+          <w:tcPr>
+            <w:tcW w:w="1150" w:type="dxa"/>
+            <w:tcMar>
+              <w:top w:w="60" w:type="dxa"/>
+              <w:left w:w="80" w:type="dxa"/>
+              <w:bottom w:w="60" w:type="dxa"/>
+              <w:right w:w="80" w:type="dxa"/>
+            </w:tcMar>
+            <w:vAlign w:val="center"/>
+          </w:tcPr>
+          <w:p>
+            <w:pPr>
+              <w:jc w:val="center"/>
+            </w:pPr>
+            <w:r>
+              <w:rPr>
+                <w:sz w:val="22"/>
+                <w:szCs w:val="22"/>
+              </w:rPr>
+              <w:t>СРС</w:t>
+            </w:r>
+          </w:p>
+        </w:tc>
+        <w:tc>
+          <w:tcPr>
+            <w:tcW w:w="900" w:type="dxa"/>
+            <w:tcMar>
+              <w:top w:w="60" w:type="dxa"/>
+              <w:left w:w="80" w:type="dxa"/>
+              <w:bottom w:w="60" w:type="dxa"/>
+              <w:right w:w="80" w:type="dxa"/>
+            </w:tcMar>
+            <w:vAlign w:val="center"/>
+          </w:tcPr>
+          <w:p>
+            <w:pPr>
+              <w:jc w:val="center"/>
+            </w:pPr>
+            <w:r>
+              <w:rPr>
+                <w:sz w:val="22"/>
+                <w:szCs w:val="22"/>
+              </w:rPr>
+              <w:t>12</w:t>
+            </w:r>
+          </w:p>
+        </w:tc>
+        <w:tc>
+          <w:tcPr>
+            <w:tcW w:w="1250" w:type="dxa"/>
+            <w:tcMar>
+              <w:top w:w="60" w:type="dxa"/>
+              <w:left w:w="80" w:type="dxa"/>
+              <w:bottom w:w="60" w:type="dxa"/>
+              <w:right w:w="80" w:type="dxa"/>
+            </w:tcMar>
+            <w:vAlign w:val="center"/>
+          </w:tcPr>
+          <w:p>
+            <w:pPr>
+              <w:jc w:val="center"/>
+            </w:pPr>
+            <w:r>
+              <w:rPr>
+                <w:sz w:val="22"/>
+                <w:szCs w:val="22"/>
+              </w:rPr>
+              <w:t>PL-1</w:t>
+            </w:r>
+          </w:p>
+        </w:tc>
+        <w:tc>
+          <w:tcPr>
+            <w:tcW w:w="1400" w:type="dxa"/>
+            <w:tcMar>
+              <w:top w:w="60" w:type="dxa"/>
+              <w:left w:w="80" w:type="dxa"/>
+              <w:bottom w:w="60" w:type="dxa"/>
+              <w:right w:w="80" w:type="dxa"/>
+            </w:tcMar>
+            <w:vAlign w:val="center"/>
+          </w:tcPr>
+          <w:p>
+            <w:pPr>
+              <w:jc w:val="center"/>
+            </w:pPr>
+            <w:r>
+              <w:rPr>
+                <w:sz w:val="22"/>
+                <w:szCs w:val="22"/>
+              </w:rPr>
+              <w:t>PL-1.1</w:t>
+            </w:r>
+          </w:p>
+        </w:tc>
+        <w:tc>
+          <w:tcPr>
+            <w:tcW w:w="900" w:type="dxa"/>
+            <w:tcMar>
+              <w:top w:w="60" w:type="dxa"/>
+              <w:left w:w="80" w:type="dxa"/>
+              <w:bottom w:w="60" w:type="dxa"/>
+              <w:right w:w="80" w:type="dxa"/>
+            </w:tcMar>
+            <w:vAlign w:val="center"/>
+          </w:tcPr>
+          <w:p>
+            <w:pPr>
+              <w:jc w:val="center"/>
+            </w:pPr>
+            <w:r>
+              <w:rPr>
+                <w:sz w:val="22"/>
+                <w:szCs w:val="22"/>
+              </w:rPr>
+              <w:t>С</w:t>
+            </w:r>
+          </w:p>
+        </w:tc>
+      </w:tr>
+      <w:tr>
         <w:tc>
           <w:tcPr>
             <w:tcW w:w="2900" w:type="dxa"/>
@@ -1391,7 +3377,7 @@
                 <w:sz w:val="22"/>
                 <w:szCs w:val="22"/>
               </w:rPr>
-              <w:t>Модуль 1. Жизненный цикл ПО и организация командной разработки</w:t>
+              <w:t>Модуль 4. Качество программного обеспечения</w:t>
             </w:r>
           </w:p>
         </w:tc>
@@ -1413,7 +3399,7 @@
                 <w:sz w:val="22"/>
                 <w:szCs w:val="22"/>
               </w:rPr>
-              <w:t>Модели жизненного цикла ПО; гибкие методологии; формализация требований; постановка задач в команде, включая ИИ-агентов</w:t>
+              <w:t>Тестирование; отладка; документирование; оценка качества прикладных решений</w:t>
             </w:r>
           </w:p>
         </w:tc>
@@ -1465,7 +3451,7 @@
                 <w:sz w:val="22"/>
                 <w:szCs w:val="22"/>
               </w:rPr>
-              <w:t>16</w:t>
+              <w:t>18</w:t>
             </w:r>
           </w:p>
         </w:tc>
@@ -1490,7 +3476,7 @@
                 <w:sz w:val="22"/>
                 <w:szCs w:val="22"/>
               </w:rPr>
-              <w:t>SS-2</w:t>
+              <w:t>PL-1</w:t>
             </w:r>
           </w:p>
         </w:tc>
@@ -1515,7 +3501,7 @@
                 <w:sz w:val="22"/>
                 <w:szCs w:val="22"/>
               </w:rPr>
-              <w:t>SS-2.1</w:t>
+              <w:t>PL-1.1</w:t>
             </w:r>
           </w:p>
         </w:tc>
@@ -1540,18 +3526,12 @@
                 <w:sz w:val="22"/>
                 <w:szCs w:val="22"/>
               </w:rPr>
-              <w:t>Б</w:t>
+              <w:t>С</w:t>
             </w:r>
           </w:p>
         </w:tc>
       </w:tr>
       <w:tr>
-        <w:tblPrEx>
-          <w:tblCellMar>
-            <w:top w:w="0" w:type="dxa"/>
-            <w:bottom w:w="0" w:type="dxa"/>
-          </w:tblCellMar>
-        </w:tblPrEx>
         <w:tc>
           <w:tcPr>
             <w:tcW w:w="2900" w:type="dxa"/>
@@ -1569,7 +3549,7 @@
                 <w:sz w:val="22"/>
                 <w:szCs w:val="22"/>
               </w:rPr>
-              <w:t>Занятие 1.1. Жизненный цикл ПО и методологии разработки</w:t>
+              <w:t>Занятие 4.1. Тестирование на Python</w:t>
             </w:r>
           </w:p>
         </w:tc>
@@ -1590,55 +3570,7 @@
                 <w:sz w:val="22"/>
                 <w:szCs w:val="22"/>
               </w:rPr>
-              <w:t xml:space="preserve">Каскадная и итеративные модели; </w:t>
-            </w:r>
-            <w:proofErr w:type="spellStart"/>
-            <w:r>
-              <w:rPr>
-                <w:sz w:val="22"/>
-                <w:szCs w:val="22"/>
-              </w:rPr>
-              <w:t>Agile</w:t>
-            </w:r>
-            <w:proofErr w:type="spellEnd"/>
-            <w:r>
-              <w:rPr>
-                <w:sz w:val="22"/>
-                <w:szCs w:val="22"/>
-              </w:rPr>
-              <w:t xml:space="preserve">, </w:t>
-            </w:r>
-            <w:proofErr w:type="spellStart"/>
-            <w:r>
-              <w:rPr>
-                <w:sz w:val="22"/>
-                <w:szCs w:val="22"/>
-              </w:rPr>
-              <w:t>Scrum</w:t>
-            </w:r>
-            <w:proofErr w:type="spellEnd"/>
-            <w:r>
-              <w:rPr>
-                <w:sz w:val="22"/>
-                <w:szCs w:val="22"/>
-              </w:rPr>
-              <w:t xml:space="preserve">, </w:t>
-            </w:r>
-            <w:proofErr w:type="spellStart"/>
-            <w:r>
-              <w:rPr>
-                <w:sz w:val="22"/>
-                <w:szCs w:val="22"/>
-              </w:rPr>
-              <w:t>Kanban</w:t>
-            </w:r>
-            <w:proofErr w:type="spellEnd"/>
-            <w:r>
-              <w:rPr>
-                <w:sz w:val="22"/>
-                <w:szCs w:val="22"/>
-              </w:rPr>
-              <w:t>; роли в команде разработки</w:t>
+              <w:t>Модульные и интеграционные тесты (pytest); фикстуры; покрытие; тесты в CI-конвейере</w:t>
             </w:r>
           </w:p>
         </w:tc>
@@ -1662,7 +3594,7 @@
                 <w:sz w:val="22"/>
                 <w:szCs w:val="22"/>
               </w:rPr>
-              <w:t>Л</w:t>
+              <w:t>Л / ЛР</w:t>
             </w:r>
           </w:p>
         </w:tc>
@@ -1686,7 +3618,7 @@
                 <w:sz w:val="22"/>
                 <w:szCs w:val="22"/>
               </w:rPr>
-              <w:t>2</w:t>
+              <w:t>6</w:t>
             </w:r>
           </w:p>
         </w:tc>
@@ -1710,7 +3642,7 @@
                 <w:sz w:val="22"/>
                 <w:szCs w:val="22"/>
               </w:rPr>
-              <w:t>SS-2</w:t>
+              <w:t>PL-1</w:t>
             </w:r>
           </w:p>
         </w:tc>
@@ -1734,7 +3666,7 @@
                 <w:sz w:val="22"/>
                 <w:szCs w:val="22"/>
               </w:rPr>
-              <w:t>SS-2.1</w:t>
+              <w:t>PL-1.1</w:t>
             </w:r>
           </w:p>
         </w:tc>
@@ -1758,18 +3690,12 @@
                 <w:sz w:val="22"/>
                 <w:szCs w:val="22"/>
               </w:rPr>
-              <w:t>Б</w:t>
+              <w:t>С</w:t>
             </w:r>
           </w:p>
         </w:tc>
       </w:tr>
       <w:tr>
-        <w:tblPrEx>
-          <w:tblCellMar>
-            <w:top w:w="0" w:type="dxa"/>
-            <w:bottom w:w="0" w:type="dxa"/>
-          </w:tblCellMar>
-        </w:tblPrEx>
         <w:tc>
           <w:tcPr>
             <w:tcW w:w="2900" w:type="dxa"/>
@@ -1787,7 +3713,7 @@
                 <w:sz w:val="22"/>
                 <w:szCs w:val="22"/>
               </w:rPr>
-              <w:t>Занятие 1.2. Требования и постановка задач</w:t>
+              <w:t>Занятие 4.2. Отладка и документирование</w:t>
             </w:r>
           </w:p>
         </w:tc>
@@ -1808,39 +3734,7 @@
                 <w:sz w:val="22"/>
                 <w:szCs w:val="22"/>
               </w:rPr>
-              <w:t>Формализация требований: цель, контекст, входы/выходы, критерии готовности (</w:t>
-            </w:r>
-            <w:proofErr w:type="spellStart"/>
-            <w:r>
-              <w:rPr>
-                <w:sz w:val="22"/>
-                <w:szCs w:val="22"/>
-              </w:rPr>
-              <w:t>DoR</w:t>
-            </w:r>
-            <w:proofErr w:type="spellEnd"/>
-            <w:r>
-              <w:rPr>
-                <w:sz w:val="22"/>
-                <w:szCs w:val="22"/>
-              </w:rPr>
-              <w:t>/</w:t>
-            </w:r>
-            <w:proofErr w:type="spellStart"/>
-            <w:r>
-              <w:rPr>
-                <w:sz w:val="22"/>
-                <w:szCs w:val="22"/>
-              </w:rPr>
-              <w:t>DoD</w:t>
-            </w:r>
-            <w:proofErr w:type="spellEnd"/>
-            <w:r>
-              <w:rPr>
-                <w:sz w:val="22"/>
-                <w:szCs w:val="22"/>
-              </w:rPr>
-              <w:t>); декомпозиция и оценка задач; постановка задач ИИ-агентам по шаблонам</w:t>
+              <w:t>Отладчик; логирование; docstring и автогенерация документации API; оформление README</w:t>
             </w:r>
           </w:p>
         </w:tc>
@@ -1864,7 +3758,7 @@
                 <w:sz w:val="22"/>
                 <w:szCs w:val="22"/>
               </w:rPr>
-              <w:t>Л / ЛР</w:t>
+              <w:t>ЛР</w:t>
             </w:r>
           </w:p>
         </w:tc>
@@ -1888,7 +3782,7 @@
                 <w:sz w:val="22"/>
                 <w:szCs w:val="22"/>
               </w:rPr>
-              <w:t>6</w:t>
+              <w:t>4</w:t>
             </w:r>
           </w:p>
         </w:tc>
@@ -1912,7 +3806,7 @@
                 <w:sz w:val="22"/>
                 <w:szCs w:val="22"/>
               </w:rPr>
-              <w:t>SS-2</w:t>
+              <w:t>PL-1</w:t>
             </w:r>
           </w:p>
         </w:tc>
@@ -1936,7 +3830,7 @@
                 <w:sz w:val="22"/>
                 <w:szCs w:val="22"/>
               </w:rPr>
-              <w:t>SS-2.1</w:t>
+              <w:t>PL-1.1</w:t>
             </w:r>
           </w:p>
         </w:tc>
@@ -1960,18 +3854,12 @@
                 <w:sz w:val="22"/>
                 <w:szCs w:val="22"/>
               </w:rPr>
-              <w:t>Б</w:t>
+              <w:t>С</w:t>
             </w:r>
           </w:p>
         </w:tc>
       </w:tr>
       <w:tr>
-        <w:tblPrEx>
-          <w:tblCellMar>
-            <w:top w:w="0" w:type="dxa"/>
-            <w:bottom w:w="0" w:type="dxa"/>
-          </w:tblCellMar>
-        </w:tblPrEx>
         <w:tc>
           <w:tcPr>
             <w:tcW w:w="2900" w:type="dxa"/>
@@ -1989,7 +3877,8 @@
                 <w:sz w:val="22"/>
                 <w:szCs w:val="22"/>
               </w:rPr>
-              <w:t>Самостоятельная работа по модулю 1</w:t>
+              <w:lastRenderedPageBreak/>
+              <w:t>Самостоятельная работа по модулю 4</w:t>
             </w:r>
           </w:p>
         </w:tc>
@@ -2010,23 +3899,7 @@
                 <w:sz w:val="22"/>
                 <w:szCs w:val="22"/>
               </w:rPr>
-              <w:t xml:space="preserve">Формирование команд (3–5 человек); выбор темы проекта; составление бэклога с </w:t>
-            </w:r>
-            <w:proofErr w:type="spellStart"/>
-            <w:r>
-              <w:rPr>
-                <w:sz w:val="22"/>
-                <w:szCs w:val="22"/>
-              </w:rPr>
-              <w:t>DoD</w:t>
-            </w:r>
-            <w:proofErr w:type="spellEnd"/>
-            <w:r>
-              <w:rPr>
-                <w:sz w:val="22"/>
-                <w:szCs w:val="22"/>
-              </w:rPr>
-              <w:t xml:space="preserve"> по каждой задаче</w:t>
+              <w:t>Покрытие тестами ключевой логики командного проекта (спринт 2); код-ревью между командами</w:t>
             </w:r>
           </w:p>
         </w:tc>
@@ -2098,7 +3971,7 @@
                 <w:sz w:val="22"/>
                 <w:szCs w:val="22"/>
               </w:rPr>
-              <w:t>SS-2</w:t>
+              <w:t>PL-1</w:t>
             </w:r>
           </w:p>
         </w:tc>
@@ -2122,7 +3995,7 @@
                 <w:sz w:val="22"/>
                 <w:szCs w:val="22"/>
               </w:rPr>
-              <w:t>SS-2.1</w:t>
+              <w:t>PL-1.1</w:t>
             </w:r>
           </w:p>
         </w:tc>
@@ -2146,18 +4019,12 @@
                 <w:sz w:val="22"/>
                 <w:szCs w:val="22"/>
               </w:rPr>
-              <w:t>Б</w:t>
+              <w:t>С</w:t>
             </w:r>
           </w:p>
         </w:tc>
       </w:tr>
       <w:tr>
-        <w:tblPrEx>
-          <w:tblCellMar>
-            <w:top w:w="0" w:type="dxa"/>
-            <w:bottom w:w="0" w:type="dxa"/>
-          </w:tblCellMar>
-        </w:tblPrEx>
         <w:tc>
           <w:tcPr>
             <w:tcW w:w="2900" w:type="dxa"/>
@@ -2178,7 +4045,7 @@
                 <w:sz w:val="22"/>
                 <w:szCs w:val="22"/>
               </w:rPr>
-              <w:t>Модуль 2. Инструменты коллективной разработки</w:t>
+              <w:t>Модуль 5. Обработка данных в приложении</w:t>
             </w:r>
           </w:p>
         </w:tc>
@@ -2200,7 +4067,7 @@
                 <w:sz w:val="22"/>
                 <w:szCs w:val="22"/>
               </w:rPr>
-              <w:t>Системы контроля версий; совместная работа с репозиторием; код-ревью; задачные трекеры; основы CI</w:t>
+              <w:t>Выбор библиотек под требования задачи; конвейеры обработки данных; простые ETL-сценарии</w:t>
             </w:r>
           </w:p>
         </w:tc>
@@ -2277,7 +4144,7 @@
                 <w:sz w:val="22"/>
                 <w:szCs w:val="22"/>
               </w:rPr>
-              <w:t>PL-1, SS-2</w:t>
+              <w:t>PL-1</w:t>
             </w:r>
           </w:p>
         </w:tc>
@@ -2302,7 +4169,7 @@
                 <w:sz w:val="22"/>
                 <w:szCs w:val="22"/>
               </w:rPr>
-              <w:t>PL-1.1, SS-2.1</w:t>
+              <w:t>PL-1.2, PL-1.3</w:t>
             </w:r>
           </w:p>
         </w:tc>
@@ -2333,12 +4200,6 @@
         </w:tc>
       </w:tr>
       <w:tr>
-        <w:tblPrEx>
-          <w:tblCellMar>
-            <w:top w:w="0" w:type="dxa"/>
-            <w:bottom w:w="0" w:type="dxa"/>
-          </w:tblCellMar>
-        </w:tblPrEx>
         <w:tc>
           <w:tcPr>
             <w:tcW w:w="2900" w:type="dxa"/>
@@ -2356,23 +4217,7 @@
                 <w:sz w:val="22"/>
                 <w:szCs w:val="22"/>
               </w:rPr>
-              <w:t xml:space="preserve">Занятие 2.1. </w:t>
-            </w:r>
-            <w:proofErr w:type="spellStart"/>
-            <w:r>
-              <w:rPr>
-                <w:sz w:val="22"/>
-                <w:szCs w:val="22"/>
-              </w:rPr>
-              <w:t>Git</w:t>
-            </w:r>
-            <w:proofErr w:type="spellEnd"/>
-            <w:r>
-              <w:rPr>
-                <w:sz w:val="22"/>
-                <w:szCs w:val="22"/>
-              </w:rPr>
-              <w:t xml:space="preserve"> и совместная работа с репозиторием</w:t>
+              <w:t>Занятие 5.1. Выбор инструментов обработки и визуализации данных</w:t>
             </w:r>
           </w:p>
         </w:tc>
@@ -2393,103 +4238,7 @@
                 <w:sz w:val="22"/>
                 <w:szCs w:val="22"/>
               </w:rPr>
-              <w:t xml:space="preserve">Ветвление, слияния, конфликты; модели </w:t>
-            </w:r>
-            <w:proofErr w:type="spellStart"/>
-            <w:r>
-              <w:rPr>
-                <w:sz w:val="22"/>
-                <w:szCs w:val="22"/>
-              </w:rPr>
-              <w:t>GitHub</w:t>
-            </w:r>
-            <w:proofErr w:type="spellEnd"/>
-            <w:r>
-              <w:rPr>
-                <w:sz w:val="22"/>
-                <w:szCs w:val="22"/>
-              </w:rPr>
-              <w:t xml:space="preserve"> </w:t>
-            </w:r>
-            <w:proofErr w:type="spellStart"/>
-            <w:r>
-              <w:rPr>
-                <w:sz w:val="22"/>
-                <w:szCs w:val="22"/>
-              </w:rPr>
-              <w:t>Flow</w:t>
-            </w:r>
-            <w:proofErr w:type="spellEnd"/>
-            <w:r>
-              <w:rPr>
-                <w:sz w:val="22"/>
-                <w:szCs w:val="22"/>
-              </w:rPr>
-              <w:t xml:space="preserve"> / </w:t>
-            </w:r>
-            <w:proofErr w:type="spellStart"/>
-            <w:r>
-              <w:rPr>
-                <w:sz w:val="22"/>
-                <w:szCs w:val="22"/>
-              </w:rPr>
-              <w:t>Git</w:t>
-            </w:r>
-            <w:proofErr w:type="spellEnd"/>
-            <w:r>
-              <w:rPr>
-                <w:sz w:val="22"/>
-                <w:szCs w:val="22"/>
-              </w:rPr>
-              <w:t xml:space="preserve"> </w:t>
-            </w:r>
-            <w:proofErr w:type="spellStart"/>
-            <w:r>
-              <w:rPr>
-                <w:sz w:val="22"/>
-                <w:szCs w:val="22"/>
-              </w:rPr>
-              <w:t>Flow</w:t>
-            </w:r>
-            <w:proofErr w:type="spellEnd"/>
-            <w:r>
-              <w:rPr>
-                <w:sz w:val="22"/>
-                <w:szCs w:val="22"/>
-              </w:rPr>
-              <w:t xml:space="preserve">; </w:t>
-            </w:r>
-            <w:proofErr w:type="spellStart"/>
-            <w:r>
-              <w:rPr>
-                <w:sz w:val="22"/>
-                <w:szCs w:val="22"/>
-              </w:rPr>
-              <w:t>pull</w:t>
-            </w:r>
-            <w:proofErr w:type="spellEnd"/>
-            <w:r>
-              <w:rPr>
-                <w:sz w:val="22"/>
-                <w:szCs w:val="22"/>
-              </w:rPr>
-              <w:t xml:space="preserve"> </w:t>
-            </w:r>
-            <w:proofErr w:type="spellStart"/>
-            <w:r>
-              <w:rPr>
-                <w:sz w:val="22"/>
-                <w:szCs w:val="22"/>
-              </w:rPr>
-              <w:t>request</w:t>
-            </w:r>
-            <w:proofErr w:type="spellEnd"/>
-            <w:r>
-              <w:rPr>
-                <w:sz w:val="22"/>
-                <w:szCs w:val="22"/>
-              </w:rPr>
-              <w:t xml:space="preserve"> и код-ревью</w:t>
+              <w:t>Критерии выбора библиотек (NumPy, Pandas, Matplotlib) под требования прикладной системы; интеграция в приложение</w:t>
             </w:r>
           </w:p>
         </w:tc>
@@ -2585,7 +4334,7 @@
                 <w:sz w:val="22"/>
                 <w:szCs w:val="22"/>
               </w:rPr>
-              <w:t>PL-1.1</w:t>
+              <w:t>PL-1.2</w:t>
             </w:r>
           </w:p>
         </w:tc>
@@ -2615,12 +4364,6 @@
         </w:tc>
       </w:tr>
       <w:tr>
-        <w:tblPrEx>
-          <w:tblCellMar>
-            <w:top w:w="0" w:type="dxa"/>
-            <w:bottom w:w="0" w:type="dxa"/>
-          </w:tblCellMar>
-        </w:tblPrEx>
         <w:tc>
           <w:tcPr>
             <w:tcW w:w="2900" w:type="dxa"/>
@@ -2638,8 +4381,7 @@
                 <w:sz w:val="22"/>
                 <w:szCs w:val="22"/>
               </w:rPr>
-              <w:lastRenderedPageBreak/>
-              <w:t>Занятие 2.2. Трекинг задач и автоматизация проверок</w:t>
+              <w:t>Занятие 5.2. Конвейеры обработки данных</w:t>
             </w:r>
           </w:p>
         </w:tc>
@@ -2660,7 +4402,7 @@
                 <w:sz w:val="22"/>
                 <w:szCs w:val="22"/>
               </w:rPr>
-              <w:t>Задачные трекеры и связь с репозиторием; линтеры и форматирование; базовый CI-конвейер (запуск проверок при коммите)</w:t>
+              <w:t>Простейшие ETL-скрипты: извлечение, преобразование, загрузка; регламентный запуск; обработка ошибок в конвейере</w:t>
             </w:r>
           </w:p>
         </w:tc>
@@ -2732,7 +4474,7 @@
                 <w:sz w:val="22"/>
                 <w:szCs w:val="22"/>
               </w:rPr>
-              <w:t>PL-1, SS-2</w:t>
+              <w:t>PL-1</w:t>
             </w:r>
           </w:p>
         </w:tc>
@@ -2756,7 +4498,7 @@
                 <w:sz w:val="22"/>
                 <w:szCs w:val="22"/>
               </w:rPr>
-              <w:t>PL-1.1, SS-2.1</w:t>
+              <w:t>PL-1.3</w:t>
             </w:r>
           </w:p>
         </w:tc>
@@ -2786,12 +4528,6 @@
         </w:tc>
       </w:tr>
       <w:tr>
-        <w:tblPrEx>
-          <w:tblCellMar>
-            <w:top w:w="0" w:type="dxa"/>
-            <w:bottom w:w="0" w:type="dxa"/>
-          </w:tblCellMar>
-        </w:tblPrEx>
         <w:tc>
           <w:tcPr>
             <w:tcW w:w="2900" w:type="dxa"/>
@@ -2809,7 +4545,7 @@
                 <w:sz w:val="22"/>
                 <w:szCs w:val="22"/>
               </w:rPr>
-              <w:t>Самостоятельная работа по модулю 2</w:t>
+              <w:t>Самостоятельная работа по модулю 5</w:t>
             </w:r>
           </w:p>
         </w:tc>
@@ -2830,39 +4566,7 @@
                 <w:sz w:val="22"/>
                 <w:szCs w:val="22"/>
               </w:rPr>
-              <w:t xml:space="preserve">Настройка репозитория командного проекта: структура, правила ветвления, шаблон </w:t>
-            </w:r>
-            <w:proofErr w:type="spellStart"/>
-            <w:r>
-              <w:rPr>
-                <w:sz w:val="22"/>
-                <w:szCs w:val="22"/>
-              </w:rPr>
-              <w:t>pull</w:t>
-            </w:r>
-            <w:proofErr w:type="spellEnd"/>
-            <w:r>
-              <w:rPr>
-                <w:sz w:val="22"/>
-                <w:szCs w:val="22"/>
-              </w:rPr>
-              <w:t xml:space="preserve"> </w:t>
-            </w:r>
-            <w:proofErr w:type="spellStart"/>
-            <w:r>
-              <w:rPr>
-                <w:sz w:val="22"/>
-                <w:szCs w:val="22"/>
-              </w:rPr>
-              <w:t>request</w:t>
-            </w:r>
-            <w:proofErr w:type="spellEnd"/>
-            <w:r>
-              <w:rPr>
-                <w:sz w:val="22"/>
-                <w:szCs w:val="22"/>
-              </w:rPr>
-              <w:t>, CI-проверки</w:t>
+              <w:t>Реализация подсистемы обработки данных командного проекта (спринт 3): ETL-скрипт и отчётная выборка</w:t>
             </w:r>
           </w:p>
         </w:tc>
@@ -2934,7 +4638,7 @@
                 <w:sz w:val="22"/>
                 <w:szCs w:val="22"/>
               </w:rPr>
-              <w:t>PL-1, SS-2</w:t>
+              <w:t>PL-1</w:t>
             </w:r>
           </w:p>
         </w:tc>
@@ -2958,7 +4662,7 @@
                 <w:sz w:val="22"/>
                 <w:szCs w:val="22"/>
               </w:rPr>
-              <w:t>PL-1.1, SS-2.1</w:t>
+              <w:t>PL-1.2, PL-1.3</w:t>
             </w:r>
           </w:p>
         </w:tc>
@@ -2988,12 +4692,6 @@
         </w:tc>
       </w:tr>
       <w:tr>
-        <w:tblPrEx>
-          <w:tblCellMar>
-            <w:top w:w="0" w:type="dxa"/>
-            <w:bottom w:w="0" w:type="dxa"/>
-          </w:tblCellMar>
-        </w:tblPrEx>
         <w:tc>
           <w:tcPr>
             <w:tcW w:w="2900" w:type="dxa"/>
@@ -3014,7 +4712,7 @@
                 <w:sz w:val="22"/>
                 <w:szCs w:val="22"/>
               </w:rPr>
-              <w:t>Модуль 3. Проектирование и серверная разработка на Python</w:t>
+              <w:t>Модуль 6. Командный программный проект (сквозной)</w:t>
             </w:r>
           </w:p>
         </w:tc>
@@ -3036,7 +4734,7 @@
                 <w:sz w:val="22"/>
                 <w:szCs w:val="22"/>
               </w:rPr>
-              <w:t>Архитектура приложения; серверное программирование; интерфейсы REST; работа с базой данных; многопоточность</w:t>
+              <w:t>Завершение и интеграция проекта; подготовка выступления; распределение ролей при защите; демонстрация результата</w:t>
             </w:r>
           </w:p>
         </w:tc>
@@ -3088,7 +4786,7 @@
                 <w:sz w:val="22"/>
                 <w:szCs w:val="22"/>
               </w:rPr>
-              <w:t>28</w:t>
+              <w:t>46</w:t>
             </w:r>
           </w:p>
         </w:tc>
@@ -3113,7 +4811,7 @@
                 <w:sz w:val="22"/>
                 <w:szCs w:val="22"/>
               </w:rPr>
-              <w:t>PL-1</w:t>
+              <w:t>PL-1, SS-2</w:t>
             </w:r>
           </w:p>
         </w:tc>
@@ -3138,7 +4836,7 @@
                 <w:sz w:val="22"/>
                 <w:szCs w:val="22"/>
               </w:rPr>
-              <w:t>PL-1.1</w:t>
+              <w:t>PL-1.1–1.3, SS-2.1, SS-2.2</w:t>
             </w:r>
           </w:p>
         </w:tc>
@@ -3163,18 +4861,12 @@
                 <w:sz w:val="22"/>
                 <w:szCs w:val="22"/>
               </w:rPr>
-              <w:t>С</w:t>
+              <w:t>Б / С</w:t>
             </w:r>
           </w:p>
         </w:tc>
       </w:tr>
       <w:tr>
-        <w:tblPrEx>
-          <w:tblCellMar>
-            <w:top w:w="0" w:type="dxa"/>
-            <w:bottom w:w="0" w:type="dxa"/>
-          </w:tblCellMar>
-        </w:tblPrEx>
         <w:tc>
           <w:tcPr>
             <w:tcW w:w="2900" w:type="dxa"/>
@@ -3192,7 +4884,7 @@
                 <w:sz w:val="22"/>
                 <w:szCs w:val="22"/>
               </w:rPr>
-              <w:t>Занятие 3.1. Архитектура приложения и организация кода</w:t>
+              <w:t>Занятие 6.1. Установочное занятие по проекту</w:t>
             </w:r>
           </w:p>
         </w:tc>
@@ -3213,7 +4905,7 @@
                 <w:sz w:val="22"/>
                 <w:szCs w:val="22"/>
               </w:rPr>
-              <w:t>Слои приложения; пакеты и модули; управление зависимостями; виртуальные окружения</w:t>
+              <w:t>Требования к проекту и критерии оценивания; матрица ответственности (RACI); регламент спринтов и спринт-ревью</w:t>
             </w:r>
           </w:p>
         </w:tc>
@@ -3237,7 +4929,7 @@
                 <w:sz w:val="22"/>
                 <w:szCs w:val="22"/>
               </w:rPr>
-              <w:t>Л / ЛР</w:t>
+              <w:t>Л</w:t>
             </w:r>
           </w:p>
         </w:tc>
@@ -3261,7 +4953,7 @@
                 <w:sz w:val="22"/>
                 <w:szCs w:val="22"/>
               </w:rPr>
-              <w:t>4</w:t>
+              <w:t>2</w:t>
             </w:r>
           </w:p>
         </w:tc>
@@ -3285,7 +4977,7 @@
                 <w:sz w:val="22"/>
                 <w:szCs w:val="22"/>
               </w:rPr>
-              <w:t>PL-1</w:t>
+              <w:t>SS-2</w:t>
             </w:r>
           </w:p>
         </w:tc>
@@ -3309,7 +5001,7 @@
                 <w:sz w:val="22"/>
                 <w:szCs w:val="22"/>
               </w:rPr>
-              <w:t>PL-1.1</w:t>
+              <w:t>SS-2.1, SS-2.2</w:t>
             </w:r>
           </w:p>
         </w:tc>
@@ -3333,18 +5025,12 @@
                 <w:sz w:val="22"/>
                 <w:szCs w:val="22"/>
               </w:rPr>
-              <w:t>С</w:t>
+              <w:t>Б</w:t>
             </w:r>
           </w:p>
         </w:tc>
       </w:tr>
       <w:tr>
-        <w:tblPrEx>
-          <w:tblCellMar>
-            <w:top w:w="0" w:type="dxa"/>
-            <w:bottom w:w="0" w:type="dxa"/>
-          </w:tblCellMar>
-        </w:tblPrEx>
         <w:tc>
           <w:tcPr>
             <w:tcW w:w="2900" w:type="dxa"/>
@@ -3362,7 +5048,7 @@
                 <w:sz w:val="22"/>
                 <w:szCs w:val="22"/>
               </w:rPr>
-              <w:t>Занятие 3.2. Серверное программирование</w:t>
+              <w:t>Занятия 6.2–6.4. Спринт-ревью</w:t>
             </w:r>
           </w:p>
         </w:tc>
@@ -3383,55 +5069,7 @@
                 <w:sz w:val="22"/>
                 <w:szCs w:val="22"/>
               </w:rPr>
-              <w:t>Веб-фреймворки (</w:t>
-            </w:r>
-            <w:proofErr w:type="spellStart"/>
-            <w:r>
-              <w:rPr>
-                <w:sz w:val="22"/>
-                <w:szCs w:val="22"/>
-              </w:rPr>
-              <w:t>FastAPI</w:t>
-            </w:r>
-            <w:proofErr w:type="spellEnd"/>
-            <w:r>
-              <w:rPr>
-                <w:sz w:val="22"/>
-                <w:szCs w:val="22"/>
-              </w:rPr>
-              <w:t xml:space="preserve"> / </w:t>
-            </w:r>
-            <w:proofErr w:type="spellStart"/>
-            <w:r>
-              <w:rPr>
-                <w:sz w:val="22"/>
-                <w:szCs w:val="22"/>
-              </w:rPr>
-              <w:t>Flask</w:t>
-            </w:r>
-            <w:proofErr w:type="spellEnd"/>
-            <w:r>
-              <w:rPr>
-                <w:sz w:val="22"/>
-                <w:szCs w:val="22"/>
-              </w:rPr>
-              <w:t xml:space="preserve"> / </w:t>
-            </w:r>
-            <w:proofErr w:type="spellStart"/>
-            <w:r>
-              <w:rPr>
-                <w:sz w:val="22"/>
-                <w:szCs w:val="22"/>
-              </w:rPr>
-              <w:t>Django</w:t>
-            </w:r>
-            <w:proofErr w:type="spellEnd"/>
-            <w:r>
-              <w:rPr>
-                <w:sz w:val="22"/>
-                <w:szCs w:val="22"/>
-              </w:rPr>
-              <w:t xml:space="preserve"> REST Framework); проектирование REST API; валидация данных</w:t>
+              <w:t>Три контрольные точки: демонстрация инкремента, анализ результатов спринта, корректировка бэклога; фиксация вклада участников</w:t>
             </w:r>
           </w:p>
         </w:tc>
@@ -3455,7 +5093,7 @@
                 <w:sz w:val="22"/>
                 <w:szCs w:val="22"/>
               </w:rPr>
-              <w:t>Л / ЛР</w:t>
+              <w:t>ЛР</w:t>
             </w:r>
           </w:p>
         </w:tc>
@@ -3479,7 +5117,7 @@
                 <w:sz w:val="22"/>
                 <w:szCs w:val="22"/>
               </w:rPr>
-              <w:t>8</w:t>
+              <w:t>6</w:t>
             </w:r>
           </w:p>
         </w:tc>
@@ -3503,7 +5141,7 @@
                 <w:sz w:val="22"/>
                 <w:szCs w:val="22"/>
               </w:rPr>
-              <w:t>PL-1</w:t>
+              <w:t>SS-2</w:t>
             </w:r>
           </w:p>
         </w:tc>
@@ -3527,7 +5165,7 @@
                 <w:sz w:val="22"/>
                 <w:szCs w:val="22"/>
               </w:rPr>
-              <w:t>PL-1.1</w:t>
+              <w:t>SS-2.1</w:t>
             </w:r>
           </w:p>
         </w:tc>
@@ -3551,18 +5189,12 @@
                 <w:sz w:val="22"/>
                 <w:szCs w:val="22"/>
               </w:rPr>
-              <w:t>С</w:t>
+              <w:t>Б</w:t>
             </w:r>
           </w:p>
         </w:tc>
       </w:tr>
       <w:tr>
-        <w:tblPrEx>
-          <w:tblCellMar>
-            <w:top w:w="0" w:type="dxa"/>
-            <w:bottom w:w="0" w:type="dxa"/>
-          </w:tblCellMar>
-        </w:tblPrEx>
         <w:tc>
           <w:tcPr>
             <w:tcW w:w="2900" w:type="dxa"/>
@@ -3580,7 +5212,7 @@
                 <w:sz w:val="22"/>
                 <w:szCs w:val="22"/>
               </w:rPr>
-              <w:t>Занятие 3.3. Работа с данными и параллельность</w:t>
+              <w:t>Занятие 6.5. Предзащита</w:t>
             </w:r>
           </w:p>
         </w:tc>
@@ -3601,23 +5233,7 @@
                 <w:sz w:val="22"/>
                 <w:szCs w:val="22"/>
               </w:rPr>
-              <w:t xml:space="preserve">Подключение к СУБД из приложения; конкурентный доступ; модуль </w:t>
-            </w:r>
-            <w:proofErr w:type="spellStart"/>
-            <w:r>
-              <w:rPr>
-                <w:sz w:val="22"/>
-                <w:szCs w:val="22"/>
-              </w:rPr>
-              <w:t>threading</w:t>
-            </w:r>
-            <w:proofErr w:type="spellEnd"/>
-            <w:r>
-              <w:rPr>
-                <w:sz w:val="22"/>
-                <w:szCs w:val="22"/>
-              </w:rPr>
-              <w:t>; типовые ошибки многопоточности</w:t>
+              <w:t>Репетиция выступления; структура доклада под аудиторию; связность частей выступления участников</w:t>
             </w:r>
           </w:p>
         </w:tc>
@@ -3641,7 +5257,7 @@
                 <w:sz w:val="22"/>
                 <w:szCs w:val="22"/>
               </w:rPr>
-              <w:t>Л / ЛР</w:t>
+              <w:t>ЛР</w:t>
             </w:r>
           </w:p>
         </w:tc>
@@ -3665,7 +5281,7 @@
                 <w:sz w:val="22"/>
                 <w:szCs w:val="22"/>
               </w:rPr>
-              <w:t>4</w:t>
+              <w:t>2</w:t>
             </w:r>
           </w:p>
         </w:tc>
@@ -3689,7 +5305,7 @@
                 <w:sz w:val="22"/>
                 <w:szCs w:val="22"/>
               </w:rPr>
-              <w:t>PL-1</w:t>
+              <w:t>SS-2</w:t>
             </w:r>
           </w:p>
         </w:tc>
@@ -3713,7 +5329,7 @@
                 <w:sz w:val="22"/>
                 <w:szCs w:val="22"/>
               </w:rPr>
-              <w:t>PL-1.1</w:t>
+              <w:t>SS-2.2</w:t>
             </w:r>
           </w:p>
         </w:tc>
@@ -3737,18 +5353,12 @@
                 <w:sz w:val="22"/>
                 <w:szCs w:val="22"/>
               </w:rPr>
-              <w:t>С</w:t>
+              <w:t>Б</w:t>
             </w:r>
           </w:p>
         </w:tc>
       </w:tr>
       <w:tr>
-        <w:tblPrEx>
-          <w:tblCellMar>
-            <w:top w:w="0" w:type="dxa"/>
-            <w:bottom w:w="0" w:type="dxa"/>
-          </w:tblCellMar>
-        </w:tblPrEx>
         <w:tc>
           <w:tcPr>
             <w:tcW w:w="2900" w:type="dxa"/>
@@ -3766,7 +5376,8 @@
                 <w:sz w:val="22"/>
                 <w:szCs w:val="22"/>
               </w:rPr>
-              <w:t>Самостоятельная работа по модулю 3</w:t>
+              <w:lastRenderedPageBreak/>
+              <w:t>Самостоятельная работа по модулю 6</w:t>
             </w:r>
           </w:p>
         </w:tc>
@@ -3787,7 +5398,7 @@
                 <w:sz w:val="22"/>
                 <w:szCs w:val="22"/>
               </w:rPr>
-              <w:t>Реализация серверной части командного проекта (спринт 1): API, модели данных, подключение хранилища</w:t>
+              <w:t>Командная работа над проектом между спринт-ревью: интеграция компонентов, устранение замечаний, подготовка презентации и демонстрации</w:t>
             </w:r>
           </w:p>
         </w:tc>
@@ -3835,7 +5446,7 @@
                 <w:sz w:val="22"/>
                 <w:szCs w:val="22"/>
               </w:rPr>
-              <w:t>12</w:t>
+              <w:t>36</w:t>
             </w:r>
           </w:p>
         </w:tc>
@@ -3859,7 +5470,7 @@
                 <w:sz w:val="22"/>
                 <w:szCs w:val="22"/>
               </w:rPr>
-              <w:t>PL-1</w:t>
+              <w:t>PL-1, SS-2</w:t>
             </w:r>
           </w:p>
         </w:tc>
@@ -3883,7 +5494,7 @@
                 <w:sz w:val="22"/>
                 <w:szCs w:val="22"/>
               </w:rPr>
-              <w:t>PL-1.1</w:t>
+              <w:t>PL-1.1–1.3, SS-2.1, SS-2.2</w:t>
             </w:r>
           </w:p>
         </w:tc>
@@ -3907,18 +5518,12 @@
                 <w:sz w:val="22"/>
                 <w:szCs w:val="22"/>
               </w:rPr>
-              <w:t>С</w:t>
+              <w:t>Б / С</w:t>
             </w:r>
           </w:p>
         </w:tc>
       </w:tr>
       <w:tr>
-        <w:tblPrEx>
-          <w:tblCellMar>
-            <w:top w:w="0" w:type="dxa"/>
-            <w:bottom w:w="0" w:type="dxa"/>
-          </w:tblCellMar>
-        </w:tblPrEx>
         <w:tc>
           <w:tcPr>
             <w:tcW w:w="2900" w:type="dxa"/>
@@ -3939,7 +5544,7 @@
                 <w:sz w:val="22"/>
                 <w:szCs w:val="22"/>
               </w:rPr>
-              <w:t>Модуль 4. Качество программного обеспечения</w:t>
+              <w:t>Промежуточная аттестация</w:t>
             </w:r>
           </w:p>
         </w:tc>
@@ -3961,7 +5566,7 @@
                 <w:sz w:val="22"/>
                 <w:szCs w:val="22"/>
               </w:rPr>
-              <w:t>Тестирование; отладка; документирование; оценка качества прикладных решений</w:t>
+              <w:t>Зачёт с оценкой: защита командного проекта — доклад команды, демонстрация работающего решения, индивидуальные вопросы по коду и вкладу каждого участника</w:t>
             </w:r>
           </w:p>
         </w:tc>
@@ -3986,7 +5591,7 @@
                 <w:sz w:val="22"/>
                 <w:szCs w:val="22"/>
               </w:rPr>
-              <w:t>—</w:t>
+              <w:t>Зачёт с оценкой</w:t>
             </w:r>
           </w:p>
         </w:tc>
@@ -4013,7 +5618,7 @@
                 <w:sz w:val="22"/>
                 <w:szCs w:val="22"/>
               </w:rPr>
-              <w:t>18</w:t>
+              <w:t>в рамках модуля 6</w:t>
             </w:r>
           </w:p>
         </w:tc>
@@ -4038,7 +5643,7 @@
                 <w:sz w:val="22"/>
                 <w:szCs w:val="22"/>
               </w:rPr>
-              <w:t>PL-1</w:t>
+              <w:t>PL-1, SS-2</w:t>
             </w:r>
           </w:p>
         </w:tc>
@@ -4063,7 +5668,7 @@
                 <w:sz w:val="22"/>
                 <w:szCs w:val="22"/>
               </w:rPr>
-              <w:t>PL-1.1</w:t>
+              <w:t>все указанные</w:t>
             </w:r>
           </w:p>
         </w:tc>
@@ -4088,2375 +5693,12 @@
                 <w:sz w:val="22"/>
                 <w:szCs w:val="22"/>
               </w:rPr>
-              <w:t>С</w:t>
+              <w:t>Б / С</w:t>
             </w:r>
           </w:p>
         </w:tc>
       </w:tr>
       <w:tr>
-        <w:tblPrEx>
-          <w:tblCellMar>
-            <w:top w:w="0" w:type="dxa"/>
-            <w:bottom w:w="0" w:type="dxa"/>
-          </w:tblCellMar>
-        </w:tblPrEx>
-        <w:tc>
-          <w:tcPr>
-            <w:tcW w:w="2900" w:type="dxa"/>
-            <w:tcMar>
-              <w:top w:w="60" w:type="dxa"/>
-              <w:left w:w="80" w:type="dxa"/>
-              <w:bottom w:w="60" w:type="dxa"/>
-              <w:right w:w="80" w:type="dxa"/>
-            </w:tcMar>
-            <w:vAlign w:val="center"/>
-          </w:tcPr>
-          <w:p>
-            <w:r>
-              <w:rPr>
-                <w:sz w:val="22"/>
-                <w:szCs w:val="22"/>
-              </w:rPr>
-              <w:t>Занятие 4.1. Тестирование на Python</w:t>
-            </w:r>
-          </w:p>
-        </w:tc>
-        <w:tc>
-          <w:tcPr>
-            <w:tcW w:w="4900" w:type="dxa"/>
-            <w:tcMar>
-              <w:top w:w="60" w:type="dxa"/>
-              <w:left w:w="80" w:type="dxa"/>
-              <w:bottom w:w="60" w:type="dxa"/>
-              <w:right w:w="80" w:type="dxa"/>
-            </w:tcMar>
-            <w:vAlign w:val="center"/>
-          </w:tcPr>
-          <w:p>
-            <w:r>
-              <w:rPr>
-                <w:sz w:val="22"/>
-                <w:szCs w:val="22"/>
-              </w:rPr>
-              <w:t>Модульные и интеграционные тесты (</w:t>
-            </w:r>
-            <w:proofErr w:type="spellStart"/>
-            <w:r>
-              <w:rPr>
-                <w:sz w:val="22"/>
-                <w:szCs w:val="22"/>
-              </w:rPr>
-              <w:t>pytest</w:t>
-            </w:r>
-            <w:proofErr w:type="spellEnd"/>
-            <w:r>
-              <w:rPr>
-                <w:sz w:val="22"/>
-                <w:szCs w:val="22"/>
-              </w:rPr>
-              <w:t xml:space="preserve">); </w:t>
-            </w:r>
-            <w:proofErr w:type="spellStart"/>
-            <w:r>
-              <w:rPr>
-                <w:sz w:val="22"/>
-                <w:szCs w:val="22"/>
-              </w:rPr>
-              <w:t>фикстуры</w:t>
-            </w:r>
-            <w:proofErr w:type="spellEnd"/>
-            <w:r>
-              <w:rPr>
-                <w:sz w:val="22"/>
-                <w:szCs w:val="22"/>
-              </w:rPr>
-              <w:t>; покрытие; тесты в CI-конвейере</w:t>
-            </w:r>
-          </w:p>
-        </w:tc>
-        <w:tc>
-          <w:tcPr>
-            <w:tcW w:w="1150" w:type="dxa"/>
-            <w:tcMar>
-              <w:top w:w="60" w:type="dxa"/>
-              <w:left w:w="80" w:type="dxa"/>
-              <w:bottom w:w="60" w:type="dxa"/>
-              <w:right w:w="80" w:type="dxa"/>
-            </w:tcMar>
-            <w:vAlign w:val="center"/>
-          </w:tcPr>
-          <w:p>
-            <w:pPr>
-              <w:jc w:val="center"/>
-            </w:pPr>
-            <w:r>
-              <w:rPr>
-                <w:sz w:val="22"/>
-                <w:szCs w:val="22"/>
-              </w:rPr>
-              <w:t>Л / ЛР</w:t>
-            </w:r>
-          </w:p>
-        </w:tc>
-        <w:tc>
-          <w:tcPr>
-            <w:tcW w:w="900" w:type="dxa"/>
-            <w:tcMar>
-              <w:top w:w="60" w:type="dxa"/>
-              <w:left w:w="80" w:type="dxa"/>
-              <w:bottom w:w="60" w:type="dxa"/>
-              <w:right w:w="80" w:type="dxa"/>
-            </w:tcMar>
-            <w:vAlign w:val="center"/>
-          </w:tcPr>
-          <w:p>
-            <w:pPr>
-              <w:jc w:val="center"/>
-            </w:pPr>
-            <w:r>
-              <w:rPr>
-                <w:sz w:val="22"/>
-                <w:szCs w:val="22"/>
-              </w:rPr>
-              <w:t>6</w:t>
-            </w:r>
-          </w:p>
-        </w:tc>
-        <w:tc>
-          <w:tcPr>
-            <w:tcW w:w="1250" w:type="dxa"/>
-            <w:tcMar>
-              <w:top w:w="60" w:type="dxa"/>
-              <w:left w:w="80" w:type="dxa"/>
-              <w:bottom w:w="60" w:type="dxa"/>
-              <w:right w:w="80" w:type="dxa"/>
-            </w:tcMar>
-            <w:vAlign w:val="center"/>
-          </w:tcPr>
-          <w:p>
-            <w:pPr>
-              <w:jc w:val="center"/>
-            </w:pPr>
-            <w:r>
-              <w:rPr>
-                <w:sz w:val="22"/>
-                <w:szCs w:val="22"/>
-              </w:rPr>
-              <w:t>PL-1</w:t>
-            </w:r>
-          </w:p>
-        </w:tc>
-        <w:tc>
-          <w:tcPr>
-            <w:tcW w:w="1400" w:type="dxa"/>
-            <w:tcMar>
-              <w:top w:w="60" w:type="dxa"/>
-              <w:left w:w="80" w:type="dxa"/>
-              <w:bottom w:w="60" w:type="dxa"/>
-              <w:right w:w="80" w:type="dxa"/>
-            </w:tcMar>
-            <w:vAlign w:val="center"/>
-          </w:tcPr>
-          <w:p>
-            <w:pPr>
-              <w:jc w:val="center"/>
-            </w:pPr>
-            <w:r>
-              <w:rPr>
-                <w:sz w:val="22"/>
-                <w:szCs w:val="22"/>
-              </w:rPr>
-              <w:t>PL-1.1</w:t>
-            </w:r>
-          </w:p>
-        </w:tc>
-        <w:tc>
-          <w:tcPr>
-            <w:tcW w:w="900" w:type="dxa"/>
-            <w:tcMar>
-              <w:top w:w="60" w:type="dxa"/>
-              <w:left w:w="80" w:type="dxa"/>
-              <w:bottom w:w="60" w:type="dxa"/>
-              <w:right w:w="80" w:type="dxa"/>
-            </w:tcMar>
-            <w:vAlign w:val="center"/>
-          </w:tcPr>
-          <w:p>
-            <w:pPr>
-              <w:jc w:val="center"/>
-            </w:pPr>
-            <w:r>
-              <w:rPr>
-                <w:sz w:val="22"/>
-                <w:szCs w:val="22"/>
-              </w:rPr>
-              <w:t>С</w:t>
-            </w:r>
-          </w:p>
-        </w:tc>
-      </w:tr>
-      <w:tr>
-        <w:tblPrEx>
-          <w:tblCellMar>
-            <w:top w:w="0" w:type="dxa"/>
-            <w:bottom w:w="0" w:type="dxa"/>
-          </w:tblCellMar>
-        </w:tblPrEx>
-        <w:tc>
-          <w:tcPr>
-            <w:tcW w:w="2900" w:type="dxa"/>
-            <w:tcMar>
-              <w:top w:w="60" w:type="dxa"/>
-              <w:left w:w="80" w:type="dxa"/>
-              <w:bottom w:w="60" w:type="dxa"/>
-              <w:right w:w="80" w:type="dxa"/>
-            </w:tcMar>
-            <w:vAlign w:val="center"/>
-          </w:tcPr>
-          <w:p>
-            <w:r>
-              <w:rPr>
-                <w:sz w:val="22"/>
-                <w:szCs w:val="22"/>
-              </w:rPr>
-              <w:t>Занятие 4.2. Отладка и документирование</w:t>
-            </w:r>
-          </w:p>
-        </w:tc>
-        <w:tc>
-          <w:tcPr>
-            <w:tcW w:w="4900" w:type="dxa"/>
-            <w:tcMar>
-              <w:top w:w="60" w:type="dxa"/>
-              <w:left w:w="80" w:type="dxa"/>
-              <w:bottom w:w="60" w:type="dxa"/>
-              <w:right w:w="80" w:type="dxa"/>
-            </w:tcMar>
-            <w:vAlign w:val="center"/>
-          </w:tcPr>
-          <w:p>
-            <w:r>
-              <w:rPr>
-                <w:sz w:val="22"/>
-                <w:szCs w:val="22"/>
-              </w:rPr>
-              <w:t xml:space="preserve">Отладчик; логирование; </w:t>
-            </w:r>
-            <w:proofErr w:type="spellStart"/>
-            <w:r>
-              <w:rPr>
-                <w:sz w:val="22"/>
-                <w:szCs w:val="22"/>
-              </w:rPr>
-              <w:t>docstring</w:t>
-            </w:r>
-            <w:proofErr w:type="spellEnd"/>
-            <w:r>
-              <w:rPr>
-                <w:sz w:val="22"/>
-                <w:szCs w:val="22"/>
-              </w:rPr>
-              <w:t xml:space="preserve"> и </w:t>
-            </w:r>
-            <w:proofErr w:type="spellStart"/>
-            <w:r>
-              <w:rPr>
-                <w:sz w:val="22"/>
-                <w:szCs w:val="22"/>
-              </w:rPr>
-              <w:t>автогенерация</w:t>
-            </w:r>
-            <w:proofErr w:type="spellEnd"/>
-            <w:r>
-              <w:rPr>
-                <w:sz w:val="22"/>
-                <w:szCs w:val="22"/>
-              </w:rPr>
-              <w:t xml:space="preserve"> документации API; оформление README</w:t>
-            </w:r>
-          </w:p>
-        </w:tc>
-        <w:tc>
-          <w:tcPr>
-            <w:tcW w:w="1150" w:type="dxa"/>
-            <w:tcMar>
-              <w:top w:w="60" w:type="dxa"/>
-              <w:left w:w="80" w:type="dxa"/>
-              <w:bottom w:w="60" w:type="dxa"/>
-              <w:right w:w="80" w:type="dxa"/>
-            </w:tcMar>
-            <w:vAlign w:val="center"/>
-          </w:tcPr>
-          <w:p>
-            <w:pPr>
-              <w:jc w:val="center"/>
-            </w:pPr>
-            <w:r>
-              <w:rPr>
-                <w:sz w:val="22"/>
-                <w:szCs w:val="22"/>
-              </w:rPr>
-              <w:t>ЛР</w:t>
-            </w:r>
-          </w:p>
-        </w:tc>
-        <w:tc>
-          <w:tcPr>
-            <w:tcW w:w="900" w:type="dxa"/>
-            <w:tcMar>
-              <w:top w:w="60" w:type="dxa"/>
-              <w:left w:w="80" w:type="dxa"/>
-              <w:bottom w:w="60" w:type="dxa"/>
-              <w:right w:w="80" w:type="dxa"/>
-            </w:tcMar>
-            <w:vAlign w:val="center"/>
-          </w:tcPr>
-          <w:p>
-            <w:pPr>
-              <w:jc w:val="center"/>
-            </w:pPr>
-            <w:r>
-              <w:rPr>
-                <w:sz w:val="22"/>
-                <w:szCs w:val="22"/>
-              </w:rPr>
-              <w:t>4</w:t>
-            </w:r>
-          </w:p>
-        </w:tc>
-        <w:tc>
-          <w:tcPr>
-            <w:tcW w:w="1250" w:type="dxa"/>
-            <w:tcMar>
-              <w:top w:w="60" w:type="dxa"/>
-              <w:left w:w="80" w:type="dxa"/>
-              <w:bottom w:w="60" w:type="dxa"/>
-              <w:right w:w="80" w:type="dxa"/>
-            </w:tcMar>
-            <w:vAlign w:val="center"/>
-          </w:tcPr>
-          <w:p>
-            <w:pPr>
-              <w:jc w:val="center"/>
-            </w:pPr>
-            <w:r>
-              <w:rPr>
-                <w:sz w:val="22"/>
-                <w:szCs w:val="22"/>
-              </w:rPr>
-              <w:t>PL-1</w:t>
-            </w:r>
-          </w:p>
-        </w:tc>
-        <w:tc>
-          <w:tcPr>
-            <w:tcW w:w="1400" w:type="dxa"/>
-            <w:tcMar>
-              <w:top w:w="60" w:type="dxa"/>
-              <w:left w:w="80" w:type="dxa"/>
-              <w:bottom w:w="60" w:type="dxa"/>
-              <w:right w:w="80" w:type="dxa"/>
-            </w:tcMar>
-            <w:vAlign w:val="center"/>
-          </w:tcPr>
-          <w:p>
-            <w:pPr>
-              <w:jc w:val="center"/>
-            </w:pPr>
-            <w:r>
-              <w:rPr>
-                <w:sz w:val="22"/>
-                <w:szCs w:val="22"/>
-              </w:rPr>
-              <w:t>PL-1.1</w:t>
-            </w:r>
-          </w:p>
-        </w:tc>
-        <w:tc>
-          <w:tcPr>
-            <w:tcW w:w="900" w:type="dxa"/>
-            <w:tcMar>
-              <w:top w:w="60" w:type="dxa"/>
-              <w:left w:w="80" w:type="dxa"/>
-              <w:bottom w:w="60" w:type="dxa"/>
-              <w:right w:w="80" w:type="dxa"/>
-            </w:tcMar>
-            <w:vAlign w:val="center"/>
-          </w:tcPr>
-          <w:p>
-            <w:pPr>
-              <w:jc w:val="center"/>
-            </w:pPr>
-            <w:r>
-              <w:rPr>
-                <w:sz w:val="22"/>
-                <w:szCs w:val="22"/>
-              </w:rPr>
-              <w:t>С</w:t>
-            </w:r>
-          </w:p>
-        </w:tc>
-      </w:tr>
-      <w:tr>
-        <w:tblPrEx>
-          <w:tblCellMar>
-            <w:top w:w="0" w:type="dxa"/>
-            <w:bottom w:w="0" w:type="dxa"/>
-          </w:tblCellMar>
-        </w:tblPrEx>
-        <w:tc>
-          <w:tcPr>
-            <w:tcW w:w="2900" w:type="dxa"/>
-            <w:tcMar>
-              <w:top w:w="60" w:type="dxa"/>
-              <w:left w:w="80" w:type="dxa"/>
-              <w:bottom w:w="60" w:type="dxa"/>
-              <w:right w:w="80" w:type="dxa"/>
-            </w:tcMar>
-            <w:vAlign w:val="center"/>
-          </w:tcPr>
-          <w:p>
-            <w:r>
-              <w:rPr>
-                <w:sz w:val="22"/>
-                <w:szCs w:val="22"/>
-              </w:rPr>
-              <w:lastRenderedPageBreak/>
-              <w:t>Самостоятельная работа по модулю 4</w:t>
-            </w:r>
-          </w:p>
-        </w:tc>
-        <w:tc>
-          <w:tcPr>
-            <w:tcW w:w="4900" w:type="dxa"/>
-            <w:tcMar>
-              <w:top w:w="60" w:type="dxa"/>
-              <w:left w:w="80" w:type="dxa"/>
-              <w:bottom w:w="60" w:type="dxa"/>
-              <w:right w:w="80" w:type="dxa"/>
-            </w:tcMar>
-            <w:vAlign w:val="center"/>
-          </w:tcPr>
-          <w:p>
-            <w:r>
-              <w:rPr>
-                <w:sz w:val="22"/>
-                <w:szCs w:val="22"/>
-              </w:rPr>
-              <w:t>Покрытие тестами ключевой логики командного проекта (спринт 2); код-ревью между командами</w:t>
-            </w:r>
-          </w:p>
-        </w:tc>
-        <w:tc>
-          <w:tcPr>
-            <w:tcW w:w="1150" w:type="dxa"/>
-            <w:tcMar>
-              <w:top w:w="60" w:type="dxa"/>
-              <w:left w:w="80" w:type="dxa"/>
-              <w:bottom w:w="60" w:type="dxa"/>
-              <w:right w:w="80" w:type="dxa"/>
-            </w:tcMar>
-            <w:vAlign w:val="center"/>
-          </w:tcPr>
-          <w:p>
-            <w:pPr>
-              <w:jc w:val="center"/>
-            </w:pPr>
-            <w:r>
-              <w:rPr>
-                <w:sz w:val="22"/>
-                <w:szCs w:val="22"/>
-              </w:rPr>
-              <w:t>СРС</w:t>
-            </w:r>
-          </w:p>
-        </w:tc>
-        <w:tc>
-          <w:tcPr>
-            <w:tcW w:w="900" w:type="dxa"/>
-            <w:tcMar>
-              <w:top w:w="60" w:type="dxa"/>
-              <w:left w:w="80" w:type="dxa"/>
-              <w:bottom w:w="60" w:type="dxa"/>
-              <w:right w:w="80" w:type="dxa"/>
-            </w:tcMar>
-            <w:vAlign w:val="center"/>
-          </w:tcPr>
-          <w:p>
-            <w:pPr>
-              <w:jc w:val="center"/>
-            </w:pPr>
-            <w:r>
-              <w:rPr>
-                <w:sz w:val="22"/>
-                <w:szCs w:val="22"/>
-              </w:rPr>
-              <w:t>8</w:t>
-            </w:r>
-          </w:p>
-        </w:tc>
-        <w:tc>
-          <w:tcPr>
-            <w:tcW w:w="1250" w:type="dxa"/>
-            <w:tcMar>
-              <w:top w:w="60" w:type="dxa"/>
-              <w:left w:w="80" w:type="dxa"/>
-              <w:bottom w:w="60" w:type="dxa"/>
-              <w:right w:w="80" w:type="dxa"/>
-            </w:tcMar>
-            <w:vAlign w:val="center"/>
-          </w:tcPr>
-          <w:p>
-            <w:pPr>
-              <w:jc w:val="center"/>
-            </w:pPr>
-            <w:r>
-              <w:rPr>
-                <w:sz w:val="22"/>
-                <w:szCs w:val="22"/>
-              </w:rPr>
-              <w:t>PL-1</w:t>
-            </w:r>
-          </w:p>
-        </w:tc>
-        <w:tc>
-          <w:tcPr>
-            <w:tcW w:w="1400" w:type="dxa"/>
-            <w:tcMar>
-              <w:top w:w="60" w:type="dxa"/>
-              <w:left w:w="80" w:type="dxa"/>
-              <w:bottom w:w="60" w:type="dxa"/>
-              <w:right w:w="80" w:type="dxa"/>
-            </w:tcMar>
-            <w:vAlign w:val="center"/>
-          </w:tcPr>
-          <w:p>
-            <w:pPr>
-              <w:jc w:val="center"/>
-            </w:pPr>
-            <w:r>
-              <w:rPr>
-                <w:sz w:val="22"/>
-                <w:szCs w:val="22"/>
-              </w:rPr>
-              <w:t>PL-1.1</w:t>
-            </w:r>
-          </w:p>
-        </w:tc>
-        <w:tc>
-          <w:tcPr>
-            <w:tcW w:w="900" w:type="dxa"/>
-            <w:tcMar>
-              <w:top w:w="60" w:type="dxa"/>
-              <w:left w:w="80" w:type="dxa"/>
-              <w:bottom w:w="60" w:type="dxa"/>
-              <w:right w:w="80" w:type="dxa"/>
-            </w:tcMar>
-            <w:vAlign w:val="center"/>
-          </w:tcPr>
-          <w:p>
-            <w:pPr>
-              <w:jc w:val="center"/>
-            </w:pPr>
-            <w:r>
-              <w:rPr>
-                <w:sz w:val="22"/>
-                <w:szCs w:val="22"/>
-              </w:rPr>
-              <w:t>С</w:t>
-            </w:r>
-          </w:p>
-        </w:tc>
-      </w:tr>
-      <w:tr>
-        <w:tblPrEx>
-          <w:tblCellMar>
-            <w:top w:w="0" w:type="dxa"/>
-            <w:bottom w:w="0" w:type="dxa"/>
-          </w:tblCellMar>
-        </w:tblPrEx>
-        <w:tc>
-          <w:tcPr>
-            <w:tcW w:w="2900" w:type="dxa"/>
-            <w:shd w:val="clear" w:color="auto" w:fill="E6E6E6"/>
-            <w:tcMar>
-              <w:top w:w="60" w:type="dxa"/>
-              <w:left w:w="80" w:type="dxa"/>
-              <w:bottom w:w="60" w:type="dxa"/>
-              <w:right w:w="80" w:type="dxa"/>
-            </w:tcMar>
-            <w:vAlign w:val="center"/>
-          </w:tcPr>
-          <w:p>
-            <w:r>
-              <w:rPr>
-                <w:b/>
-                <w:bCs/>
-                <w:sz w:val="22"/>
-                <w:szCs w:val="22"/>
-              </w:rPr>
-              <w:t>Модуль 5. Обработка данных в приложении</w:t>
-            </w:r>
-          </w:p>
-        </w:tc>
-        <w:tc>
-          <w:tcPr>
-            <w:tcW w:w="4900" w:type="dxa"/>
-            <w:shd w:val="clear" w:color="auto" w:fill="E6E6E6"/>
-            <w:tcMar>
-              <w:top w:w="60" w:type="dxa"/>
-              <w:left w:w="80" w:type="dxa"/>
-              <w:bottom w:w="60" w:type="dxa"/>
-              <w:right w:w="80" w:type="dxa"/>
-            </w:tcMar>
-            <w:vAlign w:val="center"/>
-          </w:tcPr>
-          <w:p>
-            <w:r>
-              <w:rPr>
-                <w:sz w:val="22"/>
-                <w:szCs w:val="22"/>
-              </w:rPr>
-              <w:t>Выбор библиотек под требования задачи; конвейеры обработки данных; простые ETL-сценарии</w:t>
-            </w:r>
-          </w:p>
-        </w:tc>
-        <w:tc>
-          <w:tcPr>
-            <w:tcW w:w="1150" w:type="dxa"/>
-            <w:shd w:val="clear" w:color="auto" w:fill="E6E6E6"/>
-            <w:tcMar>
-              <w:top w:w="60" w:type="dxa"/>
-              <w:left w:w="80" w:type="dxa"/>
-              <w:bottom w:w="60" w:type="dxa"/>
-              <w:right w:w="80" w:type="dxa"/>
-            </w:tcMar>
-            <w:vAlign w:val="center"/>
-          </w:tcPr>
-          <w:p>
-            <w:pPr>
-              <w:jc w:val="center"/>
-            </w:pPr>
-            <w:r>
-              <w:rPr>
-                <w:sz w:val="22"/>
-                <w:szCs w:val="22"/>
-              </w:rPr>
-              <w:t>—</w:t>
-            </w:r>
-          </w:p>
-        </w:tc>
-        <w:tc>
-          <w:tcPr>
-            <w:tcW w:w="900" w:type="dxa"/>
-            <w:shd w:val="clear" w:color="auto" w:fill="E6E6E6"/>
-            <w:tcMar>
-              <w:top w:w="60" w:type="dxa"/>
-              <w:left w:w="80" w:type="dxa"/>
-              <w:bottom w:w="60" w:type="dxa"/>
-              <w:right w:w="80" w:type="dxa"/>
-            </w:tcMar>
-            <w:vAlign w:val="center"/>
-          </w:tcPr>
-          <w:p>
-            <w:pPr>
-              <w:jc w:val="center"/>
-            </w:pPr>
-            <w:r>
-              <w:rPr>
-                <w:b/>
-                <w:bCs/>
-                <w:sz w:val="22"/>
-                <w:szCs w:val="22"/>
-              </w:rPr>
-              <w:t>18</w:t>
-            </w:r>
-          </w:p>
-        </w:tc>
-        <w:tc>
-          <w:tcPr>
-            <w:tcW w:w="1250" w:type="dxa"/>
-            <w:shd w:val="clear" w:color="auto" w:fill="E6E6E6"/>
-            <w:tcMar>
-              <w:top w:w="60" w:type="dxa"/>
-              <w:left w:w="80" w:type="dxa"/>
-              <w:bottom w:w="60" w:type="dxa"/>
-              <w:right w:w="80" w:type="dxa"/>
-            </w:tcMar>
-            <w:vAlign w:val="center"/>
-          </w:tcPr>
-          <w:p>
-            <w:pPr>
-              <w:jc w:val="center"/>
-            </w:pPr>
-            <w:r>
-              <w:rPr>
-                <w:sz w:val="22"/>
-                <w:szCs w:val="22"/>
-              </w:rPr>
-              <w:t>PL-1</w:t>
-            </w:r>
-          </w:p>
-        </w:tc>
-        <w:tc>
-          <w:tcPr>
-            <w:tcW w:w="1400" w:type="dxa"/>
-            <w:shd w:val="clear" w:color="auto" w:fill="E6E6E6"/>
-            <w:tcMar>
-              <w:top w:w="60" w:type="dxa"/>
-              <w:left w:w="80" w:type="dxa"/>
-              <w:bottom w:w="60" w:type="dxa"/>
-              <w:right w:w="80" w:type="dxa"/>
-            </w:tcMar>
-            <w:vAlign w:val="center"/>
-          </w:tcPr>
-          <w:p>
-            <w:pPr>
-              <w:jc w:val="center"/>
-            </w:pPr>
-            <w:r>
-              <w:rPr>
-                <w:sz w:val="22"/>
-                <w:szCs w:val="22"/>
-              </w:rPr>
-              <w:t>PL-1.2, PL-1.3</w:t>
-            </w:r>
-          </w:p>
-        </w:tc>
-        <w:tc>
-          <w:tcPr>
-            <w:tcW w:w="900" w:type="dxa"/>
-            <w:shd w:val="clear" w:color="auto" w:fill="E6E6E6"/>
-            <w:tcMar>
-              <w:top w:w="60" w:type="dxa"/>
-              <w:left w:w="80" w:type="dxa"/>
-              <w:bottom w:w="60" w:type="dxa"/>
-              <w:right w:w="80" w:type="dxa"/>
-            </w:tcMar>
-            <w:vAlign w:val="center"/>
-          </w:tcPr>
-          <w:p>
-            <w:pPr>
-              <w:jc w:val="center"/>
-            </w:pPr>
-            <w:r>
-              <w:rPr>
-                <w:sz w:val="22"/>
-                <w:szCs w:val="22"/>
-              </w:rPr>
-              <w:t>Б</w:t>
-            </w:r>
-          </w:p>
-        </w:tc>
-      </w:tr>
-      <w:tr>
-        <w:tblPrEx>
-          <w:tblCellMar>
-            <w:top w:w="0" w:type="dxa"/>
-            <w:bottom w:w="0" w:type="dxa"/>
-          </w:tblCellMar>
-        </w:tblPrEx>
-        <w:tc>
-          <w:tcPr>
-            <w:tcW w:w="2900" w:type="dxa"/>
-            <w:tcMar>
-              <w:top w:w="60" w:type="dxa"/>
-              <w:left w:w="80" w:type="dxa"/>
-              <w:bottom w:w="60" w:type="dxa"/>
-              <w:right w:w="80" w:type="dxa"/>
-            </w:tcMar>
-            <w:vAlign w:val="center"/>
-          </w:tcPr>
-          <w:p>
-            <w:r>
-              <w:rPr>
-                <w:sz w:val="22"/>
-                <w:szCs w:val="22"/>
-              </w:rPr>
-              <w:t>Занятие 5.1. Выбор инструментов обработки и визуализации данных</w:t>
-            </w:r>
-          </w:p>
-        </w:tc>
-        <w:tc>
-          <w:tcPr>
-            <w:tcW w:w="4900" w:type="dxa"/>
-            <w:tcMar>
-              <w:top w:w="60" w:type="dxa"/>
-              <w:left w:w="80" w:type="dxa"/>
-              <w:bottom w:w="60" w:type="dxa"/>
-              <w:right w:w="80" w:type="dxa"/>
-            </w:tcMar>
-            <w:vAlign w:val="center"/>
-          </w:tcPr>
-          <w:p>
-            <w:r>
-              <w:rPr>
-                <w:sz w:val="22"/>
-                <w:szCs w:val="22"/>
-              </w:rPr>
-              <w:t>Критерии выбора библиотек (</w:t>
-            </w:r>
-            <w:proofErr w:type="spellStart"/>
-            <w:r>
-              <w:rPr>
-                <w:sz w:val="22"/>
-                <w:szCs w:val="22"/>
-              </w:rPr>
-              <w:t>NumPy</w:t>
-            </w:r>
-            <w:proofErr w:type="spellEnd"/>
-            <w:r>
-              <w:rPr>
-                <w:sz w:val="22"/>
-                <w:szCs w:val="22"/>
-              </w:rPr>
-              <w:t xml:space="preserve">, </w:t>
-            </w:r>
-            <w:proofErr w:type="spellStart"/>
-            <w:r>
-              <w:rPr>
-                <w:sz w:val="22"/>
-                <w:szCs w:val="22"/>
-              </w:rPr>
-              <w:t>Pandas</w:t>
-            </w:r>
-            <w:proofErr w:type="spellEnd"/>
-            <w:r>
-              <w:rPr>
-                <w:sz w:val="22"/>
-                <w:szCs w:val="22"/>
-              </w:rPr>
-              <w:t xml:space="preserve">, </w:t>
-            </w:r>
-            <w:proofErr w:type="spellStart"/>
-            <w:r>
-              <w:rPr>
-                <w:sz w:val="22"/>
-                <w:szCs w:val="22"/>
-              </w:rPr>
-              <w:t>Matplotlib</w:t>
-            </w:r>
-            <w:proofErr w:type="spellEnd"/>
-            <w:r>
-              <w:rPr>
-                <w:sz w:val="22"/>
-                <w:szCs w:val="22"/>
-              </w:rPr>
-              <w:t>) под требования прикладной системы; интеграция в приложение</w:t>
-            </w:r>
-          </w:p>
-        </w:tc>
-        <w:tc>
-          <w:tcPr>
-            <w:tcW w:w="1150" w:type="dxa"/>
-            <w:tcMar>
-              <w:top w:w="60" w:type="dxa"/>
-              <w:left w:w="80" w:type="dxa"/>
-              <w:bottom w:w="60" w:type="dxa"/>
-              <w:right w:w="80" w:type="dxa"/>
-            </w:tcMar>
-            <w:vAlign w:val="center"/>
-          </w:tcPr>
-          <w:p>
-            <w:pPr>
-              <w:jc w:val="center"/>
-            </w:pPr>
-            <w:r>
-              <w:rPr>
-                <w:sz w:val="22"/>
-                <w:szCs w:val="22"/>
-              </w:rPr>
-              <w:t>Л / ЛР</w:t>
-            </w:r>
-          </w:p>
-        </w:tc>
-        <w:tc>
-          <w:tcPr>
-            <w:tcW w:w="900" w:type="dxa"/>
-            <w:tcMar>
-              <w:top w:w="60" w:type="dxa"/>
-              <w:left w:w="80" w:type="dxa"/>
-              <w:bottom w:w="60" w:type="dxa"/>
-              <w:right w:w="80" w:type="dxa"/>
-            </w:tcMar>
-            <w:vAlign w:val="center"/>
-          </w:tcPr>
-          <w:p>
-            <w:pPr>
-              <w:jc w:val="center"/>
-            </w:pPr>
-            <w:r>
-              <w:rPr>
-                <w:sz w:val="22"/>
-                <w:szCs w:val="22"/>
-              </w:rPr>
-              <w:t>6</w:t>
-            </w:r>
-          </w:p>
-        </w:tc>
-        <w:tc>
-          <w:tcPr>
-            <w:tcW w:w="1250" w:type="dxa"/>
-            <w:tcMar>
-              <w:top w:w="60" w:type="dxa"/>
-              <w:left w:w="80" w:type="dxa"/>
-              <w:bottom w:w="60" w:type="dxa"/>
-              <w:right w:w="80" w:type="dxa"/>
-            </w:tcMar>
-            <w:vAlign w:val="center"/>
-          </w:tcPr>
-          <w:p>
-            <w:pPr>
-              <w:jc w:val="center"/>
-            </w:pPr>
-            <w:r>
-              <w:rPr>
-                <w:sz w:val="22"/>
-                <w:szCs w:val="22"/>
-              </w:rPr>
-              <w:t>PL-1</w:t>
-            </w:r>
-          </w:p>
-        </w:tc>
-        <w:tc>
-          <w:tcPr>
-            <w:tcW w:w="1400" w:type="dxa"/>
-            <w:tcMar>
-              <w:top w:w="60" w:type="dxa"/>
-              <w:left w:w="80" w:type="dxa"/>
-              <w:bottom w:w="60" w:type="dxa"/>
-              <w:right w:w="80" w:type="dxa"/>
-            </w:tcMar>
-            <w:vAlign w:val="center"/>
-          </w:tcPr>
-          <w:p>
-            <w:pPr>
-              <w:jc w:val="center"/>
-            </w:pPr>
-            <w:r>
-              <w:rPr>
-                <w:sz w:val="22"/>
-                <w:szCs w:val="22"/>
-              </w:rPr>
-              <w:t>PL-1.2</w:t>
-            </w:r>
-          </w:p>
-        </w:tc>
-        <w:tc>
-          <w:tcPr>
-            <w:tcW w:w="900" w:type="dxa"/>
-            <w:tcMar>
-              <w:top w:w="60" w:type="dxa"/>
-              <w:left w:w="80" w:type="dxa"/>
-              <w:bottom w:w="60" w:type="dxa"/>
-              <w:right w:w="80" w:type="dxa"/>
-            </w:tcMar>
-            <w:vAlign w:val="center"/>
-          </w:tcPr>
-          <w:p>
-            <w:pPr>
-              <w:jc w:val="center"/>
-            </w:pPr>
-            <w:r>
-              <w:rPr>
-                <w:sz w:val="22"/>
-                <w:szCs w:val="22"/>
-              </w:rPr>
-              <w:t>Б</w:t>
-            </w:r>
-          </w:p>
-        </w:tc>
-      </w:tr>
-      <w:tr>
-        <w:tblPrEx>
-          <w:tblCellMar>
-            <w:top w:w="0" w:type="dxa"/>
-            <w:bottom w:w="0" w:type="dxa"/>
-          </w:tblCellMar>
-        </w:tblPrEx>
-        <w:tc>
-          <w:tcPr>
-            <w:tcW w:w="2900" w:type="dxa"/>
-            <w:tcMar>
-              <w:top w:w="60" w:type="dxa"/>
-              <w:left w:w="80" w:type="dxa"/>
-              <w:bottom w:w="60" w:type="dxa"/>
-              <w:right w:w="80" w:type="dxa"/>
-            </w:tcMar>
-            <w:vAlign w:val="center"/>
-          </w:tcPr>
-          <w:p>
-            <w:r>
-              <w:rPr>
-                <w:sz w:val="22"/>
-                <w:szCs w:val="22"/>
-              </w:rPr>
-              <w:t>Занятие 5.2. Конвейеры обработки данных</w:t>
-            </w:r>
-          </w:p>
-        </w:tc>
-        <w:tc>
-          <w:tcPr>
-            <w:tcW w:w="4900" w:type="dxa"/>
-            <w:tcMar>
-              <w:top w:w="60" w:type="dxa"/>
-              <w:left w:w="80" w:type="dxa"/>
-              <w:bottom w:w="60" w:type="dxa"/>
-              <w:right w:w="80" w:type="dxa"/>
-            </w:tcMar>
-            <w:vAlign w:val="center"/>
-          </w:tcPr>
-          <w:p>
-            <w:r>
-              <w:rPr>
-                <w:sz w:val="22"/>
-                <w:szCs w:val="22"/>
-              </w:rPr>
-              <w:t>Простейшие ETL-скрипты: извлечение, преобразование, загрузка; регламентный запуск; обработка ошибок в конвейере</w:t>
-            </w:r>
-          </w:p>
-        </w:tc>
-        <w:tc>
-          <w:tcPr>
-            <w:tcW w:w="1150" w:type="dxa"/>
-            <w:tcMar>
-              <w:top w:w="60" w:type="dxa"/>
-              <w:left w:w="80" w:type="dxa"/>
-              <w:bottom w:w="60" w:type="dxa"/>
-              <w:right w:w="80" w:type="dxa"/>
-            </w:tcMar>
-            <w:vAlign w:val="center"/>
-          </w:tcPr>
-          <w:p>
-            <w:pPr>
-              <w:jc w:val="center"/>
-            </w:pPr>
-            <w:r>
-              <w:rPr>
-                <w:sz w:val="22"/>
-                <w:szCs w:val="22"/>
-              </w:rPr>
-              <w:t>ЛР</w:t>
-            </w:r>
-          </w:p>
-        </w:tc>
-        <w:tc>
-          <w:tcPr>
-            <w:tcW w:w="900" w:type="dxa"/>
-            <w:tcMar>
-              <w:top w:w="60" w:type="dxa"/>
-              <w:left w:w="80" w:type="dxa"/>
-              <w:bottom w:w="60" w:type="dxa"/>
-              <w:right w:w="80" w:type="dxa"/>
-            </w:tcMar>
-            <w:vAlign w:val="center"/>
-          </w:tcPr>
-          <w:p>
-            <w:pPr>
-              <w:jc w:val="center"/>
-            </w:pPr>
-            <w:r>
-              <w:rPr>
-                <w:sz w:val="22"/>
-                <w:szCs w:val="22"/>
-              </w:rPr>
-              <w:t>4</w:t>
-            </w:r>
-          </w:p>
-        </w:tc>
-        <w:tc>
-          <w:tcPr>
-            <w:tcW w:w="1250" w:type="dxa"/>
-            <w:tcMar>
-              <w:top w:w="60" w:type="dxa"/>
-              <w:left w:w="80" w:type="dxa"/>
-              <w:bottom w:w="60" w:type="dxa"/>
-              <w:right w:w="80" w:type="dxa"/>
-            </w:tcMar>
-            <w:vAlign w:val="center"/>
-          </w:tcPr>
-          <w:p>
-            <w:pPr>
-              <w:jc w:val="center"/>
-            </w:pPr>
-            <w:r>
-              <w:rPr>
-                <w:sz w:val="22"/>
-                <w:szCs w:val="22"/>
-              </w:rPr>
-              <w:t>PL-1</w:t>
-            </w:r>
-          </w:p>
-        </w:tc>
-        <w:tc>
-          <w:tcPr>
-            <w:tcW w:w="1400" w:type="dxa"/>
-            <w:tcMar>
-              <w:top w:w="60" w:type="dxa"/>
-              <w:left w:w="80" w:type="dxa"/>
-              <w:bottom w:w="60" w:type="dxa"/>
-              <w:right w:w="80" w:type="dxa"/>
-            </w:tcMar>
-            <w:vAlign w:val="center"/>
-          </w:tcPr>
-          <w:p>
-            <w:pPr>
-              <w:jc w:val="center"/>
-            </w:pPr>
-            <w:r>
-              <w:rPr>
-                <w:sz w:val="22"/>
-                <w:szCs w:val="22"/>
-              </w:rPr>
-              <w:t>PL-1.3</w:t>
-            </w:r>
-          </w:p>
-        </w:tc>
-        <w:tc>
-          <w:tcPr>
-            <w:tcW w:w="900" w:type="dxa"/>
-            <w:tcMar>
-              <w:top w:w="60" w:type="dxa"/>
-              <w:left w:w="80" w:type="dxa"/>
-              <w:bottom w:w="60" w:type="dxa"/>
-              <w:right w:w="80" w:type="dxa"/>
-            </w:tcMar>
-            <w:vAlign w:val="center"/>
-          </w:tcPr>
-          <w:p>
-            <w:pPr>
-              <w:jc w:val="center"/>
-            </w:pPr>
-            <w:r>
-              <w:rPr>
-                <w:sz w:val="22"/>
-                <w:szCs w:val="22"/>
-              </w:rPr>
-              <w:t>Б</w:t>
-            </w:r>
-          </w:p>
-        </w:tc>
-      </w:tr>
-      <w:tr>
-        <w:tblPrEx>
-          <w:tblCellMar>
-            <w:top w:w="0" w:type="dxa"/>
-            <w:bottom w:w="0" w:type="dxa"/>
-          </w:tblCellMar>
-        </w:tblPrEx>
-        <w:tc>
-          <w:tcPr>
-            <w:tcW w:w="2900" w:type="dxa"/>
-            <w:tcMar>
-              <w:top w:w="60" w:type="dxa"/>
-              <w:left w:w="80" w:type="dxa"/>
-              <w:bottom w:w="60" w:type="dxa"/>
-              <w:right w:w="80" w:type="dxa"/>
-            </w:tcMar>
-            <w:vAlign w:val="center"/>
-          </w:tcPr>
-          <w:p>
-            <w:r>
-              <w:rPr>
-                <w:sz w:val="22"/>
-                <w:szCs w:val="22"/>
-              </w:rPr>
-              <w:t>Самостоятельная работа по модулю 5</w:t>
-            </w:r>
-          </w:p>
-        </w:tc>
-        <w:tc>
-          <w:tcPr>
-            <w:tcW w:w="4900" w:type="dxa"/>
-            <w:tcMar>
-              <w:top w:w="60" w:type="dxa"/>
-              <w:left w:w="80" w:type="dxa"/>
-              <w:bottom w:w="60" w:type="dxa"/>
-              <w:right w:w="80" w:type="dxa"/>
-            </w:tcMar>
-            <w:vAlign w:val="center"/>
-          </w:tcPr>
-          <w:p>
-            <w:r>
-              <w:rPr>
-                <w:sz w:val="22"/>
-                <w:szCs w:val="22"/>
-              </w:rPr>
-              <w:t>Реализация подсистемы обработки данных командного проекта (спринт 3): ETL-скрипт и отчётная выборка</w:t>
-            </w:r>
-          </w:p>
-        </w:tc>
-        <w:tc>
-          <w:tcPr>
-            <w:tcW w:w="1150" w:type="dxa"/>
-            <w:tcMar>
-              <w:top w:w="60" w:type="dxa"/>
-              <w:left w:w="80" w:type="dxa"/>
-              <w:bottom w:w="60" w:type="dxa"/>
-              <w:right w:w="80" w:type="dxa"/>
-            </w:tcMar>
-            <w:vAlign w:val="center"/>
-          </w:tcPr>
-          <w:p>
-            <w:pPr>
-              <w:jc w:val="center"/>
-            </w:pPr>
-            <w:r>
-              <w:rPr>
-                <w:sz w:val="22"/>
-                <w:szCs w:val="22"/>
-              </w:rPr>
-              <w:t>СРС</w:t>
-            </w:r>
-          </w:p>
-        </w:tc>
-        <w:tc>
-          <w:tcPr>
-            <w:tcW w:w="900" w:type="dxa"/>
-            <w:tcMar>
-              <w:top w:w="60" w:type="dxa"/>
-              <w:left w:w="80" w:type="dxa"/>
-              <w:bottom w:w="60" w:type="dxa"/>
-              <w:right w:w="80" w:type="dxa"/>
-            </w:tcMar>
-            <w:vAlign w:val="center"/>
-          </w:tcPr>
-          <w:p>
-            <w:pPr>
-              <w:jc w:val="center"/>
-            </w:pPr>
-            <w:r>
-              <w:rPr>
-                <w:sz w:val="22"/>
-                <w:szCs w:val="22"/>
-              </w:rPr>
-              <w:t>8</w:t>
-            </w:r>
-          </w:p>
-        </w:tc>
-        <w:tc>
-          <w:tcPr>
-            <w:tcW w:w="1250" w:type="dxa"/>
-            <w:tcMar>
-              <w:top w:w="60" w:type="dxa"/>
-              <w:left w:w="80" w:type="dxa"/>
-              <w:bottom w:w="60" w:type="dxa"/>
-              <w:right w:w="80" w:type="dxa"/>
-            </w:tcMar>
-            <w:vAlign w:val="center"/>
-          </w:tcPr>
-          <w:p>
-            <w:pPr>
-              <w:jc w:val="center"/>
-            </w:pPr>
-            <w:r>
-              <w:rPr>
-                <w:sz w:val="22"/>
-                <w:szCs w:val="22"/>
-              </w:rPr>
-              <w:t>PL-1</w:t>
-            </w:r>
-          </w:p>
-        </w:tc>
-        <w:tc>
-          <w:tcPr>
-            <w:tcW w:w="1400" w:type="dxa"/>
-            <w:tcMar>
-              <w:top w:w="60" w:type="dxa"/>
-              <w:left w:w="80" w:type="dxa"/>
-              <w:bottom w:w="60" w:type="dxa"/>
-              <w:right w:w="80" w:type="dxa"/>
-            </w:tcMar>
-            <w:vAlign w:val="center"/>
-          </w:tcPr>
-          <w:p>
-            <w:pPr>
-              <w:jc w:val="center"/>
-            </w:pPr>
-            <w:r>
-              <w:rPr>
-                <w:sz w:val="22"/>
-                <w:szCs w:val="22"/>
-              </w:rPr>
-              <w:t>PL-1.2, PL-1.3</w:t>
-            </w:r>
-          </w:p>
-        </w:tc>
-        <w:tc>
-          <w:tcPr>
-            <w:tcW w:w="900" w:type="dxa"/>
-            <w:tcMar>
-              <w:top w:w="60" w:type="dxa"/>
-              <w:left w:w="80" w:type="dxa"/>
-              <w:bottom w:w="60" w:type="dxa"/>
-              <w:right w:w="80" w:type="dxa"/>
-            </w:tcMar>
-            <w:vAlign w:val="center"/>
-          </w:tcPr>
-          <w:p>
-            <w:pPr>
-              <w:jc w:val="center"/>
-            </w:pPr>
-            <w:r>
-              <w:rPr>
-                <w:sz w:val="22"/>
-                <w:szCs w:val="22"/>
-              </w:rPr>
-              <w:t>Б</w:t>
-            </w:r>
-          </w:p>
-        </w:tc>
-      </w:tr>
-      <w:tr>
-        <w:tblPrEx>
-          <w:tblCellMar>
-            <w:top w:w="0" w:type="dxa"/>
-            <w:bottom w:w="0" w:type="dxa"/>
-          </w:tblCellMar>
-        </w:tblPrEx>
-        <w:tc>
-          <w:tcPr>
-            <w:tcW w:w="2900" w:type="dxa"/>
-            <w:shd w:val="clear" w:color="auto" w:fill="E6E6E6"/>
-            <w:tcMar>
-              <w:top w:w="60" w:type="dxa"/>
-              <w:left w:w="80" w:type="dxa"/>
-              <w:bottom w:w="60" w:type="dxa"/>
-              <w:right w:w="80" w:type="dxa"/>
-            </w:tcMar>
-            <w:vAlign w:val="center"/>
-          </w:tcPr>
-          <w:p>
-            <w:r>
-              <w:rPr>
-                <w:b/>
-                <w:bCs/>
-                <w:sz w:val="22"/>
-                <w:szCs w:val="22"/>
-              </w:rPr>
-              <w:t>Модуль 6. Командный программный проект (сквозной)</w:t>
-            </w:r>
-          </w:p>
-        </w:tc>
-        <w:tc>
-          <w:tcPr>
-            <w:tcW w:w="4900" w:type="dxa"/>
-            <w:shd w:val="clear" w:color="auto" w:fill="E6E6E6"/>
-            <w:tcMar>
-              <w:top w:w="60" w:type="dxa"/>
-              <w:left w:w="80" w:type="dxa"/>
-              <w:bottom w:w="60" w:type="dxa"/>
-              <w:right w:w="80" w:type="dxa"/>
-            </w:tcMar>
-            <w:vAlign w:val="center"/>
-          </w:tcPr>
-          <w:p>
-            <w:r>
-              <w:rPr>
-                <w:sz w:val="22"/>
-                <w:szCs w:val="22"/>
-              </w:rPr>
-              <w:t>Завершение и интеграция проекта; подготовка выступления; распределение ролей при защите; демонстрация результата</w:t>
-            </w:r>
-          </w:p>
-        </w:tc>
-        <w:tc>
-          <w:tcPr>
-            <w:tcW w:w="1150" w:type="dxa"/>
-            <w:shd w:val="clear" w:color="auto" w:fill="E6E6E6"/>
-            <w:tcMar>
-              <w:top w:w="60" w:type="dxa"/>
-              <w:left w:w="80" w:type="dxa"/>
-              <w:bottom w:w="60" w:type="dxa"/>
-              <w:right w:w="80" w:type="dxa"/>
-            </w:tcMar>
-            <w:vAlign w:val="center"/>
-          </w:tcPr>
-          <w:p>
-            <w:pPr>
-              <w:jc w:val="center"/>
-            </w:pPr>
-            <w:r>
-              <w:rPr>
-                <w:sz w:val="22"/>
-                <w:szCs w:val="22"/>
-              </w:rPr>
-              <w:t>—</w:t>
-            </w:r>
-          </w:p>
-        </w:tc>
-        <w:tc>
-          <w:tcPr>
-            <w:tcW w:w="900" w:type="dxa"/>
-            <w:shd w:val="clear" w:color="auto" w:fill="E6E6E6"/>
-            <w:tcMar>
-              <w:top w:w="60" w:type="dxa"/>
-              <w:left w:w="80" w:type="dxa"/>
-              <w:bottom w:w="60" w:type="dxa"/>
-              <w:right w:w="80" w:type="dxa"/>
-            </w:tcMar>
-            <w:vAlign w:val="center"/>
-          </w:tcPr>
-          <w:p>
-            <w:pPr>
-              <w:jc w:val="center"/>
-            </w:pPr>
-            <w:r>
-              <w:rPr>
-                <w:b/>
-                <w:bCs/>
-                <w:sz w:val="22"/>
-                <w:szCs w:val="22"/>
-              </w:rPr>
-              <w:t>46</w:t>
-            </w:r>
-          </w:p>
-        </w:tc>
-        <w:tc>
-          <w:tcPr>
-            <w:tcW w:w="1250" w:type="dxa"/>
-            <w:shd w:val="clear" w:color="auto" w:fill="E6E6E6"/>
-            <w:tcMar>
-              <w:top w:w="60" w:type="dxa"/>
-              <w:left w:w="80" w:type="dxa"/>
-              <w:bottom w:w="60" w:type="dxa"/>
-              <w:right w:w="80" w:type="dxa"/>
-            </w:tcMar>
-            <w:vAlign w:val="center"/>
-          </w:tcPr>
-          <w:p>
-            <w:pPr>
-              <w:jc w:val="center"/>
-            </w:pPr>
-            <w:r>
-              <w:rPr>
-                <w:sz w:val="22"/>
-                <w:szCs w:val="22"/>
-              </w:rPr>
-              <w:t>PL-1, SS-2</w:t>
-            </w:r>
-          </w:p>
-        </w:tc>
-        <w:tc>
-          <w:tcPr>
-            <w:tcW w:w="1400" w:type="dxa"/>
-            <w:shd w:val="clear" w:color="auto" w:fill="E6E6E6"/>
-            <w:tcMar>
-              <w:top w:w="60" w:type="dxa"/>
-              <w:left w:w="80" w:type="dxa"/>
-              <w:bottom w:w="60" w:type="dxa"/>
-              <w:right w:w="80" w:type="dxa"/>
-            </w:tcMar>
-            <w:vAlign w:val="center"/>
-          </w:tcPr>
-          <w:p>
-            <w:pPr>
-              <w:jc w:val="center"/>
-            </w:pPr>
-            <w:r>
-              <w:rPr>
-                <w:sz w:val="22"/>
-                <w:szCs w:val="22"/>
-              </w:rPr>
-              <w:t>PL-1.1–1.3, SS-2.1, SS-2.2</w:t>
-            </w:r>
-          </w:p>
-        </w:tc>
-        <w:tc>
-          <w:tcPr>
-            <w:tcW w:w="900" w:type="dxa"/>
-            <w:shd w:val="clear" w:color="auto" w:fill="E6E6E6"/>
-            <w:tcMar>
-              <w:top w:w="60" w:type="dxa"/>
-              <w:left w:w="80" w:type="dxa"/>
-              <w:bottom w:w="60" w:type="dxa"/>
-              <w:right w:w="80" w:type="dxa"/>
-            </w:tcMar>
-            <w:vAlign w:val="center"/>
-          </w:tcPr>
-          <w:p>
-            <w:pPr>
-              <w:jc w:val="center"/>
-            </w:pPr>
-            <w:r>
-              <w:rPr>
-                <w:sz w:val="22"/>
-                <w:szCs w:val="22"/>
-              </w:rPr>
-              <w:t>Б / С</w:t>
-            </w:r>
-          </w:p>
-        </w:tc>
-      </w:tr>
-      <w:tr>
-        <w:tblPrEx>
-          <w:tblCellMar>
-            <w:top w:w="0" w:type="dxa"/>
-            <w:bottom w:w="0" w:type="dxa"/>
-          </w:tblCellMar>
-        </w:tblPrEx>
-        <w:tc>
-          <w:tcPr>
-            <w:tcW w:w="2900" w:type="dxa"/>
-            <w:tcMar>
-              <w:top w:w="60" w:type="dxa"/>
-              <w:left w:w="80" w:type="dxa"/>
-              <w:bottom w:w="60" w:type="dxa"/>
-              <w:right w:w="80" w:type="dxa"/>
-            </w:tcMar>
-            <w:vAlign w:val="center"/>
-          </w:tcPr>
-          <w:p>
-            <w:r>
-              <w:rPr>
-                <w:sz w:val="22"/>
-                <w:szCs w:val="22"/>
-              </w:rPr>
-              <w:t>Занятие 6.1. Установочное занятие по проекту</w:t>
-            </w:r>
-          </w:p>
-        </w:tc>
-        <w:tc>
-          <w:tcPr>
-            <w:tcW w:w="4900" w:type="dxa"/>
-            <w:tcMar>
-              <w:top w:w="60" w:type="dxa"/>
-              <w:left w:w="80" w:type="dxa"/>
-              <w:bottom w:w="60" w:type="dxa"/>
-              <w:right w:w="80" w:type="dxa"/>
-            </w:tcMar>
-            <w:vAlign w:val="center"/>
-          </w:tcPr>
-          <w:p>
-            <w:r>
-              <w:rPr>
-                <w:sz w:val="22"/>
-                <w:szCs w:val="22"/>
-              </w:rPr>
-              <w:t>Требования к проекту и критерии оценивания; матрица ответственности (RACI); регламент спринтов и спринт-ревью</w:t>
-            </w:r>
-          </w:p>
-        </w:tc>
-        <w:tc>
-          <w:tcPr>
-            <w:tcW w:w="1150" w:type="dxa"/>
-            <w:tcMar>
-              <w:top w:w="60" w:type="dxa"/>
-              <w:left w:w="80" w:type="dxa"/>
-              <w:bottom w:w="60" w:type="dxa"/>
-              <w:right w:w="80" w:type="dxa"/>
-            </w:tcMar>
-            <w:vAlign w:val="center"/>
-          </w:tcPr>
-          <w:p>
-            <w:pPr>
-              <w:jc w:val="center"/>
-            </w:pPr>
-            <w:r>
-              <w:rPr>
-                <w:sz w:val="22"/>
-                <w:szCs w:val="22"/>
-              </w:rPr>
-              <w:t>Л</w:t>
-            </w:r>
-          </w:p>
-        </w:tc>
-        <w:tc>
-          <w:tcPr>
-            <w:tcW w:w="900" w:type="dxa"/>
-            <w:tcMar>
-              <w:top w:w="60" w:type="dxa"/>
-              <w:left w:w="80" w:type="dxa"/>
-              <w:bottom w:w="60" w:type="dxa"/>
-              <w:right w:w="80" w:type="dxa"/>
-            </w:tcMar>
-            <w:vAlign w:val="center"/>
-          </w:tcPr>
-          <w:p>
-            <w:pPr>
-              <w:jc w:val="center"/>
-            </w:pPr>
-            <w:r>
-              <w:rPr>
-                <w:sz w:val="22"/>
-                <w:szCs w:val="22"/>
-              </w:rPr>
-              <w:t>2</w:t>
-            </w:r>
-          </w:p>
-        </w:tc>
-        <w:tc>
-          <w:tcPr>
-            <w:tcW w:w="1250" w:type="dxa"/>
-            <w:tcMar>
-              <w:top w:w="60" w:type="dxa"/>
-              <w:left w:w="80" w:type="dxa"/>
-              <w:bottom w:w="60" w:type="dxa"/>
-              <w:right w:w="80" w:type="dxa"/>
-            </w:tcMar>
-            <w:vAlign w:val="center"/>
-          </w:tcPr>
-          <w:p>
-            <w:pPr>
-              <w:jc w:val="center"/>
-            </w:pPr>
-            <w:r>
-              <w:rPr>
-                <w:sz w:val="22"/>
-                <w:szCs w:val="22"/>
-              </w:rPr>
-              <w:t>SS-2</w:t>
-            </w:r>
-          </w:p>
-        </w:tc>
-        <w:tc>
-          <w:tcPr>
-            <w:tcW w:w="1400" w:type="dxa"/>
-            <w:tcMar>
-              <w:top w:w="60" w:type="dxa"/>
-              <w:left w:w="80" w:type="dxa"/>
-              <w:bottom w:w="60" w:type="dxa"/>
-              <w:right w:w="80" w:type="dxa"/>
-            </w:tcMar>
-            <w:vAlign w:val="center"/>
-          </w:tcPr>
-          <w:p>
-            <w:pPr>
-              <w:jc w:val="center"/>
-            </w:pPr>
-            <w:r>
-              <w:rPr>
-                <w:sz w:val="22"/>
-                <w:szCs w:val="22"/>
-              </w:rPr>
-              <w:t>SS-2.1, SS-2.2</w:t>
-            </w:r>
-          </w:p>
-        </w:tc>
-        <w:tc>
-          <w:tcPr>
-            <w:tcW w:w="900" w:type="dxa"/>
-            <w:tcMar>
-              <w:top w:w="60" w:type="dxa"/>
-              <w:left w:w="80" w:type="dxa"/>
-              <w:bottom w:w="60" w:type="dxa"/>
-              <w:right w:w="80" w:type="dxa"/>
-            </w:tcMar>
-            <w:vAlign w:val="center"/>
-          </w:tcPr>
-          <w:p>
-            <w:pPr>
-              <w:jc w:val="center"/>
-            </w:pPr>
-            <w:r>
-              <w:rPr>
-                <w:sz w:val="22"/>
-                <w:szCs w:val="22"/>
-              </w:rPr>
-              <w:t>Б</w:t>
-            </w:r>
-          </w:p>
-        </w:tc>
-      </w:tr>
-      <w:tr>
-        <w:tblPrEx>
-          <w:tblCellMar>
-            <w:top w:w="0" w:type="dxa"/>
-            <w:bottom w:w="0" w:type="dxa"/>
-          </w:tblCellMar>
-        </w:tblPrEx>
-        <w:tc>
-          <w:tcPr>
-            <w:tcW w:w="2900" w:type="dxa"/>
-            <w:tcMar>
-              <w:top w:w="60" w:type="dxa"/>
-              <w:left w:w="80" w:type="dxa"/>
-              <w:bottom w:w="60" w:type="dxa"/>
-              <w:right w:w="80" w:type="dxa"/>
-            </w:tcMar>
-            <w:vAlign w:val="center"/>
-          </w:tcPr>
-          <w:p>
-            <w:r>
-              <w:rPr>
-                <w:sz w:val="22"/>
-                <w:szCs w:val="22"/>
-              </w:rPr>
-              <w:t>Занятия 6.2–6.4. Спринт-ревью</w:t>
-            </w:r>
-          </w:p>
-        </w:tc>
-        <w:tc>
-          <w:tcPr>
-            <w:tcW w:w="4900" w:type="dxa"/>
-            <w:tcMar>
-              <w:top w:w="60" w:type="dxa"/>
-              <w:left w:w="80" w:type="dxa"/>
-              <w:bottom w:w="60" w:type="dxa"/>
-              <w:right w:w="80" w:type="dxa"/>
-            </w:tcMar>
-            <w:vAlign w:val="center"/>
-          </w:tcPr>
-          <w:p>
-            <w:r>
-              <w:rPr>
-                <w:sz w:val="22"/>
-                <w:szCs w:val="22"/>
-              </w:rPr>
-              <w:t>Три контрольные точки: демонстрация инкремента, анализ результатов спринта, корректировка бэклога; фиксация вклада участников</w:t>
-            </w:r>
-          </w:p>
-        </w:tc>
-        <w:tc>
-          <w:tcPr>
-            <w:tcW w:w="1150" w:type="dxa"/>
-            <w:tcMar>
-              <w:top w:w="60" w:type="dxa"/>
-              <w:left w:w="80" w:type="dxa"/>
-              <w:bottom w:w="60" w:type="dxa"/>
-              <w:right w:w="80" w:type="dxa"/>
-            </w:tcMar>
-            <w:vAlign w:val="center"/>
-          </w:tcPr>
-          <w:p>
-            <w:pPr>
-              <w:jc w:val="center"/>
-            </w:pPr>
-            <w:r>
-              <w:rPr>
-                <w:sz w:val="22"/>
-                <w:szCs w:val="22"/>
-              </w:rPr>
-              <w:t>ЛР</w:t>
-            </w:r>
-          </w:p>
-        </w:tc>
-        <w:tc>
-          <w:tcPr>
-            <w:tcW w:w="900" w:type="dxa"/>
-            <w:tcMar>
-              <w:top w:w="60" w:type="dxa"/>
-              <w:left w:w="80" w:type="dxa"/>
-              <w:bottom w:w="60" w:type="dxa"/>
-              <w:right w:w="80" w:type="dxa"/>
-            </w:tcMar>
-            <w:vAlign w:val="center"/>
-          </w:tcPr>
-          <w:p>
-            <w:pPr>
-              <w:jc w:val="center"/>
-            </w:pPr>
-            <w:r>
-              <w:rPr>
-                <w:sz w:val="22"/>
-                <w:szCs w:val="22"/>
-              </w:rPr>
-              <w:t>6</w:t>
-            </w:r>
-          </w:p>
-        </w:tc>
-        <w:tc>
-          <w:tcPr>
-            <w:tcW w:w="1250" w:type="dxa"/>
-            <w:tcMar>
-              <w:top w:w="60" w:type="dxa"/>
-              <w:left w:w="80" w:type="dxa"/>
-              <w:bottom w:w="60" w:type="dxa"/>
-              <w:right w:w="80" w:type="dxa"/>
-            </w:tcMar>
-            <w:vAlign w:val="center"/>
-          </w:tcPr>
-          <w:p>
-            <w:pPr>
-              <w:jc w:val="center"/>
-            </w:pPr>
-            <w:r>
-              <w:rPr>
-                <w:sz w:val="22"/>
-                <w:szCs w:val="22"/>
-              </w:rPr>
-              <w:t>SS-2</w:t>
-            </w:r>
-          </w:p>
-        </w:tc>
-        <w:tc>
-          <w:tcPr>
-            <w:tcW w:w="1400" w:type="dxa"/>
-            <w:tcMar>
-              <w:top w:w="60" w:type="dxa"/>
-              <w:left w:w="80" w:type="dxa"/>
-              <w:bottom w:w="60" w:type="dxa"/>
-              <w:right w:w="80" w:type="dxa"/>
-            </w:tcMar>
-            <w:vAlign w:val="center"/>
-          </w:tcPr>
-          <w:p>
-            <w:pPr>
-              <w:jc w:val="center"/>
-            </w:pPr>
-            <w:r>
-              <w:rPr>
-                <w:sz w:val="22"/>
-                <w:szCs w:val="22"/>
-              </w:rPr>
-              <w:t>SS-2.1</w:t>
-            </w:r>
-          </w:p>
-        </w:tc>
-        <w:tc>
-          <w:tcPr>
-            <w:tcW w:w="900" w:type="dxa"/>
-            <w:tcMar>
-              <w:top w:w="60" w:type="dxa"/>
-              <w:left w:w="80" w:type="dxa"/>
-              <w:bottom w:w="60" w:type="dxa"/>
-              <w:right w:w="80" w:type="dxa"/>
-            </w:tcMar>
-            <w:vAlign w:val="center"/>
-          </w:tcPr>
-          <w:p>
-            <w:pPr>
-              <w:jc w:val="center"/>
-            </w:pPr>
-            <w:r>
-              <w:rPr>
-                <w:sz w:val="22"/>
-                <w:szCs w:val="22"/>
-              </w:rPr>
-              <w:t>Б</w:t>
-            </w:r>
-          </w:p>
-        </w:tc>
-      </w:tr>
-      <w:tr>
-        <w:tblPrEx>
-          <w:tblCellMar>
-            <w:top w:w="0" w:type="dxa"/>
-            <w:bottom w:w="0" w:type="dxa"/>
-          </w:tblCellMar>
-        </w:tblPrEx>
-        <w:tc>
-          <w:tcPr>
-            <w:tcW w:w="2900" w:type="dxa"/>
-            <w:tcMar>
-              <w:top w:w="60" w:type="dxa"/>
-              <w:left w:w="80" w:type="dxa"/>
-              <w:bottom w:w="60" w:type="dxa"/>
-              <w:right w:w="80" w:type="dxa"/>
-            </w:tcMar>
-            <w:vAlign w:val="center"/>
-          </w:tcPr>
-          <w:p>
-            <w:r>
-              <w:rPr>
-                <w:sz w:val="22"/>
-                <w:szCs w:val="22"/>
-              </w:rPr>
-              <w:t>Занятие 6.5. Предзащита</w:t>
-            </w:r>
-          </w:p>
-        </w:tc>
-        <w:tc>
-          <w:tcPr>
-            <w:tcW w:w="4900" w:type="dxa"/>
-            <w:tcMar>
-              <w:top w:w="60" w:type="dxa"/>
-              <w:left w:w="80" w:type="dxa"/>
-              <w:bottom w:w="60" w:type="dxa"/>
-              <w:right w:w="80" w:type="dxa"/>
-            </w:tcMar>
-            <w:vAlign w:val="center"/>
-          </w:tcPr>
-          <w:p>
-            <w:r>
-              <w:rPr>
-                <w:sz w:val="22"/>
-                <w:szCs w:val="22"/>
-              </w:rPr>
-              <w:t>Репетиция выступления; структура доклада под аудиторию; связность частей выступления участников</w:t>
-            </w:r>
-          </w:p>
-        </w:tc>
-        <w:tc>
-          <w:tcPr>
-            <w:tcW w:w="1150" w:type="dxa"/>
-            <w:tcMar>
-              <w:top w:w="60" w:type="dxa"/>
-              <w:left w:w="80" w:type="dxa"/>
-              <w:bottom w:w="60" w:type="dxa"/>
-              <w:right w:w="80" w:type="dxa"/>
-            </w:tcMar>
-            <w:vAlign w:val="center"/>
-          </w:tcPr>
-          <w:p>
-            <w:pPr>
-              <w:jc w:val="center"/>
-            </w:pPr>
-            <w:r>
-              <w:rPr>
-                <w:sz w:val="22"/>
-                <w:szCs w:val="22"/>
-              </w:rPr>
-              <w:t>ЛР</w:t>
-            </w:r>
-          </w:p>
-        </w:tc>
-        <w:tc>
-          <w:tcPr>
-            <w:tcW w:w="900" w:type="dxa"/>
-            <w:tcMar>
-              <w:top w:w="60" w:type="dxa"/>
-              <w:left w:w="80" w:type="dxa"/>
-              <w:bottom w:w="60" w:type="dxa"/>
-              <w:right w:w="80" w:type="dxa"/>
-            </w:tcMar>
-            <w:vAlign w:val="center"/>
-          </w:tcPr>
-          <w:p>
-            <w:pPr>
-              <w:jc w:val="center"/>
-            </w:pPr>
-            <w:r>
-              <w:rPr>
-                <w:sz w:val="22"/>
-                <w:szCs w:val="22"/>
-              </w:rPr>
-              <w:t>2</w:t>
-            </w:r>
-          </w:p>
-        </w:tc>
-        <w:tc>
-          <w:tcPr>
-            <w:tcW w:w="1250" w:type="dxa"/>
-            <w:tcMar>
-              <w:top w:w="60" w:type="dxa"/>
-              <w:left w:w="80" w:type="dxa"/>
-              <w:bottom w:w="60" w:type="dxa"/>
-              <w:right w:w="80" w:type="dxa"/>
-            </w:tcMar>
-            <w:vAlign w:val="center"/>
-          </w:tcPr>
-          <w:p>
-            <w:pPr>
-              <w:jc w:val="center"/>
-            </w:pPr>
-            <w:r>
-              <w:rPr>
-                <w:sz w:val="22"/>
-                <w:szCs w:val="22"/>
-              </w:rPr>
-              <w:t>SS-2</w:t>
-            </w:r>
-          </w:p>
-        </w:tc>
-        <w:tc>
-          <w:tcPr>
-            <w:tcW w:w="1400" w:type="dxa"/>
-            <w:tcMar>
-              <w:top w:w="60" w:type="dxa"/>
-              <w:left w:w="80" w:type="dxa"/>
-              <w:bottom w:w="60" w:type="dxa"/>
-              <w:right w:w="80" w:type="dxa"/>
-            </w:tcMar>
-            <w:vAlign w:val="center"/>
-          </w:tcPr>
-          <w:p>
-            <w:pPr>
-              <w:jc w:val="center"/>
-            </w:pPr>
-            <w:r>
-              <w:rPr>
-                <w:sz w:val="22"/>
-                <w:szCs w:val="22"/>
-              </w:rPr>
-              <w:t>SS-2.2</w:t>
-            </w:r>
-          </w:p>
-        </w:tc>
-        <w:tc>
-          <w:tcPr>
-            <w:tcW w:w="900" w:type="dxa"/>
-            <w:tcMar>
-              <w:top w:w="60" w:type="dxa"/>
-              <w:left w:w="80" w:type="dxa"/>
-              <w:bottom w:w="60" w:type="dxa"/>
-              <w:right w:w="80" w:type="dxa"/>
-            </w:tcMar>
-            <w:vAlign w:val="center"/>
-          </w:tcPr>
-          <w:p>
-            <w:pPr>
-              <w:jc w:val="center"/>
-            </w:pPr>
-            <w:r>
-              <w:rPr>
-                <w:sz w:val="22"/>
-                <w:szCs w:val="22"/>
-              </w:rPr>
-              <w:t>Б</w:t>
-            </w:r>
-          </w:p>
-        </w:tc>
-      </w:tr>
-      <w:tr>
-        <w:tblPrEx>
-          <w:tblCellMar>
-            <w:top w:w="0" w:type="dxa"/>
-            <w:bottom w:w="0" w:type="dxa"/>
-          </w:tblCellMar>
-        </w:tblPrEx>
-        <w:tc>
-          <w:tcPr>
-            <w:tcW w:w="2900" w:type="dxa"/>
-            <w:tcMar>
-              <w:top w:w="60" w:type="dxa"/>
-              <w:left w:w="80" w:type="dxa"/>
-              <w:bottom w:w="60" w:type="dxa"/>
-              <w:right w:w="80" w:type="dxa"/>
-            </w:tcMar>
-            <w:vAlign w:val="center"/>
-          </w:tcPr>
-          <w:p>
-            <w:r>
-              <w:rPr>
-                <w:sz w:val="22"/>
-                <w:szCs w:val="22"/>
-              </w:rPr>
-              <w:lastRenderedPageBreak/>
-              <w:t>Самостоятельная работа по модулю 6</w:t>
-            </w:r>
-          </w:p>
-        </w:tc>
-        <w:tc>
-          <w:tcPr>
-            <w:tcW w:w="4900" w:type="dxa"/>
-            <w:tcMar>
-              <w:top w:w="60" w:type="dxa"/>
-              <w:left w:w="80" w:type="dxa"/>
-              <w:bottom w:w="60" w:type="dxa"/>
-              <w:right w:w="80" w:type="dxa"/>
-            </w:tcMar>
-            <w:vAlign w:val="center"/>
-          </w:tcPr>
-          <w:p>
-            <w:r>
-              <w:rPr>
-                <w:sz w:val="22"/>
-                <w:szCs w:val="22"/>
-              </w:rPr>
-              <w:t>Командная работа над проектом между спринт-ревью: интеграция компонентов, устранение замечаний, подготовка презентации и демонстрации</w:t>
-            </w:r>
-          </w:p>
-        </w:tc>
-        <w:tc>
-          <w:tcPr>
-            <w:tcW w:w="1150" w:type="dxa"/>
-            <w:tcMar>
-              <w:top w:w="60" w:type="dxa"/>
-              <w:left w:w="80" w:type="dxa"/>
-              <w:bottom w:w="60" w:type="dxa"/>
-              <w:right w:w="80" w:type="dxa"/>
-            </w:tcMar>
-            <w:vAlign w:val="center"/>
-          </w:tcPr>
-          <w:p>
-            <w:pPr>
-              <w:jc w:val="center"/>
-            </w:pPr>
-            <w:r>
-              <w:rPr>
-                <w:sz w:val="22"/>
-                <w:szCs w:val="22"/>
-              </w:rPr>
-              <w:t>СРС</w:t>
-            </w:r>
-          </w:p>
-        </w:tc>
-        <w:tc>
-          <w:tcPr>
-            <w:tcW w:w="900" w:type="dxa"/>
-            <w:tcMar>
-              <w:top w:w="60" w:type="dxa"/>
-              <w:left w:w="80" w:type="dxa"/>
-              <w:bottom w:w="60" w:type="dxa"/>
-              <w:right w:w="80" w:type="dxa"/>
-            </w:tcMar>
-            <w:vAlign w:val="center"/>
-          </w:tcPr>
-          <w:p>
-            <w:pPr>
-              <w:jc w:val="center"/>
-            </w:pPr>
-            <w:r>
-              <w:rPr>
-                <w:sz w:val="22"/>
-                <w:szCs w:val="22"/>
-              </w:rPr>
-              <w:t>36</w:t>
-            </w:r>
-          </w:p>
-        </w:tc>
-        <w:tc>
-          <w:tcPr>
-            <w:tcW w:w="1250" w:type="dxa"/>
-            <w:tcMar>
-              <w:top w:w="60" w:type="dxa"/>
-              <w:left w:w="80" w:type="dxa"/>
-              <w:bottom w:w="60" w:type="dxa"/>
-              <w:right w:w="80" w:type="dxa"/>
-            </w:tcMar>
-            <w:vAlign w:val="center"/>
-          </w:tcPr>
-          <w:p>
-            <w:pPr>
-              <w:jc w:val="center"/>
-            </w:pPr>
-            <w:r>
-              <w:rPr>
-                <w:sz w:val="22"/>
-                <w:szCs w:val="22"/>
-              </w:rPr>
-              <w:t>PL-1, SS-2</w:t>
-            </w:r>
-          </w:p>
-        </w:tc>
-        <w:tc>
-          <w:tcPr>
-            <w:tcW w:w="1400" w:type="dxa"/>
-            <w:tcMar>
-              <w:top w:w="60" w:type="dxa"/>
-              <w:left w:w="80" w:type="dxa"/>
-              <w:bottom w:w="60" w:type="dxa"/>
-              <w:right w:w="80" w:type="dxa"/>
-            </w:tcMar>
-            <w:vAlign w:val="center"/>
-          </w:tcPr>
-          <w:p>
-            <w:pPr>
-              <w:jc w:val="center"/>
-            </w:pPr>
-            <w:r>
-              <w:rPr>
-                <w:sz w:val="22"/>
-                <w:szCs w:val="22"/>
-              </w:rPr>
-              <w:t>PL-1.1–1.3, SS-2.1, SS-2.2</w:t>
-            </w:r>
-          </w:p>
-        </w:tc>
-        <w:tc>
-          <w:tcPr>
-            <w:tcW w:w="900" w:type="dxa"/>
-            <w:tcMar>
-              <w:top w:w="60" w:type="dxa"/>
-              <w:left w:w="80" w:type="dxa"/>
-              <w:bottom w:w="60" w:type="dxa"/>
-              <w:right w:w="80" w:type="dxa"/>
-            </w:tcMar>
-            <w:vAlign w:val="center"/>
-          </w:tcPr>
-          <w:p>
-            <w:pPr>
-              <w:jc w:val="center"/>
-            </w:pPr>
-            <w:r>
-              <w:rPr>
-                <w:sz w:val="22"/>
-                <w:szCs w:val="22"/>
-              </w:rPr>
-              <w:t>Б / С</w:t>
-            </w:r>
-          </w:p>
-        </w:tc>
-      </w:tr>
-      <w:tr>
-        <w:tblPrEx>
-          <w:tblCellMar>
-            <w:top w:w="0" w:type="dxa"/>
-            <w:bottom w:w="0" w:type="dxa"/>
-          </w:tblCellMar>
-        </w:tblPrEx>
-        <w:tc>
-          <w:tcPr>
-            <w:tcW w:w="2900" w:type="dxa"/>
-            <w:shd w:val="clear" w:color="auto" w:fill="E6E6E6"/>
-            <w:tcMar>
-              <w:top w:w="60" w:type="dxa"/>
-              <w:left w:w="80" w:type="dxa"/>
-              <w:bottom w:w="60" w:type="dxa"/>
-              <w:right w:w="80" w:type="dxa"/>
-            </w:tcMar>
-            <w:vAlign w:val="center"/>
-          </w:tcPr>
-          <w:p>
-            <w:r>
-              <w:rPr>
-                <w:b/>
-                <w:bCs/>
-                <w:sz w:val="22"/>
-                <w:szCs w:val="22"/>
-              </w:rPr>
-              <w:t>Промежуточная аттестация</w:t>
-            </w:r>
-          </w:p>
-        </w:tc>
-        <w:tc>
-          <w:tcPr>
-            <w:tcW w:w="4900" w:type="dxa"/>
-            <w:shd w:val="clear" w:color="auto" w:fill="E6E6E6"/>
-            <w:tcMar>
-              <w:top w:w="60" w:type="dxa"/>
-              <w:left w:w="80" w:type="dxa"/>
-              <w:bottom w:w="60" w:type="dxa"/>
-              <w:right w:w="80" w:type="dxa"/>
-            </w:tcMar>
-            <w:vAlign w:val="center"/>
-          </w:tcPr>
-          <w:p>
-            <w:r>
-              <w:rPr>
-                <w:sz w:val="22"/>
-                <w:szCs w:val="22"/>
-              </w:rPr>
-              <w:t>Зачёт с оценкой: защита командного проекта — доклад команды, демонстрация работающего решения, индивидуальные вопросы по коду и вкладу каждого участника</w:t>
-            </w:r>
-          </w:p>
-        </w:tc>
-        <w:tc>
-          <w:tcPr>
-            <w:tcW w:w="1150" w:type="dxa"/>
-            <w:shd w:val="clear" w:color="auto" w:fill="E6E6E6"/>
-            <w:tcMar>
-              <w:top w:w="60" w:type="dxa"/>
-              <w:left w:w="80" w:type="dxa"/>
-              <w:bottom w:w="60" w:type="dxa"/>
-              <w:right w:w="80" w:type="dxa"/>
-            </w:tcMar>
-            <w:vAlign w:val="center"/>
-          </w:tcPr>
-          <w:p>
-            <w:pPr>
-              <w:jc w:val="center"/>
-            </w:pPr>
-            <w:r>
-              <w:rPr>
-                <w:sz w:val="22"/>
-                <w:szCs w:val="22"/>
-              </w:rPr>
-              <w:t>Зачёт с оценкой</w:t>
-            </w:r>
-          </w:p>
-        </w:tc>
-        <w:tc>
-          <w:tcPr>
-            <w:tcW w:w="900" w:type="dxa"/>
-            <w:shd w:val="clear" w:color="auto" w:fill="E6E6E6"/>
-            <w:tcMar>
-              <w:top w:w="60" w:type="dxa"/>
-              <w:left w:w="80" w:type="dxa"/>
-              <w:bottom w:w="60" w:type="dxa"/>
-              <w:right w:w="80" w:type="dxa"/>
-            </w:tcMar>
-            <w:vAlign w:val="center"/>
-          </w:tcPr>
-          <w:p>
-            <w:pPr>
-              <w:jc w:val="center"/>
-            </w:pPr>
-            <w:r>
-              <w:rPr>
-                <w:b/>
-                <w:bCs/>
-                <w:sz w:val="22"/>
-                <w:szCs w:val="22"/>
-              </w:rPr>
-              <w:t>в рамках модуля 6</w:t>
-            </w:r>
-          </w:p>
-        </w:tc>
-        <w:tc>
-          <w:tcPr>
-            <w:tcW w:w="1250" w:type="dxa"/>
-            <w:shd w:val="clear" w:color="auto" w:fill="E6E6E6"/>
-            <w:tcMar>
-              <w:top w:w="60" w:type="dxa"/>
-              <w:left w:w="80" w:type="dxa"/>
-              <w:bottom w:w="60" w:type="dxa"/>
-              <w:right w:w="80" w:type="dxa"/>
-            </w:tcMar>
-            <w:vAlign w:val="center"/>
-          </w:tcPr>
-          <w:p>
-            <w:pPr>
-              <w:jc w:val="center"/>
-            </w:pPr>
-            <w:r>
-              <w:rPr>
-                <w:sz w:val="22"/>
-                <w:szCs w:val="22"/>
-              </w:rPr>
-              <w:t>PL-1, SS-2</w:t>
-            </w:r>
-          </w:p>
-        </w:tc>
-        <w:tc>
-          <w:tcPr>
-            <w:tcW w:w="1400" w:type="dxa"/>
-            <w:shd w:val="clear" w:color="auto" w:fill="E6E6E6"/>
-            <w:tcMar>
-              <w:top w:w="60" w:type="dxa"/>
-              <w:left w:w="80" w:type="dxa"/>
-              <w:bottom w:w="60" w:type="dxa"/>
-              <w:right w:w="80" w:type="dxa"/>
-            </w:tcMar>
-            <w:vAlign w:val="center"/>
-          </w:tcPr>
-          <w:p>
-            <w:pPr>
-              <w:jc w:val="center"/>
-            </w:pPr>
-            <w:r>
-              <w:rPr>
-                <w:sz w:val="22"/>
-                <w:szCs w:val="22"/>
-              </w:rPr>
-              <w:t>все указанные</w:t>
-            </w:r>
-          </w:p>
-        </w:tc>
-        <w:tc>
-          <w:tcPr>
-            <w:tcW w:w="900" w:type="dxa"/>
-            <w:shd w:val="clear" w:color="auto" w:fill="E6E6E6"/>
-            <w:tcMar>
-              <w:top w:w="60" w:type="dxa"/>
-              <w:left w:w="80" w:type="dxa"/>
-              <w:bottom w:w="60" w:type="dxa"/>
-              <w:right w:w="80" w:type="dxa"/>
-            </w:tcMar>
-            <w:vAlign w:val="center"/>
-          </w:tcPr>
-          <w:p>
-            <w:pPr>
-              <w:jc w:val="center"/>
-            </w:pPr>
-            <w:r>
-              <w:rPr>
-                <w:sz w:val="22"/>
-                <w:szCs w:val="22"/>
-              </w:rPr>
-              <w:t>Б / С</w:t>
-            </w:r>
-          </w:p>
-        </w:tc>
-      </w:tr>
-      <w:tr>
-        <w:tblPrEx>
-          <w:tblCellMar>
-            <w:top w:w="0" w:type="dxa"/>
-            <w:bottom w:w="0" w:type="dxa"/>
-          </w:tblCellMar>
-        </w:tblPrEx>
         <w:tc>
           <w:tcPr>
             <w:tcW w:w="2900" w:type="dxa"/>
@@ -6620,29 +5862,7 @@
           <w:szCs w:val="30"/>
         </w:rPr>
         <w:lastRenderedPageBreak/>
-        <w:t xml:space="preserve">5. </w:t>
-      </w:r>
-      <w:proofErr w:type="spellStart"/>
-      <w:r>
-        <w:rPr>
-          <w:b/>
-          <w:bCs/>
-          <w:color w:val="000000"/>
-          <w:sz w:val="30"/>
-          <w:szCs w:val="30"/>
-        </w:rPr>
-        <w:t>Пререквизиты</w:t>
-      </w:r>
-      <w:proofErr w:type="spellEnd"/>
-      <w:r>
-        <w:rPr>
-          <w:b/>
-          <w:bCs/>
-          <w:color w:val="000000"/>
-          <w:sz w:val="30"/>
-          <w:szCs w:val="30"/>
-        </w:rPr>
-        <w:t xml:space="preserve"> и связи с другими дисциплинами</w:t>
+        <w:t>5. Пререквизиты и связи с другими дисциплинами</w:t>
       </w:r>
     </w:p>
     <w:p>
@@ -6652,15 +5872,7 @@
         <w:jc w:val="both"/>
       </w:pPr>
       <w:r>
-        <w:t>Входные требования (</w:t>
-      </w:r>
-      <w:proofErr w:type="spellStart"/>
-      <w:r>
-        <w:t>пререквизиты</w:t>
-      </w:r>
-      <w:proofErr w:type="spellEnd"/>
-      <w:r>
-        <w:t>):</w:t>
+        <w:t>Входные требования (пререквизиты):</w:t>
       </w:r>
     </w:p>
     <w:tbl>
@@ -6686,12 +5898,6 @@
         <w:gridCol w:w="3760"/>
       </w:tblGrid>
       <w:tr>
-        <w:tblPrEx>
-          <w:tblCellMar>
-            <w:top w:w="0" w:type="dxa"/>
-            <w:bottom w:w="0" w:type="dxa"/>
-          </w:tblCellMar>
-        </w:tblPrEx>
         <w:trPr>
           <w:tblHeader/>
         </w:trPr>
@@ -6778,12 +5984,6 @@
         </w:tc>
       </w:tr>
       <w:tr>
-        <w:tblPrEx>
-          <w:tblCellMar>
-            <w:top w:w="0" w:type="dxa"/>
-            <w:bottom w:w="0" w:type="dxa"/>
-          </w:tblCellMar>
-        </w:tblPrEx>
         <w:tc>
           <w:tcPr>
             <w:tcW w:w="2600" w:type="dxa"/>
@@ -6887,12 +6087,6 @@
         <w:gridCol w:w="3760"/>
       </w:tblGrid>
       <w:tr>
-        <w:tblPrEx>
-          <w:tblCellMar>
-            <w:top w:w="0" w:type="dxa"/>
-            <w:bottom w:w="0" w:type="dxa"/>
-          </w:tblCellMar>
-        </w:tblPrEx>
         <w:trPr>
           <w:tblHeader/>
         </w:trPr>
@@ -6979,12 +6173,6 @@
         </w:tc>
       </w:tr>
       <w:tr>
-        <w:tblPrEx>
-          <w:tblCellMar>
-            <w:top w:w="0" w:type="dxa"/>
-            <w:bottom w:w="0" w:type="dxa"/>
-          </w:tblCellMar>
-        </w:tblPrEx>
         <w:tc>
           <w:tcPr>
             <w:tcW w:w="2600" w:type="dxa"/>
@@ -7055,12 +6243,6 @@
         </w:tc>
       </w:tr>
       <w:tr>
-        <w:tblPrEx>
-          <w:tblCellMar>
-            <w:top w:w="0" w:type="dxa"/>
-            <w:bottom w:w="0" w:type="dxa"/>
-          </w:tblCellMar>
-        </w:tblPrEx>
         <w:tc>
           <w:tcPr>
             <w:tcW w:w="2600" w:type="dxa"/>
@@ -7131,12 +6313,6 @@
         </w:tc>
       </w:tr>
       <w:tr>
-        <w:tblPrEx>
-          <w:tblCellMar>
-            <w:top w:w="0" w:type="dxa"/>
-            <w:bottom w:w="0" w:type="dxa"/>
-          </w:tblCellMar>
-        </w:tblPrEx>
         <w:tc>
           <w:tcPr>
             <w:tcW w:w="2600" w:type="dxa"/>
@@ -7240,15 +6416,7 @@
         <w:jc w:val="both"/>
       </w:pPr>
       <w:r>
-        <w:t xml:space="preserve">Фонд оценочных средств будет разработан на втором этапе проекта и оформлен как </w:t>
-      </w:r>
-      <w:proofErr w:type="spellStart"/>
-      <w:r>
-        <w:t>Git</w:t>
-      </w:r>
-      <w:proofErr w:type="spellEnd"/>
-      <w:r>
-        <w:t>-репозиторий. Особенность оценивания — сочетание командного результата и индивидуальной оценки: вклад каждого участника фиксируется через историю репозитория, матрицу ответственности и индивидуальные вопросы на защите. Планируемый состав форм контроля:</w:t>
+        <w:t>Фонд оценочных средств будет разработан на втором этапе проекта и оформлен как Git-репозиторий. Особенность оценивания — сочетание командного результата и индивидуальной оценки: вклад каждого участника фиксируется через историю репозитория, матрицу ответственности и индивидуальные вопросы на защите. Планируемый состав форм контроля:</w:t>
       </w:r>
     </w:p>
     <w:tbl>
@@ -7274,12 +6442,6 @@
         <w:gridCol w:w="3360"/>
       </w:tblGrid>
       <w:tr>
-        <w:tblPrEx>
-          <w:tblCellMar>
-            <w:top w:w="0" w:type="dxa"/>
-            <w:bottom w:w="0" w:type="dxa"/>
-          </w:tblCellMar>
-        </w:tblPrEx>
         <w:trPr>
           <w:tblHeader/>
         </w:trPr>
@@ -7366,12 +6528,6 @@
         </w:tc>
       </w:tr>
       <w:tr>
-        <w:tblPrEx>
-          <w:tblCellMar>
-            <w:top w:w="0" w:type="dxa"/>
-            <w:bottom w:w="0" w:type="dxa"/>
-          </w:tblCellMar>
-        </w:tblPrEx>
         <w:tc>
           <w:tcPr>
             <w:tcW w:w="2600" w:type="dxa"/>
@@ -7420,39 +6576,7 @@
                 <w:szCs w:val="22"/>
               </w:rPr>
               <w:lastRenderedPageBreak/>
-              <w:t xml:space="preserve">(коммиты, </w:t>
-            </w:r>
-            <w:proofErr w:type="spellStart"/>
-            <w:r>
-              <w:rPr>
-                <w:sz w:val="22"/>
-                <w:szCs w:val="22"/>
-              </w:rPr>
-              <w:t>pull</w:t>
-            </w:r>
-            <w:proofErr w:type="spellEnd"/>
-            <w:r>
-              <w:rPr>
-                <w:sz w:val="22"/>
-                <w:szCs w:val="22"/>
-              </w:rPr>
-              <w:t xml:space="preserve"> </w:t>
-            </w:r>
-            <w:proofErr w:type="spellStart"/>
-            <w:r>
-              <w:rPr>
-                <w:sz w:val="22"/>
-                <w:szCs w:val="22"/>
-              </w:rPr>
-              <w:t>request</w:t>
-            </w:r>
-            <w:proofErr w:type="spellEnd"/>
-            <w:r>
-              <w:rPr>
-                <w:sz w:val="22"/>
-                <w:szCs w:val="22"/>
-              </w:rPr>
-              <w:t>, результаты код-ревью)</w:t>
+              <w:t>(коммиты, pull request, результаты код-ревью)</w:t>
             </w:r>
           </w:p>
         </w:tc>
@@ -7480,12 +6604,6 @@
         </w:tc>
       </w:tr>
       <w:tr>
-        <w:tblPrEx>
-          <w:tblCellMar>
-            <w:top w:w="0" w:type="dxa"/>
-            <w:bottom w:w="0" w:type="dxa"/>
-          </w:tblCellMar>
-        </w:tblPrEx>
         <w:tc>
           <w:tcPr>
             <w:tcW w:w="2600" w:type="dxa"/>
@@ -7547,34 +6665,12 @@
                 <w:sz w:val="22"/>
                 <w:szCs w:val="22"/>
               </w:rPr>
-              <w:t xml:space="preserve">SS-2.1 (Б) — постановка задач, </w:t>
-            </w:r>
-            <w:proofErr w:type="spellStart"/>
-            <w:r>
-              <w:rPr>
-                <w:sz w:val="22"/>
-                <w:szCs w:val="22"/>
-              </w:rPr>
-              <w:t>DoD</w:t>
-            </w:r>
-            <w:proofErr w:type="spellEnd"/>
-            <w:r>
-              <w:rPr>
-                <w:sz w:val="22"/>
-                <w:szCs w:val="22"/>
-              </w:rPr>
-              <w:t>, коммуникация; агрегированные результаты модулей 2–5</w:t>
+              <w:t>SS-2.1 (Б) — постановка задач, DoD, коммуникация; агрегированные результаты модулей 2–5</w:t>
             </w:r>
           </w:p>
         </w:tc>
       </w:tr>
       <w:tr>
-        <w:tblPrEx>
-          <w:tblCellMar>
-            <w:top w:w="0" w:type="dxa"/>
-            <w:bottom w:w="0" w:type="dxa"/>
-          </w:tblCellMar>
-        </w:tblPrEx>
         <w:tc>
           <w:tcPr>
             <w:tcW w:w="2600" w:type="dxa"/>

--- a/РПД_Технологии_разработки_ПО.docx
+++ b/РПД_Технологии_разработки_ПО.docx
@@ -63,13 +63,19 @@
           <w:left w:w="10" w:type="dxa"/>
           <w:right w:w="10" w:type="dxa"/>
         </w:tblCellMar>
-        <w:tblLook w:val="04A0" w:firstRow="1" w:lastRow="0" w:firstColumn="1" w:lastColumn="0" w:noHBand="0" w:noVBand="1"/>
+        <w:tblLook w:val="0000" w:firstRow="0" w:lastRow="0" w:firstColumn="0" w:lastColumn="0" w:noHBand="0" w:noVBand="0"/>
       </w:tblPr>
       <w:tblGrid>
         <w:gridCol w:w="3400"/>
         <w:gridCol w:w="5960"/>
       </w:tblGrid>
       <w:tr>
+        <w:tblPrEx>
+          <w:tblCellMar>
+            <w:top w:w="0" w:type="dxa"/>
+            <w:bottom w:w="0" w:type="dxa"/>
+          </w:tblCellMar>
+        </w:tblPrEx>
         <w:tc>
           <w:tcPr>
             <w:tcW w:w="3400" w:type="dxa"/>
@@ -116,6 +122,12 @@
         </w:tc>
       </w:tr>
       <w:tr>
+        <w:tblPrEx>
+          <w:tblCellMar>
+            <w:top w:w="0" w:type="dxa"/>
+            <w:bottom w:w="0" w:type="dxa"/>
+          </w:tblCellMar>
+        </w:tblPrEx>
         <w:tc>
           <w:tcPr>
             <w:tcW w:w="3400" w:type="dxa"/>
@@ -162,6 +174,12 @@
         </w:tc>
       </w:tr>
       <w:tr>
+        <w:tblPrEx>
+          <w:tblCellMar>
+            <w:top w:w="0" w:type="dxa"/>
+            <w:bottom w:w="0" w:type="dxa"/>
+          </w:tblCellMar>
+        </w:tblPrEx>
         <w:tc>
           <w:tcPr>
             <w:tcW w:w="3400" w:type="dxa"/>
@@ -197,23 +215,23 @@
             <w:vAlign w:val="center"/>
           </w:tcPr>
           <w:p>
-            <w:pPr>
-              <w:rPr>
-                <w:lang w:val="en-US"/>
-              </w:rPr>
-            </w:pPr>
             <w:r>
               <w:rPr>
                 <w:sz w:val="24"/>
                 <w:szCs w:val="24"/>
-                <w:lang w:val="en-US"/>
-              </w:rPr>
-              <w:t>4</w:t>
+              </w:rPr>
+              <w:t>4 (2 семестр 2 курса)</w:t>
             </w:r>
           </w:p>
         </w:tc>
       </w:tr>
       <w:tr>
+        <w:tblPrEx>
+          <w:tblCellMar>
+            <w:top w:w="0" w:type="dxa"/>
+            <w:bottom w:w="0" w:type="dxa"/>
+          </w:tblCellMar>
+        </w:tblPrEx>
         <w:tc>
           <w:tcPr>
             <w:tcW w:w="3400" w:type="dxa"/>
@@ -254,12 +272,50 @@
                 <w:sz w:val="24"/>
                 <w:szCs w:val="24"/>
               </w:rPr>
-              <w:t>4 з.е. / 144 ак. ч. (лекции — 16, лабораторные работы — 48, самостоятельная работа — 80)</w:t>
+              <w:t xml:space="preserve">4 </w:t>
+            </w:r>
+            <w:proofErr w:type="spellStart"/>
+            <w:r>
+              <w:rPr>
+                <w:sz w:val="24"/>
+                <w:szCs w:val="24"/>
+              </w:rPr>
+              <w:t>з.е</w:t>
+            </w:r>
+            <w:proofErr w:type="spellEnd"/>
+            <w:r>
+              <w:rPr>
+                <w:sz w:val="24"/>
+                <w:szCs w:val="24"/>
+              </w:rPr>
+              <w:t xml:space="preserve">. / 144 </w:t>
+            </w:r>
+            <w:proofErr w:type="spellStart"/>
+            <w:r>
+              <w:rPr>
+                <w:sz w:val="24"/>
+                <w:szCs w:val="24"/>
+              </w:rPr>
+              <w:t>ак</w:t>
+            </w:r>
+            <w:proofErr w:type="spellEnd"/>
+            <w:r>
+              <w:rPr>
+                <w:sz w:val="24"/>
+                <w:szCs w:val="24"/>
+              </w:rPr>
+              <w:t>. ч. (лекции — 16, лабораторные работы — 48, самостоятельная работа — 80)</w:t>
             </w:r>
           </w:p>
         </w:tc>
       </w:tr>
       <w:tr>
+        <w:tblPrEx>
+          <w:tblCellMar>
+            <w:top w:w="0" w:type="dxa"/>
+            <w:bottom w:w="0" w:type="dxa"/>
+          </w:tblCellMar>
+        </w:tblPrEx>
         <w:tc>
           <w:tcPr>
             <w:tcW w:w="3400" w:type="dxa"/>
@@ -306,6 +362,12 @@
         </w:tc>
       </w:tr>
       <w:tr>
+        <w:tblPrEx>
+          <w:tblCellMar>
+            <w:top w:w="0" w:type="dxa"/>
+            <w:bottom w:w="0" w:type="dxa"/>
+          </w:tblCellMar>
+        </w:tblPrEx>
         <w:tc>
           <w:tcPr>
             <w:tcW w:w="3400" w:type="dxa"/>
@@ -346,12 +408,34 @@
                 <w:sz w:val="24"/>
                 <w:szCs w:val="24"/>
               </w:rPr>
-              <w:t>ML Engineer (инженер машинного обучения)</w:t>
+              <w:t xml:space="preserve">ML </w:t>
+            </w:r>
+            <w:proofErr w:type="spellStart"/>
+            <w:r>
+              <w:rPr>
+                <w:sz w:val="24"/>
+                <w:szCs w:val="24"/>
+              </w:rPr>
+              <w:t>Engineer</w:t>
+            </w:r>
+            <w:proofErr w:type="spellEnd"/>
+            <w:r>
+              <w:rPr>
+                <w:sz w:val="24"/>
+                <w:szCs w:val="24"/>
+              </w:rPr>
+              <w:t xml:space="preserve"> (инженер машинного обучения)</w:t>
             </w:r>
           </w:p>
         </w:tc>
       </w:tr>
       <w:tr>
+        <w:tblPrEx>
+          <w:tblCellMar>
+            <w:top w:w="0" w:type="dxa"/>
+            <w:bottom w:w="0" w:type="dxa"/>
+          </w:tblCellMar>
+        </w:tblPrEx>
         <w:tc>
           <w:tcPr>
             <w:tcW w:w="3400" w:type="dxa"/>
@@ -398,6 +482,12 @@
         </w:tc>
       </w:tr>
       <w:tr>
+        <w:tblPrEx>
+          <w:tblCellMar>
+            <w:top w:w="0" w:type="dxa"/>
+            <w:bottom w:w="0" w:type="dxa"/>
+          </w:tblCellMar>
+        </w:tblPrEx>
         <w:tc>
           <w:tcPr>
             <w:tcW w:w="3400" w:type="dxa"/>
@@ -461,7 +551,39 @@
         <w:jc w:val="both"/>
       </w:pPr>
       <w:r>
-        <w:t>Дисциплина построена от компетенций, а не от роли: её содержание полностью определяется компетенциями PL-1 и SS-2. Роль ML Engineer указана справочно как инженерно-разработческая траектория, в ядро которой входит PL-1; компетенция SS-2 является универсальной (надпрофессиональной) и по КРМ 3.0 требуется во всех профессиональных ролях.</w:t>
+        <w:t xml:space="preserve">Дисциплина построена от компетенций, а не от роли: её содержание полностью определяется компетенциями PL-1 и SS-2. Роль ML </w:t>
+      </w:r>
+      <w:proofErr w:type="spellStart"/>
+      <w:r>
+        <w:t>Engineer</w:t>
+      </w:r>
+      <w:proofErr w:type="spellEnd"/>
+      <w:r>
+        <w:t xml:space="preserve"> указана </w:t>
+      </w:r>
+      <w:proofErr w:type="spellStart"/>
+      <w:r>
+        <w:t>справочно</w:t>
+      </w:r>
+      <w:proofErr w:type="spellEnd"/>
+      <w:r>
+        <w:t xml:space="preserve"> как инженерно-</w:t>
+      </w:r>
+      <w:proofErr w:type="spellStart"/>
+      <w:r>
+        <w:t>разработческая</w:t>
+      </w:r>
+      <w:proofErr w:type="spellEnd"/>
+      <w:r>
+        <w:t xml:space="preserve"> траектория, в ядро которой входит PL-1; компетенция SS-2 является универсальной (</w:t>
+      </w:r>
+      <w:proofErr w:type="spellStart"/>
+      <w:r>
+        <w:t>надпрофессиональной</w:t>
+      </w:r>
+      <w:proofErr w:type="spellEnd"/>
+      <w:r>
+        <w:t>) и по КРМ 3.0 требуется во всех профессиональных ролях.</w:t>
       </w:r>
     </w:p>
     <w:p>
@@ -577,7 +699,15 @@
         <w:jc w:val="both"/>
       </w:pPr>
       <w:r>
-        <w:t>Компетенция PL-1 взята из КРМ 3.0 (лист «Профессиональные»), SS-2 — из КРМ 3.0 (лист «Универсальные (надпрофессиональные)»). Индикатор PL-1.1 осваивается на среднем уровне (С) с опорой на базовый уровень, достигнутый в первом семестре; PL-1.2, PL-1.3 и оба индикатора SS-2 — на базовом уровне (Б). Индикатор PL-1.4 (распределённые вычисления) не имеет базового уровня в КРМ и в дисциплину не включён.</w:t>
+        <w:t>Компетенция PL-1 взята из КРМ 3.0 (лист «Профессиональные»), SS-2 — из КРМ 3.0 (лист «Универсальные (</w:t>
+      </w:r>
+      <w:proofErr w:type="spellStart"/>
+      <w:r>
+        <w:t>надпрофессиональные</w:t>
+      </w:r>
+      <w:proofErr w:type="spellEnd"/>
+      <w:r>
+        <w:t>)»). Каждый индикатор осваивается на одном уровне: PL-1.1 — на среднем (С) с опорой на базовый уровень, достигнутый в первом семестре; PL-1.2, PL-1.3, SS-2.1 и SS-2.2 — на базовом (Б). В рамках одного занятия индикаторы разных уровней не смешиваются: каждое занятие работает либо на индикаторы базового уровня, либо на индикатор среднего уровня. Индикатор PL-1.4 (распределённые вычисления) не имеет базового уровня в КРМ и в дисциплину не включён.</w:t>
       </w:r>
     </w:p>
     <w:tbl>
@@ -595,7 +725,7 @@
           <w:left w:w="10" w:type="dxa"/>
           <w:right w:w="10" w:type="dxa"/>
         </w:tblCellMar>
-        <w:tblLook w:val="04A0" w:firstRow="1" w:lastRow="0" w:firstColumn="1" w:lastColumn="0" w:noHBand="0" w:noVBand="1"/>
+        <w:tblLook w:val="0000" w:firstRow="0" w:lastRow="0" w:firstColumn="0" w:lastColumn="0" w:noHBand="0" w:noVBand="0"/>
       </w:tblPr>
       <w:tblGrid>
         <w:gridCol w:w="1300"/>
@@ -604,6 +734,12 @@
         <w:gridCol w:w="1300"/>
       </w:tblGrid>
       <w:tr>
+        <w:tblPrEx>
+          <w:tblCellMar>
+            <w:top w:w="0" w:type="dxa"/>
+            <w:bottom w:w="0" w:type="dxa"/>
+          </w:tblCellMar>
+        </w:tblPrEx>
         <w:trPr>
           <w:tblHeader/>
         </w:trPr>
@@ -630,6 +766,7 @@
                 <w:sz w:val="22"/>
                 <w:szCs w:val="22"/>
               </w:rPr>
+              <w:lastRenderedPageBreak/>
               <w:t>Код</w:t>
             </w:r>
           </w:p>
@@ -717,6 +854,12 @@
         </w:tc>
       </w:tr>
       <w:tr>
+        <w:tblPrEx>
+          <w:tblCellMar>
+            <w:top w:w="0" w:type="dxa"/>
+            <w:bottom w:w="0" w:type="dxa"/>
+          </w:tblCellMar>
+        </w:tblPrEx>
         <w:tc>
           <w:tcPr>
             <w:tcW w:w="1300" w:type="dxa"/>
@@ -790,7 +933,6 @@
                 <w:sz w:val="22"/>
                 <w:szCs w:val="22"/>
               </w:rPr>
-              <w:lastRenderedPageBreak/>
               <w:t>PL-1.2. Осуществляет выбор инструментов разработки на Python для создания прикладной системы обработки данных с заданными требованиями — уровень Б</w:t>
             </w:r>
           </w:p>
@@ -824,13 +966,30 @@
                 <w:sz w:val="22"/>
                 <w:szCs w:val="22"/>
               </w:rPr>
-              <w:lastRenderedPageBreak/>
-              <w:t>Б / С</w:t>
+              <w:t>PL-1.1 — С</w:t>
+            </w:r>
+          </w:p>
+          <w:p>
+            <w:pPr>
+              <w:jc w:val="center"/>
+            </w:pPr>
+            <w:r>
+              <w:rPr>
+                <w:sz w:val="22"/>
+                <w:szCs w:val="22"/>
+              </w:rPr>
+              <w:t>PL-1.2, PL-1.3 — Б</w:t>
             </w:r>
           </w:p>
         </w:tc>
       </w:tr>
       <w:tr>
+        <w:tblPrEx>
+          <w:tblCellMar>
+            <w:top w:w="0" w:type="dxa"/>
+            <w:bottom w:w="0" w:type="dxa"/>
+          </w:tblCellMar>
+        </w:tblPrEx>
         <w:tc>
           <w:tcPr>
             <w:tcW w:w="1300" w:type="dxa"/>
@@ -985,7 +1144,7 @@
           <w:left w:w="10" w:type="dxa"/>
           <w:right w:w="10" w:type="dxa"/>
         </w:tblCellMar>
-        <w:tblLook w:val="04A0" w:firstRow="1" w:lastRow="0" w:firstColumn="1" w:lastColumn="0" w:noHBand="0" w:noVBand="1"/>
+        <w:tblLook w:val="0000" w:firstRow="0" w:lastRow="0" w:firstColumn="0" w:lastColumn="0" w:noHBand="0" w:noVBand="0"/>
       </w:tblPr>
       <w:tblGrid>
         <w:gridCol w:w="2814"/>
@@ -997,6 +1156,12 @@
         <w:gridCol w:w="1014"/>
       </w:tblGrid>
       <w:tr>
+        <w:tblPrEx>
+          <w:tblCellMar>
+            <w:top w:w="0" w:type="dxa"/>
+            <w:bottom w:w="0" w:type="dxa"/>
+          </w:tblCellMar>
+        </w:tblPrEx>
         <w:trPr>
           <w:tblHeader/>
         </w:trPr>
@@ -1104,7 +1269,27 @@
                 <w:sz w:val="22"/>
                 <w:szCs w:val="22"/>
               </w:rPr>
-              <w:t>Объём, ак. ч.</w:t>
+              <w:t xml:space="preserve">Объём, </w:t>
+            </w:r>
+            <w:proofErr w:type="spellStart"/>
+            <w:r>
+              <w:rPr>
+                <w:b/>
+                <w:bCs/>
+                <w:sz w:val="22"/>
+                <w:szCs w:val="22"/>
+              </w:rPr>
+              <w:t>ак</w:t>
+            </w:r>
+            <w:proofErr w:type="spellEnd"/>
+            <w:r>
+              <w:rPr>
+                <w:b/>
+                <w:bCs/>
+                <w:sz w:val="22"/>
+                <w:szCs w:val="22"/>
+              </w:rPr>
+              <w:t>. ч.</w:t>
             </w:r>
           </w:p>
         </w:tc>
@@ -1191,6 +1376,12 @@
         </w:tc>
       </w:tr>
       <w:tr>
+        <w:tblPrEx>
+          <w:tblCellMar>
+            <w:top w:w="0" w:type="dxa"/>
+            <w:bottom w:w="0" w:type="dxa"/>
+          </w:tblCellMar>
+        </w:tblPrEx>
         <w:tc>
           <w:tcPr>
             <w:tcW w:w="2900" w:type="dxa"/>
@@ -1366,6 +1557,12 @@
         </w:tc>
       </w:tr>
       <w:tr>
+        <w:tblPrEx>
+          <w:tblCellMar>
+            <w:top w:w="0" w:type="dxa"/>
+            <w:bottom w:w="0" w:type="dxa"/>
+          </w:tblCellMar>
+        </w:tblPrEx>
         <w:tc>
           <w:tcPr>
             <w:tcW w:w="2900" w:type="dxa"/>
@@ -1404,7 +1601,55 @@
                 <w:sz w:val="22"/>
                 <w:szCs w:val="22"/>
               </w:rPr>
-              <w:t>Каскадная и итеративные модели; Agile, Scrum, Kanban; роли в команде разработки</w:t>
+              <w:t xml:space="preserve">Каскадная и итеративные модели; </w:t>
+            </w:r>
+            <w:proofErr w:type="spellStart"/>
+            <w:r>
+              <w:rPr>
+                <w:sz w:val="22"/>
+                <w:szCs w:val="22"/>
+              </w:rPr>
+              <w:t>Agile</w:t>
+            </w:r>
+            <w:proofErr w:type="spellEnd"/>
+            <w:r>
+              <w:rPr>
+                <w:sz w:val="22"/>
+                <w:szCs w:val="22"/>
+              </w:rPr>
+              <w:t xml:space="preserve">, </w:t>
+            </w:r>
+            <w:proofErr w:type="spellStart"/>
+            <w:r>
+              <w:rPr>
+                <w:sz w:val="22"/>
+                <w:szCs w:val="22"/>
+              </w:rPr>
+              <w:t>Scrum</w:t>
+            </w:r>
+            <w:proofErr w:type="spellEnd"/>
+            <w:r>
+              <w:rPr>
+                <w:sz w:val="22"/>
+                <w:szCs w:val="22"/>
+              </w:rPr>
+              <w:t xml:space="preserve">, </w:t>
+            </w:r>
+            <w:proofErr w:type="spellStart"/>
+            <w:r>
+              <w:rPr>
+                <w:sz w:val="22"/>
+                <w:szCs w:val="22"/>
+              </w:rPr>
+              <w:t>Kanban</w:t>
+            </w:r>
+            <w:proofErr w:type="spellEnd"/>
+            <w:r>
+              <w:rPr>
+                <w:sz w:val="22"/>
+                <w:szCs w:val="22"/>
+              </w:rPr>
+              <w:t>; роли в команде разработки</w:t>
             </w:r>
           </w:p>
         </w:tc>
@@ -1530,6 +1775,12 @@
         </w:tc>
       </w:tr>
       <w:tr>
+        <w:tblPrEx>
+          <w:tblCellMar>
+            <w:top w:w="0" w:type="dxa"/>
+            <w:bottom w:w="0" w:type="dxa"/>
+          </w:tblCellMar>
+        </w:tblPrEx>
         <w:tc>
           <w:tcPr>
             <w:tcW w:w="2900" w:type="dxa"/>
@@ -1568,7 +1819,39 @@
                 <w:sz w:val="22"/>
                 <w:szCs w:val="22"/>
               </w:rPr>
-              <w:t>Формализация требований: цель, контекст, входы/выходы, критерии готовности (DoR/DoD); декомпозиция и оценка задач; постановка задач ИИ-агентам по шаблонам</w:t>
+              <w:t>Формализация требований: цель, контекст, входы/выходы, критерии готовности (</w:t>
+            </w:r>
+            <w:proofErr w:type="spellStart"/>
+            <w:r>
+              <w:rPr>
+                <w:sz w:val="22"/>
+                <w:szCs w:val="22"/>
+              </w:rPr>
+              <w:t>DoR</w:t>
+            </w:r>
+            <w:proofErr w:type="spellEnd"/>
+            <w:r>
+              <w:rPr>
+                <w:sz w:val="22"/>
+                <w:szCs w:val="22"/>
+              </w:rPr>
+              <w:t>/</w:t>
+            </w:r>
+            <w:proofErr w:type="spellStart"/>
+            <w:r>
+              <w:rPr>
+                <w:sz w:val="22"/>
+                <w:szCs w:val="22"/>
+              </w:rPr>
+              <w:t>DoD</w:t>
+            </w:r>
+            <w:proofErr w:type="spellEnd"/>
+            <w:r>
+              <w:rPr>
+                <w:sz w:val="22"/>
+                <w:szCs w:val="22"/>
+              </w:rPr>
+              <w:t>); декомпозиция и оценка задач; постановка задач ИИ-агентам по шаблонам</w:t>
             </w:r>
           </w:p>
         </w:tc>
@@ -1694,6 +1977,12 @@
         </w:tc>
       </w:tr>
       <w:tr>
+        <w:tblPrEx>
+          <w:tblCellMar>
+            <w:top w:w="0" w:type="dxa"/>
+            <w:bottom w:w="0" w:type="dxa"/>
+          </w:tblCellMar>
+        </w:tblPrEx>
         <w:tc>
           <w:tcPr>
             <w:tcW w:w="2900" w:type="dxa"/>
@@ -1732,7 +2021,23 @@
                 <w:sz w:val="22"/>
                 <w:szCs w:val="22"/>
               </w:rPr>
-              <w:t>Формирование команд (3–5 человек); выбор темы проекта; составление бэклога с DoD по каждой задаче</w:t>
+              <w:t xml:space="preserve">Формирование команд (3–5 человек); выбор темы проекта; составление бэклога с </w:t>
+            </w:r>
+            <w:proofErr w:type="spellStart"/>
+            <w:r>
+              <w:rPr>
+                <w:sz w:val="22"/>
+                <w:szCs w:val="22"/>
+              </w:rPr>
+              <w:t>DoD</w:t>
+            </w:r>
+            <w:proofErr w:type="spellEnd"/>
+            <w:r>
+              <w:rPr>
+                <w:sz w:val="22"/>
+                <w:szCs w:val="22"/>
+              </w:rPr>
+              <w:t xml:space="preserve"> по каждой задаче</w:t>
             </w:r>
           </w:p>
         </w:tc>
@@ -1858,6 +2163,12 @@
         </w:tc>
       </w:tr>
       <w:tr>
+        <w:tblPrEx>
+          <w:tblCellMar>
+            <w:top w:w="0" w:type="dxa"/>
+            <w:bottom w:w="0" w:type="dxa"/>
+          </w:tblCellMar>
+        </w:tblPrEx>
         <w:tc>
           <w:tcPr>
             <w:tcW w:w="2900" w:type="dxa"/>
@@ -1900,7 +2211,7 @@
                 <w:sz w:val="22"/>
                 <w:szCs w:val="22"/>
               </w:rPr>
-              <w:t>Системы контроля версий; совместная работа с репозиторием; код-ревью; задачные трекеры; основы CI</w:t>
+              <w:t>Системы контроля версий; совместная работа с репозиторием; код-ревью; трекинг задач в команде</w:t>
             </w:r>
           </w:p>
         </w:tc>
@@ -2027,12 +2338,18 @@
                 <w:sz w:val="22"/>
                 <w:szCs w:val="22"/>
               </w:rPr>
-              <w:t>Б</w:t>
+              <w:t>Б, С</w:t>
             </w:r>
           </w:p>
         </w:tc>
       </w:tr>
       <w:tr>
+        <w:tblPrEx>
+          <w:tblCellMar>
+            <w:top w:w="0" w:type="dxa"/>
+            <w:bottom w:w="0" w:type="dxa"/>
+          </w:tblCellMar>
+        </w:tblPrEx>
         <w:tc>
           <w:tcPr>
             <w:tcW w:w="2900" w:type="dxa"/>
@@ -2050,7 +2367,23 @@
                 <w:sz w:val="22"/>
                 <w:szCs w:val="22"/>
               </w:rPr>
-              <w:t>Занятие 2.1. Git и совместная работа с репозиторием</w:t>
+              <w:t xml:space="preserve">Занятие 2.1. </w:t>
+            </w:r>
+            <w:proofErr w:type="spellStart"/>
+            <w:r>
+              <w:rPr>
+                <w:sz w:val="22"/>
+                <w:szCs w:val="22"/>
+              </w:rPr>
+              <w:t>Git</w:t>
+            </w:r>
+            <w:proofErr w:type="spellEnd"/>
+            <w:r>
+              <w:rPr>
+                <w:sz w:val="22"/>
+                <w:szCs w:val="22"/>
+              </w:rPr>
+              <w:t xml:space="preserve"> и совместная работа с репозиторием</w:t>
             </w:r>
           </w:p>
         </w:tc>
@@ -2071,7 +2404,103 @@
                 <w:sz w:val="22"/>
                 <w:szCs w:val="22"/>
               </w:rPr>
-              <w:t>Ветвление, слияния, конфликты; модели GitHub Flow / Git Flow; pull request и код-ревью</w:t>
+              <w:t xml:space="preserve">Ветвление, слияния, конфликты; модели </w:t>
+            </w:r>
+            <w:proofErr w:type="spellStart"/>
+            <w:r>
+              <w:rPr>
+                <w:sz w:val="22"/>
+                <w:szCs w:val="22"/>
+              </w:rPr>
+              <w:t>GitHub</w:t>
+            </w:r>
+            <w:proofErr w:type="spellEnd"/>
+            <w:r>
+              <w:rPr>
+                <w:sz w:val="22"/>
+                <w:szCs w:val="22"/>
+              </w:rPr>
+              <w:t xml:space="preserve"> </w:t>
+            </w:r>
+            <w:proofErr w:type="spellStart"/>
+            <w:r>
+              <w:rPr>
+                <w:sz w:val="22"/>
+                <w:szCs w:val="22"/>
+              </w:rPr>
+              <w:t>Flow</w:t>
+            </w:r>
+            <w:proofErr w:type="spellEnd"/>
+            <w:r>
+              <w:rPr>
+                <w:sz w:val="22"/>
+                <w:szCs w:val="22"/>
+              </w:rPr>
+              <w:t xml:space="preserve"> / </w:t>
+            </w:r>
+            <w:proofErr w:type="spellStart"/>
+            <w:r>
+              <w:rPr>
+                <w:sz w:val="22"/>
+                <w:szCs w:val="22"/>
+              </w:rPr>
+              <w:t>Git</w:t>
+            </w:r>
+            <w:proofErr w:type="spellEnd"/>
+            <w:r>
+              <w:rPr>
+                <w:sz w:val="22"/>
+                <w:szCs w:val="22"/>
+              </w:rPr>
+              <w:t xml:space="preserve"> </w:t>
+            </w:r>
+            <w:proofErr w:type="spellStart"/>
+            <w:r>
+              <w:rPr>
+                <w:sz w:val="22"/>
+                <w:szCs w:val="22"/>
+              </w:rPr>
+              <w:t>Flow</w:t>
+            </w:r>
+            <w:proofErr w:type="spellEnd"/>
+            <w:r>
+              <w:rPr>
+                <w:sz w:val="22"/>
+                <w:szCs w:val="22"/>
+              </w:rPr>
+              <w:t xml:space="preserve">; </w:t>
+            </w:r>
+            <w:proofErr w:type="spellStart"/>
+            <w:r>
+              <w:rPr>
+                <w:sz w:val="22"/>
+                <w:szCs w:val="22"/>
+              </w:rPr>
+              <w:t>pull</w:t>
+            </w:r>
+            <w:proofErr w:type="spellEnd"/>
+            <w:r>
+              <w:rPr>
+                <w:sz w:val="22"/>
+                <w:szCs w:val="22"/>
+              </w:rPr>
+              <w:t xml:space="preserve"> </w:t>
+            </w:r>
+            <w:proofErr w:type="spellStart"/>
+            <w:r>
+              <w:rPr>
+                <w:sz w:val="22"/>
+                <w:szCs w:val="22"/>
+              </w:rPr>
+              <w:t>request</w:t>
+            </w:r>
+            <w:proofErr w:type="spellEnd"/>
+            <w:r>
+              <w:rPr>
+                <w:sz w:val="22"/>
+                <w:szCs w:val="22"/>
+              </w:rPr>
+              <w:t xml:space="preserve"> и код-ревью</w:t>
             </w:r>
           </w:p>
         </w:tc>
@@ -2191,12 +2620,18 @@
                 <w:sz w:val="22"/>
                 <w:szCs w:val="22"/>
               </w:rPr>
-              <w:t>Б</w:t>
+              <w:t>С</w:t>
             </w:r>
           </w:p>
         </w:tc>
       </w:tr>
       <w:tr>
+        <w:tblPrEx>
+          <w:tblCellMar>
+            <w:top w:w="0" w:type="dxa"/>
+            <w:bottom w:w="0" w:type="dxa"/>
+          </w:tblCellMar>
+        </w:tblPrEx>
         <w:tc>
           <w:tcPr>
             <w:tcW w:w="2900" w:type="dxa"/>
@@ -2215,7 +2650,7 @@
                 <w:szCs w:val="22"/>
               </w:rPr>
               <w:lastRenderedPageBreak/>
-              <w:t>Занятие 2.2. Трекинг задач и автоматизация проверок</w:t>
+              <w:t>Занятие 2.2. Трекинг задач и организация командной работы</w:t>
             </w:r>
           </w:p>
         </w:tc>
@@ -2236,7 +2671,7 @@
                 <w:sz w:val="22"/>
                 <w:szCs w:val="22"/>
               </w:rPr>
-              <w:t>Задачные трекеры и связь с репозиторием; линтеры и форматирование; базовый CI-конвейер (запуск проверок при коммите)</w:t>
+              <w:t>Задачные трекеры и связь с репозиторием; планирование спринта; фиксация договорённостей и критериев готовности по задачам</w:t>
             </w:r>
           </w:p>
         </w:tc>
@@ -2308,7 +2743,7 @@
                 <w:sz w:val="22"/>
                 <w:szCs w:val="22"/>
               </w:rPr>
-              <w:t>PL-1, SS-2</w:t>
+              <w:t>SS-2</w:t>
             </w:r>
           </w:p>
         </w:tc>
@@ -2332,7 +2767,7 @@
                 <w:sz w:val="22"/>
                 <w:szCs w:val="22"/>
               </w:rPr>
-              <w:t>PL-1.1, SS-2.1</w:t>
+              <w:t>SS-2.1</w:t>
             </w:r>
           </w:p>
         </w:tc>
@@ -2362,6 +2797,12 @@
         </w:tc>
       </w:tr>
       <w:tr>
+        <w:tblPrEx>
+          <w:tblCellMar>
+            <w:top w:w="0" w:type="dxa"/>
+            <w:bottom w:w="0" w:type="dxa"/>
+          </w:tblCellMar>
+        </w:tblPrEx>
         <w:tc>
           <w:tcPr>
             <w:tcW w:w="2900" w:type="dxa"/>
@@ -2400,7 +2841,39 @@
                 <w:sz w:val="22"/>
                 <w:szCs w:val="22"/>
               </w:rPr>
-              <w:t>Настройка репозитория командного проекта: структура, правила ветвления, шаблон pull request, CI-проверки</w:t>
+              <w:t xml:space="preserve">Настройка репозитория командного проекта: структура, правила ветвления, шаблон </w:t>
+            </w:r>
+            <w:proofErr w:type="spellStart"/>
+            <w:r>
+              <w:rPr>
+                <w:sz w:val="22"/>
+                <w:szCs w:val="22"/>
+              </w:rPr>
+              <w:t>pull</w:t>
+            </w:r>
+            <w:proofErr w:type="spellEnd"/>
+            <w:r>
+              <w:rPr>
+                <w:sz w:val="22"/>
+                <w:szCs w:val="22"/>
+              </w:rPr>
+              <w:t xml:space="preserve"> </w:t>
+            </w:r>
+            <w:proofErr w:type="spellStart"/>
+            <w:r>
+              <w:rPr>
+                <w:sz w:val="22"/>
+                <w:szCs w:val="22"/>
+              </w:rPr>
+              <w:t>request</w:t>
+            </w:r>
+            <w:proofErr w:type="spellEnd"/>
+            <w:r>
+              <w:rPr>
+                <w:sz w:val="22"/>
+                <w:szCs w:val="22"/>
+              </w:rPr>
+              <w:t>, автоматические проверки</w:t>
             </w:r>
           </w:p>
         </w:tc>
@@ -2472,7 +2945,7 @@
                 <w:sz w:val="22"/>
                 <w:szCs w:val="22"/>
               </w:rPr>
-              <w:t>PL-1, SS-2</w:t>
+              <w:t>PL-1</w:t>
             </w:r>
           </w:p>
         </w:tc>
@@ -2496,7 +2969,7 @@
                 <w:sz w:val="22"/>
                 <w:szCs w:val="22"/>
               </w:rPr>
-              <w:t>PL-1.1, SS-2.1</w:t>
+              <w:t>PL-1.1</w:t>
             </w:r>
           </w:p>
         </w:tc>
@@ -2520,12 +2993,18 @@
                 <w:sz w:val="22"/>
                 <w:szCs w:val="22"/>
               </w:rPr>
-              <w:t>Б</w:t>
+              <w:t>С</w:t>
             </w:r>
           </w:p>
         </w:tc>
       </w:tr>
       <w:tr>
+        <w:tblPrEx>
+          <w:tblCellMar>
+            <w:top w:w="0" w:type="dxa"/>
+            <w:bottom w:w="0" w:type="dxa"/>
+          </w:tblCellMar>
+        </w:tblPrEx>
         <w:tc>
           <w:tcPr>
             <w:tcW w:w="2900" w:type="dxa"/>
@@ -2701,6 +3180,12 @@
         </w:tc>
       </w:tr>
       <w:tr>
+        <w:tblPrEx>
+          <w:tblCellMar>
+            <w:top w:w="0" w:type="dxa"/>
+            <w:bottom w:w="0" w:type="dxa"/>
+          </w:tblCellMar>
+        </w:tblPrEx>
         <w:tc>
           <w:tcPr>
             <w:tcW w:w="2900" w:type="dxa"/>
@@ -2865,6 +3350,12 @@
         </w:tc>
       </w:tr>
       <w:tr>
+        <w:tblPrEx>
+          <w:tblCellMar>
+            <w:top w:w="0" w:type="dxa"/>
+            <w:bottom w:w="0" w:type="dxa"/>
+          </w:tblCellMar>
+        </w:tblPrEx>
         <w:tc>
           <w:tcPr>
             <w:tcW w:w="2900" w:type="dxa"/>
@@ -2903,7 +3394,23 @@
                 <w:sz w:val="22"/>
                 <w:szCs w:val="22"/>
               </w:rPr>
-              <w:t>Веб-фреймворки (FastAPI / Flask / Django REST Framework); проектирование REST API; валидация данных</w:t>
+              <w:t xml:space="preserve">Веб-фреймворк </w:t>
+            </w:r>
+            <w:proofErr w:type="spellStart"/>
+            <w:r>
+              <w:rPr>
+                <w:sz w:val="22"/>
+                <w:szCs w:val="22"/>
+              </w:rPr>
+              <w:t>FastAPI</w:t>
+            </w:r>
+            <w:proofErr w:type="spellEnd"/>
+            <w:r>
+              <w:rPr>
+                <w:sz w:val="22"/>
+                <w:szCs w:val="22"/>
+              </w:rPr>
+              <w:t>; проектирование REST API; валидация данных</w:t>
             </w:r>
           </w:p>
         </w:tc>
@@ -3029,6 +3536,12 @@
         </w:tc>
       </w:tr>
       <w:tr>
+        <w:tblPrEx>
+          <w:tblCellMar>
+            <w:top w:w="0" w:type="dxa"/>
+            <w:bottom w:w="0" w:type="dxa"/>
+          </w:tblCellMar>
+        </w:tblPrEx>
         <w:tc>
           <w:tcPr>
             <w:tcW w:w="2900" w:type="dxa"/>
@@ -3067,7 +3580,23 @@
                 <w:sz w:val="22"/>
                 <w:szCs w:val="22"/>
               </w:rPr>
-              <w:t>Подключение к СУБД из приложения; конкурентный доступ; модуль threading; типовые ошибки многопоточности</w:t>
+              <w:t xml:space="preserve">Подключение к СУБД из приложения; конкурентный доступ; модуль </w:t>
+            </w:r>
+            <w:proofErr w:type="spellStart"/>
+            <w:r>
+              <w:rPr>
+                <w:sz w:val="22"/>
+                <w:szCs w:val="22"/>
+              </w:rPr>
+              <w:t>threading</w:t>
+            </w:r>
+            <w:proofErr w:type="spellEnd"/>
+            <w:r>
+              <w:rPr>
+                <w:sz w:val="22"/>
+                <w:szCs w:val="22"/>
+              </w:rPr>
+              <w:t>; типовые ошибки многопоточности</w:t>
             </w:r>
           </w:p>
         </w:tc>
@@ -3193,6 +3722,12 @@
         </w:tc>
       </w:tr>
       <w:tr>
+        <w:tblPrEx>
+          <w:tblCellMar>
+            <w:top w:w="0" w:type="dxa"/>
+            <w:bottom w:w="0" w:type="dxa"/>
+          </w:tblCellMar>
+        </w:tblPrEx>
         <w:tc>
           <w:tcPr>
             <w:tcW w:w="2900" w:type="dxa"/>
@@ -3357,6 +3892,12 @@
         </w:tc>
       </w:tr>
       <w:tr>
+        <w:tblPrEx>
+          <w:tblCellMar>
+            <w:top w:w="0" w:type="dxa"/>
+            <w:bottom w:w="0" w:type="dxa"/>
+          </w:tblCellMar>
+        </w:tblPrEx>
         <w:tc>
           <w:tcPr>
             <w:tcW w:w="2900" w:type="dxa"/>
@@ -3532,6 +4073,12 @@
         </w:tc>
       </w:tr>
       <w:tr>
+        <w:tblPrEx>
+          <w:tblCellMar>
+            <w:top w:w="0" w:type="dxa"/>
+            <w:bottom w:w="0" w:type="dxa"/>
+          </w:tblCellMar>
+        </w:tblPrEx>
         <w:tc>
           <w:tcPr>
             <w:tcW w:w="2900" w:type="dxa"/>
@@ -3570,7 +4117,39 @@
                 <w:sz w:val="22"/>
                 <w:szCs w:val="22"/>
               </w:rPr>
-              <w:t>Модульные и интеграционные тесты (pytest); фикстуры; покрытие; тесты в CI-конвейере</w:t>
+              <w:t>Модульные и интеграционные тесты (</w:t>
+            </w:r>
+            <w:proofErr w:type="spellStart"/>
+            <w:r>
+              <w:rPr>
+                <w:sz w:val="22"/>
+                <w:szCs w:val="22"/>
+              </w:rPr>
+              <w:t>pytest</w:t>
+            </w:r>
+            <w:proofErr w:type="spellEnd"/>
+            <w:r>
+              <w:rPr>
+                <w:sz w:val="22"/>
+                <w:szCs w:val="22"/>
+              </w:rPr>
+              <w:t xml:space="preserve">); </w:t>
+            </w:r>
+            <w:proofErr w:type="spellStart"/>
+            <w:r>
+              <w:rPr>
+                <w:sz w:val="22"/>
+                <w:szCs w:val="22"/>
+              </w:rPr>
+              <w:t>фикстуры</w:t>
+            </w:r>
+            <w:proofErr w:type="spellEnd"/>
+            <w:r>
+              <w:rPr>
+                <w:sz w:val="22"/>
+                <w:szCs w:val="22"/>
+              </w:rPr>
+              <w:t>; покрытие; линтеры; запуск проверок и тестов в CI-конвейере</w:t>
             </w:r>
           </w:p>
         </w:tc>
@@ -3696,6 +4275,12 @@
         </w:tc>
       </w:tr>
       <w:tr>
+        <w:tblPrEx>
+          <w:tblCellMar>
+            <w:top w:w="0" w:type="dxa"/>
+            <w:bottom w:w="0" w:type="dxa"/>
+          </w:tblCellMar>
+        </w:tblPrEx>
         <w:tc>
           <w:tcPr>
             <w:tcW w:w="2900" w:type="dxa"/>
@@ -3713,6 +4298,7 @@
                 <w:sz w:val="22"/>
                 <w:szCs w:val="22"/>
               </w:rPr>
+              <w:lastRenderedPageBreak/>
               <w:t>Занятие 4.2. Отладка и документирование</w:t>
             </w:r>
           </w:p>
@@ -3734,7 +4320,39 @@
                 <w:sz w:val="22"/>
                 <w:szCs w:val="22"/>
               </w:rPr>
-              <w:t>Отладчик; логирование; docstring и автогенерация документации API; оформление README</w:t>
+              <w:t xml:space="preserve">Отладчик; логирование; </w:t>
+            </w:r>
+            <w:proofErr w:type="spellStart"/>
+            <w:r>
+              <w:rPr>
+                <w:sz w:val="22"/>
+                <w:szCs w:val="22"/>
+              </w:rPr>
+              <w:t>docstring</w:t>
+            </w:r>
+            <w:proofErr w:type="spellEnd"/>
+            <w:r>
+              <w:rPr>
+                <w:sz w:val="22"/>
+                <w:szCs w:val="22"/>
+              </w:rPr>
+              <w:t xml:space="preserve"> и </w:t>
+            </w:r>
+            <w:proofErr w:type="spellStart"/>
+            <w:r>
+              <w:rPr>
+                <w:sz w:val="22"/>
+                <w:szCs w:val="22"/>
+              </w:rPr>
+              <w:t>автогенерация</w:t>
+            </w:r>
+            <w:proofErr w:type="spellEnd"/>
+            <w:r>
+              <w:rPr>
+                <w:sz w:val="22"/>
+                <w:szCs w:val="22"/>
+              </w:rPr>
+              <w:t xml:space="preserve"> документации API; оформление README</w:t>
             </w:r>
           </w:p>
         </w:tc>
@@ -3860,6 +4478,12 @@
         </w:tc>
       </w:tr>
       <w:tr>
+        <w:tblPrEx>
+          <w:tblCellMar>
+            <w:top w:w="0" w:type="dxa"/>
+            <w:bottom w:w="0" w:type="dxa"/>
+          </w:tblCellMar>
+        </w:tblPrEx>
         <w:tc>
           <w:tcPr>
             <w:tcW w:w="2900" w:type="dxa"/>
@@ -3877,7 +4501,6 @@
                 <w:sz w:val="22"/>
                 <w:szCs w:val="22"/>
               </w:rPr>
-              <w:lastRenderedPageBreak/>
               <w:t>Самостоятельная работа по модулю 4</w:t>
             </w:r>
           </w:p>
@@ -4025,6 +4648,12 @@
         </w:tc>
       </w:tr>
       <w:tr>
+        <w:tblPrEx>
+          <w:tblCellMar>
+            <w:top w:w="0" w:type="dxa"/>
+            <w:bottom w:w="0" w:type="dxa"/>
+          </w:tblCellMar>
+        </w:tblPrEx>
         <w:tc>
           <w:tcPr>
             <w:tcW w:w="2900" w:type="dxa"/>
@@ -4200,6 +4829,12 @@
         </w:tc>
       </w:tr>
       <w:tr>
+        <w:tblPrEx>
+          <w:tblCellMar>
+            <w:top w:w="0" w:type="dxa"/>
+            <w:bottom w:w="0" w:type="dxa"/>
+          </w:tblCellMar>
+        </w:tblPrEx>
         <w:tc>
           <w:tcPr>
             <w:tcW w:w="2900" w:type="dxa"/>
@@ -4238,7 +4873,55 @@
                 <w:sz w:val="22"/>
                 <w:szCs w:val="22"/>
               </w:rPr>
-              <w:t>Критерии выбора библиотек (NumPy, Pandas, Matplotlib) под требования прикладной системы; интеграция в приложение</w:t>
+              <w:t>Критерии выбора библиотек (</w:t>
+            </w:r>
+            <w:proofErr w:type="spellStart"/>
+            <w:r>
+              <w:rPr>
+                <w:sz w:val="22"/>
+                <w:szCs w:val="22"/>
+              </w:rPr>
+              <w:t>NumPy</w:t>
+            </w:r>
+            <w:proofErr w:type="spellEnd"/>
+            <w:r>
+              <w:rPr>
+                <w:sz w:val="22"/>
+                <w:szCs w:val="22"/>
+              </w:rPr>
+              <w:t xml:space="preserve">, </w:t>
+            </w:r>
+            <w:proofErr w:type="spellStart"/>
+            <w:r>
+              <w:rPr>
+                <w:sz w:val="22"/>
+                <w:szCs w:val="22"/>
+              </w:rPr>
+              <w:t>Pandas</w:t>
+            </w:r>
+            <w:proofErr w:type="spellEnd"/>
+            <w:r>
+              <w:rPr>
+                <w:sz w:val="22"/>
+                <w:szCs w:val="22"/>
+              </w:rPr>
+              <w:t xml:space="preserve">, </w:t>
+            </w:r>
+            <w:proofErr w:type="spellStart"/>
+            <w:r>
+              <w:rPr>
+                <w:sz w:val="22"/>
+                <w:szCs w:val="22"/>
+              </w:rPr>
+              <w:t>Matplotlib</w:t>
+            </w:r>
+            <w:proofErr w:type="spellEnd"/>
+            <w:r>
+              <w:rPr>
+                <w:sz w:val="22"/>
+                <w:szCs w:val="22"/>
+              </w:rPr>
+              <w:t>) под требования прикладной системы; интеграция в приложение</w:t>
             </w:r>
           </w:p>
         </w:tc>
@@ -4364,6 +5047,12 @@
         </w:tc>
       </w:tr>
       <w:tr>
+        <w:tblPrEx>
+          <w:tblCellMar>
+            <w:top w:w="0" w:type="dxa"/>
+            <w:bottom w:w="0" w:type="dxa"/>
+          </w:tblCellMar>
+        </w:tblPrEx>
         <w:tc>
           <w:tcPr>
             <w:tcW w:w="2900" w:type="dxa"/>
@@ -4528,6 +5217,12 @@
         </w:tc>
       </w:tr>
       <w:tr>
+        <w:tblPrEx>
+          <w:tblCellMar>
+            <w:top w:w="0" w:type="dxa"/>
+            <w:bottom w:w="0" w:type="dxa"/>
+          </w:tblCellMar>
+        </w:tblPrEx>
         <w:tc>
           <w:tcPr>
             <w:tcW w:w="2900" w:type="dxa"/>
@@ -4692,6 +5387,12 @@
         </w:tc>
       </w:tr>
       <w:tr>
+        <w:tblPrEx>
+          <w:tblCellMar>
+            <w:top w:w="0" w:type="dxa"/>
+            <w:bottom w:w="0" w:type="dxa"/>
+          </w:tblCellMar>
+        </w:tblPrEx>
         <w:tc>
           <w:tcPr>
             <w:tcW w:w="2900" w:type="dxa"/>
@@ -4861,12 +5562,18 @@
                 <w:sz w:val="22"/>
                 <w:szCs w:val="22"/>
               </w:rPr>
-              <w:t>Б / С</w:t>
+              <w:t>Б, С</w:t>
             </w:r>
           </w:p>
         </w:tc>
       </w:tr>
       <w:tr>
+        <w:tblPrEx>
+          <w:tblCellMar>
+            <w:top w:w="0" w:type="dxa"/>
+            <w:bottom w:w="0" w:type="dxa"/>
+          </w:tblCellMar>
+        </w:tblPrEx>
         <w:tc>
           <w:tcPr>
             <w:tcW w:w="2900" w:type="dxa"/>
@@ -5031,6 +5738,12 @@
         </w:tc>
       </w:tr>
       <w:tr>
+        <w:tblPrEx>
+          <w:tblCellMar>
+            <w:top w:w="0" w:type="dxa"/>
+            <w:bottom w:w="0" w:type="dxa"/>
+          </w:tblCellMar>
+        </w:tblPrEx>
         <w:tc>
           <w:tcPr>
             <w:tcW w:w="2900" w:type="dxa"/>
@@ -5195,6 +5908,12 @@
         </w:tc>
       </w:tr>
       <w:tr>
+        <w:tblPrEx>
+          <w:tblCellMar>
+            <w:top w:w="0" w:type="dxa"/>
+            <w:bottom w:w="0" w:type="dxa"/>
+          </w:tblCellMar>
+        </w:tblPrEx>
         <w:tc>
           <w:tcPr>
             <w:tcW w:w="2900" w:type="dxa"/>
@@ -5212,6 +5931,7 @@
                 <w:sz w:val="22"/>
                 <w:szCs w:val="22"/>
               </w:rPr>
+              <w:lastRenderedPageBreak/>
               <w:t>Занятие 6.5. Предзащита</w:t>
             </w:r>
           </w:p>
@@ -5359,6 +6079,12 @@
         </w:tc>
       </w:tr>
       <w:tr>
+        <w:tblPrEx>
+          <w:tblCellMar>
+            <w:top w:w="0" w:type="dxa"/>
+            <w:bottom w:w="0" w:type="dxa"/>
+          </w:tblCellMar>
+        </w:tblPrEx>
         <w:tc>
           <w:tcPr>
             <w:tcW w:w="2900" w:type="dxa"/>
@@ -5376,8 +6102,7 @@
                 <w:sz w:val="22"/>
                 <w:szCs w:val="22"/>
               </w:rPr>
-              <w:lastRenderedPageBreak/>
-              <w:t>Самостоятельная работа по модулю 6</w:t>
+              <w:t>Самостоятельная работа по модулю 6 (разработка)</w:t>
             </w:r>
           </w:p>
         </w:tc>
@@ -5398,7 +6123,7 @@
                 <w:sz w:val="22"/>
                 <w:szCs w:val="22"/>
               </w:rPr>
-              <w:t>Командная работа над проектом между спринт-ревью: интеграция компонентов, устранение замечаний, подготовка презентации и демонстрации</w:t>
+              <w:t>Командная разработка между спринт-ревью: реализация и интеграция компонентов серверной части, устранение замечаний код-ревью</w:t>
             </w:r>
           </w:p>
         </w:tc>
@@ -5446,7 +6171,7 @@
                 <w:sz w:val="22"/>
                 <w:szCs w:val="22"/>
               </w:rPr>
-              <w:t>36</w:t>
+              <w:t>20</w:t>
             </w:r>
           </w:p>
         </w:tc>
@@ -5470,7 +6195,7 @@
                 <w:sz w:val="22"/>
                 <w:szCs w:val="22"/>
               </w:rPr>
-              <w:t>PL-1, SS-2</w:t>
+              <w:t>PL-1</w:t>
             </w:r>
           </w:p>
         </w:tc>
@@ -5494,7 +6219,7 @@
                 <w:sz w:val="22"/>
                 <w:szCs w:val="22"/>
               </w:rPr>
-              <w:t>PL-1.1–1.3, SS-2.1, SS-2.2</w:t>
+              <w:t>PL-1.1</w:t>
             </w:r>
           </w:p>
         </w:tc>
@@ -5518,12 +6243,188 @@
                 <w:sz w:val="22"/>
                 <w:szCs w:val="22"/>
               </w:rPr>
-              <w:t>Б / С</w:t>
+              <w:t>С</w:t>
             </w:r>
           </w:p>
         </w:tc>
       </w:tr>
       <w:tr>
+        <w:tblPrEx>
+          <w:tblCellMar>
+            <w:top w:w="0" w:type="dxa"/>
+            <w:bottom w:w="0" w:type="dxa"/>
+          </w:tblCellMar>
+        </w:tblPrEx>
+        <w:tc>
+          <w:tcPr>
+            <w:tcW w:w="2900" w:type="dxa"/>
+            <w:tcMar>
+              <w:top w:w="60" w:type="dxa"/>
+              <w:left w:w="80" w:type="dxa"/>
+              <w:bottom w:w="60" w:type="dxa"/>
+              <w:right w:w="80" w:type="dxa"/>
+            </w:tcMar>
+            <w:vAlign w:val="center"/>
+          </w:tcPr>
+          <w:p>
+            <w:r>
+              <w:rPr>
+                <w:sz w:val="22"/>
+                <w:szCs w:val="22"/>
+              </w:rPr>
+              <w:t>Самостоятельная работа по модулю 6 (данные и защита)</w:t>
+            </w:r>
+          </w:p>
+        </w:tc>
+        <w:tc>
+          <w:tcPr>
+            <w:tcW w:w="4900" w:type="dxa"/>
+            <w:tcMar>
+              <w:top w:w="60" w:type="dxa"/>
+              <w:left w:w="80" w:type="dxa"/>
+              <w:bottom w:w="60" w:type="dxa"/>
+              <w:right w:w="80" w:type="dxa"/>
+            </w:tcMar>
+            <w:vAlign w:val="center"/>
+          </w:tcPr>
+          <w:p>
+            <w:r>
+              <w:rPr>
+                <w:sz w:val="22"/>
+                <w:szCs w:val="22"/>
+              </w:rPr>
+              <w:t>Доработка подсистемы обработки данных; распределение ролей при представлении результатов; подготовка презентации и демонстрации</w:t>
+            </w:r>
+          </w:p>
+        </w:tc>
+        <w:tc>
+          <w:tcPr>
+            <w:tcW w:w="1150" w:type="dxa"/>
+            <w:tcMar>
+              <w:top w:w="60" w:type="dxa"/>
+              <w:left w:w="80" w:type="dxa"/>
+              <w:bottom w:w="60" w:type="dxa"/>
+              <w:right w:w="80" w:type="dxa"/>
+            </w:tcMar>
+            <w:vAlign w:val="center"/>
+          </w:tcPr>
+          <w:p>
+            <w:pPr>
+              <w:jc w:val="center"/>
+            </w:pPr>
+            <w:r>
+              <w:rPr>
+                <w:sz w:val="22"/>
+                <w:szCs w:val="22"/>
+              </w:rPr>
+              <w:t>СРС</w:t>
+            </w:r>
+          </w:p>
+        </w:tc>
+        <w:tc>
+          <w:tcPr>
+            <w:tcW w:w="900" w:type="dxa"/>
+            <w:tcMar>
+              <w:top w:w="60" w:type="dxa"/>
+              <w:left w:w="80" w:type="dxa"/>
+              <w:bottom w:w="60" w:type="dxa"/>
+              <w:right w:w="80" w:type="dxa"/>
+            </w:tcMar>
+            <w:vAlign w:val="center"/>
+          </w:tcPr>
+          <w:p>
+            <w:pPr>
+              <w:jc w:val="center"/>
+            </w:pPr>
+            <w:r>
+              <w:rPr>
+                <w:sz w:val="22"/>
+                <w:szCs w:val="22"/>
+              </w:rPr>
+              <w:t>16</w:t>
+            </w:r>
+          </w:p>
+        </w:tc>
+        <w:tc>
+          <w:tcPr>
+            <w:tcW w:w="1250" w:type="dxa"/>
+            <w:tcMar>
+              <w:top w:w="60" w:type="dxa"/>
+              <w:left w:w="80" w:type="dxa"/>
+              <w:bottom w:w="60" w:type="dxa"/>
+              <w:right w:w="80" w:type="dxa"/>
+            </w:tcMar>
+            <w:vAlign w:val="center"/>
+          </w:tcPr>
+          <w:p>
+            <w:pPr>
+              <w:jc w:val="center"/>
+            </w:pPr>
+            <w:r>
+              <w:rPr>
+                <w:sz w:val="22"/>
+                <w:szCs w:val="22"/>
+              </w:rPr>
+              <w:t>PL-1, SS-2</w:t>
+            </w:r>
+          </w:p>
+        </w:tc>
+        <w:tc>
+          <w:tcPr>
+            <w:tcW w:w="1400" w:type="dxa"/>
+            <w:tcMar>
+              <w:top w:w="60" w:type="dxa"/>
+              <w:left w:w="80" w:type="dxa"/>
+              <w:bottom w:w="60" w:type="dxa"/>
+              <w:right w:w="80" w:type="dxa"/>
+            </w:tcMar>
+            <w:vAlign w:val="center"/>
+          </w:tcPr>
+          <w:p>
+            <w:pPr>
+              <w:jc w:val="center"/>
+            </w:pPr>
+            <w:r>
+              <w:rPr>
+                <w:sz w:val="22"/>
+                <w:szCs w:val="22"/>
+              </w:rPr>
+              <w:t>PL-1.2, PL-1.3, SS-2.1, SS-2.2</w:t>
+            </w:r>
+          </w:p>
+        </w:tc>
+        <w:tc>
+          <w:tcPr>
+            <w:tcW w:w="900" w:type="dxa"/>
+            <w:tcMar>
+              <w:top w:w="60" w:type="dxa"/>
+              <w:left w:w="80" w:type="dxa"/>
+              <w:bottom w:w="60" w:type="dxa"/>
+              <w:right w:w="80" w:type="dxa"/>
+            </w:tcMar>
+            <w:vAlign w:val="center"/>
+          </w:tcPr>
+          <w:p>
+            <w:pPr>
+              <w:jc w:val="center"/>
+            </w:pPr>
+            <w:r>
+              <w:rPr>
+                <w:sz w:val="22"/>
+                <w:szCs w:val="22"/>
+              </w:rPr>
+              <w:t>Б</w:t>
+            </w:r>
+          </w:p>
+        </w:tc>
+      </w:tr>
+      <w:tr>
+        <w:tblPrEx>
+          <w:tblCellMar>
+            <w:top w:w="0" w:type="dxa"/>
+            <w:bottom w:w="0" w:type="dxa"/>
+          </w:tblCellMar>
+        </w:tblPrEx>
         <w:tc>
           <w:tcPr>
             <w:tcW w:w="2900" w:type="dxa"/>
@@ -5693,12 +6594,18 @@
                 <w:sz w:val="22"/>
                 <w:szCs w:val="22"/>
               </w:rPr>
-              <w:t>Б / С</w:t>
+              <w:t>Б, С</w:t>
             </w:r>
           </w:p>
         </w:tc>
       </w:tr>
       <w:tr>
+        <w:tblPrEx>
+          <w:tblCellMar>
+            <w:top w:w="0" w:type="dxa"/>
+            <w:bottom w:w="0" w:type="dxa"/>
+          </w:tblCellMar>
+        </w:tblPrEx>
         <w:tc>
           <w:tcPr>
             <w:tcW w:w="2900" w:type="dxa"/>
@@ -5862,7 +6769,51 @@
           <w:szCs w:val="30"/>
         </w:rPr>
         <w:lastRenderedPageBreak/>
-        <w:t>5. Пререквизиты и связи с другими дисциплинами</w:t>
+        <w:t xml:space="preserve">5. </w:t>
+      </w:r>
+      <w:proofErr w:type="spellStart"/>
+      <w:r>
+        <w:rPr>
+          <w:b/>
+          <w:bCs/>
+          <w:color w:val="000000"/>
+          <w:sz w:val="30"/>
+          <w:szCs w:val="30"/>
+        </w:rPr>
+        <w:t>Пререквизиты</w:t>
+      </w:r>
+      <w:proofErr w:type="spellEnd"/>
+      <w:r>
+        <w:rPr>
+          <w:b/>
+          <w:bCs/>
+          <w:color w:val="000000"/>
+          <w:sz w:val="30"/>
+          <w:szCs w:val="30"/>
+        </w:rPr>
+        <w:t xml:space="preserve">, </w:t>
+      </w:r>
+      <w:proofErr w:type="spellStart"/>
+      <w:r>
+        <w:rPr>
+          <w:b/>
+          <w:bCs/>
+          <w:color w:val="000000"/>
+          <w:sz w:val="30"/>
+          <w:szCs w:val="30"/>
+        </w:rPr>
+        <w:t>постреквизиты</w:t>
+      </w:r>
+      <w:proofErr w:type="spellEnd"/>
+      <w:r>
+        <w:rPr>
+          <w:b/>
+          <w:bCs/>
+          <w:color w:val="000000"/>
+          <w:sz w:val="30"/>
+          <w:szCs w:val="30"/>
+        </w:rPr>
+        <w:t xml:space="preserve"> и место дисциплины в образовательной программе</w:t>
       </w:r>
     </w:p>
     <w:p>
@@ -5872,7 +6823,22 @@
         <w:jc w:val="both"/>
       </w:pPr>
       <w:r>
-        <w:t>Входные требования (пререквизиты):</w:t>
+        <w:t>Дисциплина занимает место второй ступени сквозной инженерной линии образовательной программы 09.03.04: «Введение в информационные технологии» (1 семестр) закладывает базовый уровень программирования и работы с данными; настоящая дисциплина (4 семестр) переводит индивидуальные навыки программирования в формат командной промышленной разработки; далее линия продолжается в «Проектном практикуме», практиках и завершается выпускной квалификационной работой.</w:t>
+      </w:r>
+    </w:p>
+    <w:p>
+      <w:pPr>
+        <w:spacing w:after="120" w:line="360" w:lineRule="auto"/>
+        <w:ind w:firstLine="709"/>
+        <w:jc w:val="both"/>
+      </w:pPr>
+      <w:proofErr w:type="spellStart"/>
+      <w:r>
+        <w:t>Пререквизиты</w:t>
+      </w:r>
+      <w:proofErr w:type="spellEnd"/>
+      <w:r>
+        <w:t xml:space="preserve"> (входные требования):</w:t>
       </w:r>
     </w:p>
     <w:tbl>
@@ -5890,7 +6856,7 @@
           <w:left w:w="10" w:type="dxa"/>
           <w:right w:w="10" w:type="dxa"/>
         </w:tblCellMar>
-        <w:tblLook w:val="04A0" w:firstRow="1" w:lastRow="0" w:firstColumn="1" w:lastColumn="0" w:noHBand="0" w:noVBand="1"/>
+        <w:tblLook w:val="0000" w:firstRow="0" w:lastRow="0" w:firstColumn="0" w:lastColumn="0" w:noHBand="0" w:noVBand="0"/>
       </w:tblPr>
       <w:tblGrid>
         <w:gridCol w:w="2600"/>
@@ -5898,6 +6864,12 @@
         <w:gridCol w:w="3760"/>
       </w:tblGrid>
       <w:tr>
+        <w:tblPrEx>
+          <w:tblCellMar>
+            <w:top w:w="0" w:type="dxa"/>
+            <w:bottom w:w="0" w:type="dxa"/>
+          </w:tblCellMar>
+        </w:tblPrEx>
         <w:trPr>
           <w:tblHeader/>
         </w:trPr>
@@ -5978,12 +6950,18 @@
                 <w:sz w:val="22"/>
                 <w:szCs w:val="22"/>
               </w:rPr>
-              <w:t>Дисциплина-источник / дисциплина-приёмник</w:t>
+              <w:t>Связанные элементы образовательной программы</w:t>
             </w:r>
           </w:p>
         </w:tc>
       </w:tr>
       <w:tr>
+        <w:tblPrEx>
+          <w:tblCellMar>
+            <w:top w:w="0" w:type="dxa"/>
+            <w:bottom w:w="0" w:type="dxa"/>
+          </w:tblCellMar>
+        </w:tblPrEx>
         <w:tc>
           <w:tcPr>
             <w:tcW w:w="2600" w:type="dxa"/>
@@ -6003,7 +6981,7 @@
                 <w:sz w:val="22"/>
                 <w:szCs w:val="22"/>
               </w:rPr>
-              <w:t>Входные: PL-1 (PL-1.1, PL-1.2)</w:t>
+              <w:t>PL-1 (PL-1.1, PL-1.2)</w:t>
             </w:r>
           </w:p>
         </w:tc>
@@ -6048,7 +7026,235 @@
                 <w:sz w:val="22"/>
                 <w:szCs w:val="22"/>
               </w:rPr>
-              <w:t>«Введение в информационные технологии» (1 семестр)</w:t>
+              <w:t>«Введение в информационные технологии» (1 семестр) — базовый Python, библиотеки обработки и визуализации данных</w:t>
+            </w:r>
+          </w:p>
+        </w:tc>
+      </w:tr>
+      <w:tr>
+        <w:tblPrEx>
+          <w:tblCellMar>
+            <w:top w:w="0" w:type="dxa"/>
+            <w:bottom w:w="0" w:type="dxa"/>
+          </w:tblCellMar>
+        </w:tblPrEx>
+        <w:tc>
+          <w:tcPr>
+            <w:tcW w:w="2600" w:type="dxa"/>
+            <w:tcMar>
+              <w:top w:w="60" w:type="dxa"/>
+              <w:left w:w="80" w:type="dxa"/>
+              <w:bottom w:w="60" w:type="dxa"/>
+              <w:right w:w="80" w:type="dxa"/>
+            </w:tcMar>
+            <w:vAlign w:val="center"/>
+          </w:tcPr>
+          <w:p>
+            <w:r>
+              <w:rPr>
+                <w:b/>
+                <w:bCs/>
+                <w:sz w:val="22"/>
+                <w:szCs w:val="22"/>
+              </w:rPr>
+              <w:t>BD-3 (BD-3.1)</w:t>
+            </w:r>
+          </w:p>
+        </w:tc>
+        <w:tc>
+          <w:tcPr>
+            <w:tcW w:w="3000" w:type="dxa"/>
+            <w:tcMar>
+              <w:top w:w="60" w:type="dxa"/>
+              <w:left w:w="80" w:type="dxa"/>
+              <w:bottom w:w="60" w:type="dxa"/>
+              <w:right w:w="80" w:type="dxa"/>
+            </w:tcMar>
+            <w:vAlign w:val="center"/>
+          </w:tcPr>
+          <w:p>
+            <w:pPr>
+              <w:jc w:val="center"/>
+            </w:pPr>
+            <w:r>
+              <w:rPr>
+                <w:sz w:val="22"/>
+                <w:szCs w:val="22"/>
+              </w:rPr>
+              <w:t>Б</w:t>
+            </w:r>
+          </w:p>
+        </w:tc>
+        <w:tc>
+          <w:tcPr>
+            <w:tcW w:w="3760" w:type="dxa"/>
+            <w:tcMar>
+              <w:top w:w="60" w:type="dxa"/>
+              <w:left w:w="80" w:type="dxa"/>
+              <w:bottom w:w="60" w:type="dxa"/>
+              <w:right w:w="80" w:type="dxa"/>
+            </w:tcMar>
+            <w:vAlign w:val="center"/>
+          </w:tcPr>
+          <w:p>
+            <w:r>
+              <w:rPr>
+                <w:sz w:val="22"/>
+                <w:szCs w:val="22"/>
+              </w:rPr>
+              <w:t>«Введение в информационные технологии» (1 семестр), «Базы данных» (3 семестр) — проектирование и подключение хранилища данных в проекте</w:t>
+            </w:r>
+          </w:p>
+        </w:tc>
+      </w:tr>
+      <w:tr>
+        <w:tblPrEx>
+          <w:tblCellMar>
+            <w:top w:w="0" w:type="dxa"/>
+            <w:bottom w:w="0" w:type="dxa"/>
+          </w:tblCellMar>
+        </w:tblPrEx>
+        <w:tc>
+          <w:tcPr>
+            <w:tcW w:w="2600" w:type="dxa"/>
+            <w:tcMar>
+              <w:top w:w="60" w:type="dxa"/>
+              <w:left w:w="80" w:type="dxa"/>
+              <w:bottom w:w="60" w:type="dxa"/>
+              <w:right w:w="80" w:type="dxa"/>
+            </w:tcMar>
+            <w:vAlign w:val="center"/>
+          </w:tcPr>
+          <w:p>
+            <w:r>
+              <w:rPr>
+                <w:b/>
+                <w:bCs/>
+                <w:sz w:val="22"/>
+                <w:szCs w:val="22"/>
+              </w:rPr>
+              <w:t>MF-6 (MF-6.1)</w:t>
+            </w:r>
+          </w:p>
+        </w:tc>
+        <w:tc>
+          <w:tcPr>
+            <w:tcW w:w="3000" w:type="dxa"/>
+            <w:tcMar>
+              <w:top w:w="60" w:type="dxa"/>
+              <w:left w:w="80" w:type="dxa"/>
+              <w:bottom w:w="60" w:type="dxa"/>
+              <w:right w:w="80" w:type="dxa"/>
+            </w:tcMar>
+            <w:vAlign w:val="center"/>
+          </w:tcPr>
+          <w:p>
+            <w:pPr>
+              <w:jc w:val="center"/>
+            </w:pPr>
+            <w:r>
+              <w:rPr>
+                <w:sz w:val="22"/>
+                <w:szCs w:val="22"/>
+              </w:rPr>
+              <w:t>Б</w:t>
+            </w:r>
+          </w:p>
+        </w:tc>
+        <w:tc>
+          <w:tcPr>
+            <w:tcW w:w="3760" w:type="dxa"/>
+            <w:tcMar>
+              <w:top w:w="60" w:type="dxa"/>
+              <w:left w:w="80" w:type="dxa"/>
+              <w:bottom w:w="60" w:type="dxa"/>
+              <w:right w:w="80" w:type="dxa"/>
+            </w:tcMar>
+            <w:vAlign w:val="center"/>
+          </w:tcPr>
+          <w:p>
+            <w:r>
+              <w:rPr>
+                <w:sz w:val="22"/>
+                <w:szCs w:val="22"/>
+              </w:rPr>
+              <w:t>«Введение в информационные технологии» (1 семестр), «Дискретная математика» (2 семестр) — формализация логики предметной области проекта</w:t>
+            </w:r>
+          </w:p>
+        </w:tc>
+      </w:tr>
+      <w:tr>
+        <w:tblPrEx>
+          <w:tblCellMar>
+            <w:top w:w="0" w:type="dxa"/>
+            <w:bottom w:w="0" w:type="dxa"/>
+          </w:tblCellMar>
+        </w:tblPrEx>
+        <w:tc>
+          <w:tcPr>
+            <w:tcW w:w="2600" w:type="dxa"/>
+            <w:tcMar>
+              <w:top w:w="60" w:type="dxa"/>
+              <w:left w:w="80" w:type="dxa"/>
+              <w:bottom w:w="60" w:type="dxa"/>
+              <w:right w:w="80" w:type="dxa"/>
+            </w:tcMar>
+            <w:vAlign w:val="center"/>
+          </w:tcPr>
+          <w:p>
+            <w:r>
+              <w:rPr>
+                <w:b/>
+                <w:bCs/>
+                <w:sz w:val="22"/>
+                <w:szCs w:val="22"/>
+              </w:rPr>
+              <w:t>Без кода КРМ</w:t>
+            </w:r>
+          </w:p>
+        </w:tc>
+        <w:tc>
+          <w:tcPr>
+            <w:tcW w:w="3000" w:type="dxa"/>
+            <w:tcMar>
+              <w:top w:w="60" w:type="dxa"/>
+              <w:left w:w="80" w:type="dxa"/>
+              <w:bottom w:w="60" w:type="dxa"/>
+              <w:right w:w="80" w:type="dxa"/>
+            </w:tcMar>
+            <w:vAlign w:val="center"/>
+          </w:tcPr>
+          <w:p>
+            <w:pPr>
+              <w:jc w:val="center"/>
+            </w:pPr>
+            <w:r>
+              <w:rPr>
+                <w:sz w:val="22"/>
+                <w:szCs w:val="22"/>
+              </w:rPr>
+              <w:t>—</w:t>
+            </w:r>
+          </w:p>
+        </w:tc>
+        <w:tc>
+          <w:tcPr>
+            <w:tcW w:w="3760" w:type="dxa"/>
+            <w:tcMar>
+              <w:top w:w="60" w:type="dxa"/>
+              <w:left w:w="80" w:type="dxa"/>
+              <w:bottom w:w="60" w:type="dxa"/>
+              <w:right w:w="80" w:type="dxa"/>
+            </w:tcMar>
+            <w:vAlign w:val="center"/>
+          </w:tcPr>
+          <w:p>
+            <w:r>
+              <w:rPr>
+                <w:sz w:val="22"/>
+                <w:szCs w:val="22"/>
+              </w:rPr>
+              <w:t>Дисциплины программирования 1–3 семестров — алгоритмы, структуры данных, основы объектно-ориентированного программирования</w:t>
             </w:r>
           </w:p>
         </w:tc>
@@ -6061,7 +7267,23 @@
         <w:jc w:val="both"/>
       </w:pPr>
       <w:r>
-        <w:t>Результаты дисциплины передаются в последующие элементы образовательной программы:</w:t>
+        <w:t>Компетенции BD-3 и MF-6 не входят в состав дисциплины и указаны только как входные связи: соответствующие результаты используются студентами при выполнении командного проекта (подключение хранилища, формализация логики предметной области), но не оцениваются в рамках дисциплины.</w:t>
+      </w:r>
+    </w:p>
+    <w:p>
+      <w:pPr>
+        <w:spacing w:after="120" w:line="360" w:lineRule="auto"/>
+        <w:ind w:firstLine="709"/>
+        <w:jc w:val="both"/>
+      </w:pPr>
+      <w:proofErr w:type="spellStart"/>
+      <w:r>
+        <w:lastRenderedPageBreak/>
+        <w:t>Постреквизиты</w:t>
+      </w:r>
+      <w:proofErr w:type="spellEnd"/>
+      <w:r>
+        <w:t xml:space="preserve"> (передача результатов в последующие элементы программы):</w:t>
       </w:r>
     </w:p>
     <w:tbl>
@@ -6079,7 +7301,7 @@
           <w:left w:w="10" w:type="dxa"/>
           <w:right w:w="10" w:type="dxa"/>
         </w:tblCellMar>
-        <w:tblLook w:val="04A0" w:firstRow="1" w:lastRow="0" w:firstColumn="1" w:lastColumn="0" w:noHBand="0" w:noVBand="1"/>
+        <w:tblLook w:val="0000" w:firstRow="0" w:lastRow="0" w:firstColumn="0" w:lastColumn="0" w:noHBand="0" w:noVBand="0"/>
       </w:tblPr>
       <w:tblGrid>
         <w:gridCol w:w="2600"/>
@@ -6087,6 +7309,12 @@
         <w:gridCol w:w="3760"/>
       </w:tblGrid>
       <w:tr>
+        <w:tblPrEx>
+          <w:tblCellMar>
+            <w:top w:w="0" w:type="dxa"/>
+            <w:bottom w:w="0" w:type="dxa"/>
+          </w:tblCellMar>
+        </w:tblPrEx>
         <w:trPr>
           <w:tblHeader/>
         </w:trPr>
@@ -6167,12 +7395,18 @@
                 <w:sz w:val="22"/>
                 <w:szCs w:val="22"/>
               </w:rPr>
-              <w:t>Дисциплина-источник / дисциплина-приёмник</w:t>
+              <w:t>Связанные элементы образовательной программы</w:t>
             </w:r>
           </w:p>
         </w:tc>
       </w:tr>
       <w:tr>
+        <w:tblPrEx>
+          <w:tblCellMar>
+            <w:top w:w="0" w:type="dxa"/>
+            <w:bottom w:w="0" w:type="dxa"/>
+          </w:tblCellMar>
+        </w:tblPrEx>
         <w:tc>
           <w:tcPr>
             <w:tcW w:w="2600" w:type="dxa"/>
@@ -6192,7 +7426,7 @@
                 <w:sz w:val="22"/>
                 <w:szCs w:val="22"/>
               </w:rPr>
-              <w:t>Выходные: PL-1 (PL-1.1)</w:t>
+              <w:t>PL-1 (PL-1.1)</w:t>
             </w:r>
           </w:p>
         </w:tc>
@@ -6237,12 +7471,18 @@
                 <w:sz w:val="22"/>
                 <w:szCs w:val="22"/>
               </w:rPr>
-              <w:t>Проектный практикум; производственная практика; дисциплины разработки ПО старших семестров (развитие до П)</w:t>
+              <w:t>«Проектный практикум» (5–6 семестры); производственная практика; дисциплины разработки ПО старших семестров (развитие до продвинутого уровня)</w:t>
             </w:r>
           </w:p>
         </w:tc>
       </w:tr>
       <w:tr>
+        <w:tblPrEx>
+          <w:tblCellMar>
+            <w:top w:w="0" w:type="dxa"/>
+            <w:bottom w:w="0" w:type="dxa"/>
+          </w:tblCellMar>
+        </w:tblPrEx>
         <w:tc>
           <w:tcPr>
             <w:tcW w:w="2600" w:type="dxa"/>
@@ -6262,7 +7502,7 @@
                 <w:sz w:val="22"/>
                 <w:szCs w:val="22"/>
               </w:rPr>
-              <w:t>Выходные: PL-1 (PL-1.2, PL-1.3)</w:t>
+              <w:t>PL-1 (PL-1.2, PL-1.3)</w:t>
             </w:r>
           </w:p>
         </w:tc>
@@ -6307,12 +7547,18 @@
                 <w:sz w:val="22"/>
                 <w:szCs w:val="22"/>
               </w:rPr>
-              <w:t>Дисциплины анализа данных и машинного обучения (развитие до С)</w:t>
+              <w:t>Дисциплины анализа данных и машинного обучения (развитие до среднего уровня)</w:t>
             </w:r>
           </w:p>
         </w:tc>
       </w:tr>
       <w:tr>
+        <w:tblPrEx>
+          <w:tblCellMar>
+            <w:top w:w="0" w:type="dxa"/>
+            <w:bottom w:w="0" w:type="dxa"/>
+          </w:tblCellMar>
+        </w:tblPrEx>
         <w:tc>
           <w:tcPr>
             <w:tcW w:w="2600" w:type="dxa"/>
@@ -6332,7 +7578,7 @@
                 <w:sz w:val="22"/>
                 <w:szCs w:val="22"/>
               </w:rPr>
-              <w:t>Выходные: SS-2 (SS-2.1, SS-2.2)</w:t>
+              <w:t>SS-2 (SS-2.1, SS-2.2)</w:t>
             </w:r>
           </w:p>
         </w:tc>
@@ -6377,7 +7623,7 @@
                 <w:sz w:val="22"/>
                 <w:szCs w:val="22"/>
               </w:rPr>
-              <w:t>Проектный практикум и командные проектные дисциплины (развитие до С)</w:t>
+              <w:t>«Проектный практикум» (развитие до среднего уровня); учебная и производственная практики; подготовка и защита выпускной квалификационной работы</w:t>
             </w:r>
           </w:p>
         </w:tc>
@@ -6390,7 +7636,7 @@
         <w:jc w:val="both"/>
       </w:pPr>
       <w:r>
-        <w:t>Дисциплина образует связку с «Введением в информационные технологии» (1 семестр): индикаторы PL-1.1 и PL-1.2, освоенные там на базовом уровне, здесь развиваются в контексте командной промышленной разработки, а PL-1.1 доводится до среднего уровня. Навыки командной работы (SS-2) закладываются впервые и передаются в проектный практикум.</w:t>
+        <w:t>Индикатор PL-1.1, доведённый здесь до среднего уровня, является ключевым входом проектного практикума и производственной практики; навыки командной работы SS-2, закладываемые в дисциплине впервые, востребованы во всех последующих коллективных формах работы программы, включая подготовку и защиту выпускной квалификационной работы.</w:t>
       </w:r>
     </w:p>
     <w:p>
@@ -6406,7 +7652,7 @@
           <w:sz w:val="30"/>
           <w:szCs w:val="30"/>
         </w:rPr>
-        <w:t>6. Краткая система оценки результатов обучения (состав будущего ФОС)</w:t>
+        <w:t>6. Образовательные технологии</w:t>
       </w:r>
     </w:p>
     <w:p>
@@ -6416,7 +7662,58 @@
         <w:jc w:val="both"/>
       </w:pPr>
       <w:r>
-        <w:t>Фонд оценочных средств будет разработан на втором этапе проекта и оформлен как Git-репозиторий. Особенность оценивания — сочетание командного результата и индивидуальной оценки: вклад каждого участника фиксируется через историю репозитория, матрицу ответственности и индивидуальные вопросы на защите. Планируемый состав форм контроля:</w:t>
+        <w:t xml:space="preserve">Основная образовательная технология дисциплины — проектно-ориентированное обучение: сквозной командный проект со </w:t>
+      </w:r>
+      <w:proofErr w:type="spellStart"/>
+      <w:r>
+        <w:t>спринтовой</w:t>
+      </w:r>
+      <w:proofErr w:type="spellEnd"/>
+      <w:r>
+        <w:t xml:space="preserve"> организацией задаёт контекст для всех модулей, а лабораторные работы дают инструменты, немедленно применяемые в проекте. Используются: работа в среде промышленной разработки (</w:t>
+      </w:r>
+      <w:proofErr w:type="spellStart"/>
+      <w:r>
+        <w:t>Git</w:t>
+      </w:r>
+      <w:proofErr w:type="spellEnd"/>
+      <w:r>
+        <w:t>-репозиторий как единая среда учебной деятельности — задачи, код, ревью, автоматические проверки); взаимное код-ревью внутри команды и между командами; регламентированное применение ИИ-ассистентов (постановка задач ИИ-агентам с фиксацией критериев качества — часть содержания SS-2.1); публичные демонстрации инкрементов на спринт-ревью и защита проекта. Лекции носят установочный характер и занимают минимальную долю аудиторной нагрузки.</w:t>
+      </w:r>
+    </w:p>
+    <w:p>
+      <w:pPr>
+        <w:pStyle w:val="1"/>
+        <w:spacing w:before="240" w:after="160"/>
+      </w:pPr>
+      <w:r>
+        <w:rPr>
+          <w:b/>
+          <w:bCs/>
+          <w:color w:val="000000"/>
+          <w:sz w:val="30"/>
+          <w:szCs w:val="30"/>
+        </w:rPr>
+        <w:lastRenderedPageBreak/>
+        <w:t>7. Краткая система оценки результатов обучения (состав будущего ФОС)</w:t>
+      </w:r>
+    </w:p>
+    <w:p>
+      <w:pPr>
+        <w:spacing w:after="120" w:line="360" w:lineRule="auto"/>
+        <w:ind w:firstLine="709"/>
+        <w:jc w:val="both"/>
+      </w:pPr>
+      <w:r>
+        <w:t xml:space="preserve">Фонд оценочных средств будет разработан на втором этапе проекта и оформлен как </w:t>
+      </w:r>
+      <w:proofErr w:type="spellStart"/>
+      <w:r>
+        <w:t>Git</w:t>
+      </w:r>
+      <w:proofErr w:type="spellEnd"/>
+      <w:r>
+        <w:t>-репозиторий. Особенность оценивания — сочетание командного результата и индивидуальной оценки: вклад каждого участника фиксируется через историю репозитория, матрицу ответственности и индивидуальные вопросы на защите. Планируемый состав форм контроля:</w:t>
       </w:r>
     </w:p>
     <w:tbl>
@@ -6434,7 +7731,7 @@
           <w:left w:w="10" w:type="dxa"/>
           <w:right w:w="10" w:type="dxa"/>
         </w:tblCellMar>
-        <w:tblLook w:val="04A0" w:firstRow="1" w:lastRow="0" w:firstColumn="1" w:lastColumn="0" w:noHBand="0" w:noVBand="1"/>
+        <w:tblLook w:val="0000" w:firstRow="0" w:lastRow="0" w:firstColumn="0" w:lastColumn="0" w:noHBand="0" w:noVBand="0"/>
       </w:tblPr>
       <w:tblGrid>
         <w:gridCol w:w="2600"/>
@@ -6442,6 +7739,12 @@
         <w:gridCol w:w="3360"/>
       </w:tblGrid>
       <w:tr>
+        <w:tblPrEx>
+          <w:tblCellMar>
+            <w:top w:w="0" w:type="dxa"/>
+            <w:bottom w:w="0" w:type="dxa"/>
+          </w:tblCellMar>
+        </w:tblPrEx>
         <w:trPr>
           <w:tblHeader/>
         </w:trPr>
@@ -6528,6 +7831,12 @@
         </w:tc>
       </w:tr>
       <w:tr>
+        <w:tblPrEx>
+          <w:tblCellMar>
+            <w:top w:w="0" w:type="dxa"/>
+            <w:bottom w:w="0" w:type="dxa"/>
+          </w:tblCellMar>
+        </w:tblPrEx>
         <w:tc>
           <w:tcPr>
             <w:tcW w:w="2600" w:type="dxa"/>
@@ -6568,15 +7877,39 @@
                 <w:sz w:val="22"/>
                 <w:szCs w:val="22"/>
               </w:rPr>
-              <w:t xml:space="preserve">Лабораторные работы с критериями оценивания; проверка артефактов в репозитории </w:t>
-            </w:r>
-            <w:r>
-              <w:rPr>
-                <w:sz w:val="22"/>
-                <w:szCs w:val="22"/>
-              </w:rPr>
-              <w:lastRenderedPageBreak/>
-              <w:t>(коммиты, pull request, результаты код-ревью)</w:t>
+              <w:t xml:space="preserve">Лабораторные работы с критериями оценивания; проверка артефактов в репозитории (коммиты, </w:t>
+            </w:r>
+            <w:proofErr w:type="spellStart"/>
+            <w:r>
+              <w:rPr>
+                <w:sz w:val="22"/>
+                <w:szCs w:val="22"/>
+              </w:rPr>
+              <w:t>pull</w:t>
+            </w:r>
+            <w:proofErr w:type="spellEnd"/>
+            <w:r>
+              <w:rPr>
+                <w:sz w:val="22"/>
+                <w:szCs w:val="22"/>
+              </w:rPr>
+              <w:t xml:space="preserve"> </w:t>
+            </w:r>
+            <w:proofErr w:type="spellStart"/>
+            <w:r>
+              <w:rPr>
+                <w:sz w:val="22"/>
+                <w:szCs w:val="22"/>
+              </w:rPr>
+              <w:t>request</w:t>
+            </w:r>
+            <w:proofErr w:type="spellEnd"/>
+            <w:r>
+              <w:rPr>
+                <w:sz w:val="22"/>
+                <w:szCs w:val="22"/>
+              </w:rPr>
+              <w:t>, результаты код-ревью)</w:t>
             </w:r>
           </w:p>
         </w:tc>
@@ -6597,13 +7930,18 @@
                 <w:sz w:val="22"/>
                 <w:szCs w:val="22"/>
               </w:rPr>
-              <w:lastRenderedPageBreak/>
               <w:t>PL-1.1 (С), PL-1.2 (Б), PL-1.3 (Б) — наблюдаемые свидетельства в коде и истории репозитория</w:t>
             </w:r>
           </w:p>
         </w:tc>
       </w:tr>
       <w:tr>
+        <w:tblPrEx>
+          <w:tblCellMar>
+            <w:top w:w="0" w:type="dxa"/>
+            <w:bottom w:w="0" w:type="dxa"/>
+          </w:tblCellMar>
+        </w:tblPrEx>
         <w:tc>
           <w:tcPr>
             <w:tcW w:w="2600" w:type="dxa"/>
@@ -6665,12 +8003,34 @@
                 <w:sz w:val="22"/>
                 <w:szCs w:val="22"/>
               </w:rPr>
-              <w:t>SS-2.1 (Б) — постановка задач, DoD, коммуникация; агрегированные результаты модулей 2–5</w:t>
+              <w:t xml:space="preserve">SS-2.1 (Б) — постановка задач, </w:t>
+            </w:r>
+            <w:proofErr w:type="spellStart"/>
+            <w:r>
+              <w:rPr>
+                <w:sz w:val="22"/>
+                <w:szCs w:val="22"/>
+              </w:rPr>
+              <w:t>DoD</w:t>
+            </w:r>
+            <w:proofErr w:type="spellEnd"/>
+            <w:r>
+              <w:rPr>
+                <w:sz w:val="22"/>
+                <w:szCs w:val="22"/>
+              </w:rPr>
+              <w:t>, коммуникация; агрегированные результаты модулей 2–5</w:t>
             </w:r>
           </w:p>
         </w:tc>
       </w:tr>
       <w:tr>
+        <w:tblPrEx>
+          <w:tblCellMar>
+            <w:top w:w="0" w:type="dxa"/>
+            <w:bottom w:w="0" w:type="dxa"/>
+          </w:tblCellMar>
+        </w:tblPrEx>
         <w:tc>
           <w:tcPr>
             <w:tcW w:w="2600" w:type="dxa"/>
@@ -6761,10 +8121,10 @@
 <file path=word/numbering.xml><?xml version="1.0" encoding="utf-8"?>
 <w:numbering xmlns:wpc="http://schemas.microsoft.com/office/word/2010/wordprocessingCanvas" xmlns:cx="http://schemas.microsoft.com/office/drawing/2014/chartex" xmlns:cx1="http://schemas.microsoft.com/office/drawing/2015/9/8/chartex" xmlns:cx2="http://schemas.microsoft.com/office/drawing/2015/10/21/chartex" xmlns:cx3="http://schemas.microsoft.com/office/drawing/2016/5/9/chartex" xmlns:cx4="http://schemas.microsoft.com/office/drawing/2016/5/10/chartex" xmlns:cx5="http://schemas.microsoft.com/office/drawing/2016/5/11/chartex" xmlns:cx6="http://schemas.microsoft.com/office/drawing/2016/5/12/chartex" xmlns:cx7="http://schemas.microsoft.com/office/drawing/2016/5/13/chartex" xmlns:cx8="http://schemas.microsoft.com/office/drawing/2016/5/14/chartex" xmlns:mc="http://schemas.openxmlformats.org/markup-compatibility/2006" xmlns:aink="http://schemas.microsoft.com/office/drawing/2016/ink" xmlns:am3d="http://schemas.microsoft.com/office/drawing/2017/model3d" xmlns:o="urn:schemas-microsoft-com:office:office" xmlns:oel="http://schemas.microsoft.com/office/2019/extlst" xmlns:r="http://schemas.openxmlformats.org/officeDocument/2006/relationships" xmlns:m="http://schemas.openxmlformats.org/officeDocument/2006/math" xmlns:v="urn:schemas-microsoft-com:vml" xmlns:wp14="http://schemas.microsoft.com/office/word/2010/wordprocessingDrawing" xmlns:wp="http://schemas.openxmlformats.org/drawingml/2006/wordprocessingDrawing" xmlns:w10="urn:schemas-microsoft-com:office:word" xmlns:w="http://schemas.openxmlformats.org/wordprocessingml/2006/main" xmlns:w14="http://schemas.microsoft.com/office/word/2010/wordml" xmlns:w15="http://schemas.microsoft.com/office/word/2012/wordml" xmlns:w16cex="http://schemas.microsoft.com/office/word/2018/wordml/cex" xmlns:w16cid="http://schemas.microsoft.com/office/word/2016/wordml/cid" xmlns:w16="http://schemas.microsoft.com/office/word/2018/wordml" xmlns:w16du="http://schemas.microsoft.com/office/word/2023/wordml/word16du" xmlns:w16sdtdh="http://schemas.microsoft.com/office/word/2020/wordml/sdtdatahash" xmlns:w16sdtfl="http://schemas.microsoft.com/office/word/2024/wordml/sdtformatlock" xmlns:w16se="http://schemas.microsoft.com/office/word/2015/wordml/symex" xmlns:wpg="http://schemas.microsoft.com/office/word/2010/wordprocessingGroup" xmlns:wpi="http://schemas.microsoft.com/office/word/2010/wordprocessingInk" xmlns:wne="http://schemas.microsoft.com/office/word/2006/wordml" xmlns:wps="http://schemas.microsoft.com/office/word/2010/wordprocessingShape" mc:Ignorable="w14 w15 w16se w16cid w16 w16cex w16sdtdh w16sdtfl w16du wp14">
   <w:abstractNum w:abstractNumId="0" w15:restartNumberingAfterBreak="0">
-    <w:nsid w:val="16102721"/>
+    <w:nsid w:val="785F39D1"/>
     <w:multiLevelType w:val="hybridMultilevel"/>
-    <w:tmpl w:val="BF2C6C74"/>
-    <w:lvl w:ilvl="0" w:tplc="F4E6B498">
+    <w:tmpl w:val="AF3C30C6"/>
+    <w:lvl w:ilvl="0" w:tplc="6DE8007E">
       <w:start w:val="1"/>
       <w:numFmt w:val="bullet"/>
       <w:lvlText w:val="●"/>
@@ -6773,7 +8133,7 @@
         <w:ind w:left="720" w:hanging="360"/>
       </w:pPr>
     </w:lvl>
-    <w:lvl w:ilvl="1" w:tplc="DC30E108">
+    <w:lvl w:ilvl="1" w:tplc="1C4250B6">
       <w:start w:val="1"/>
       <w:numFmt w:val="bullet"/>
       <w:lvlText w:val="○"/>
@@ -6782,7 +8142,7 @@
         <w:ind w:left="1440" w:hanging="360"/>
       </w:pPr>
     </w:lvl>
-    <w:lvl w:ilvl="2" w:tplc="822EAE16">
+    <w:lvl w:ilvl="2" w:tplc="DFDA4A8E">
       <w:start w:val="1"/>
       <w:numFmt w:val="bullet"/>
       <w:lvlText w:val="■"/>
@@ -6791,7 +8151,7 @@
         <w:ind w:left="2160" w:hanging="360"/>
       </w:pPr>
     </w:lvl>
-    <w:lvl w:ilvl="3" w:tplc="1CC06CE6">
+    <w:lvl w:ilvl="3" w:tplc="8AF2029C">
       <w:start w:val="1"/>
       <w:numFmt w:val="bullet"/>
       <w:lvlText w:val="●"/>
@@ -6800,7 +8160,7 @@
         <w:ind w:left="2880" w:hanging="360"/>
       </w:pPr>
     </w:lvl>
-    <w:lvl w:ilvl="4" w:tplc="0D04BFD8">
+    <w:lvl w:ilvl="4" w:tplc="619047D4">
       <w:start w:val="1"/>
       <w:numFmt w:val="bullet"/>
       <w:lvlText w:val="○"/>
@@ -6809,7 +8169,7 @@
         <w:ind w:left="3600" w:hanging="360"/>
       </w:pPr>
     </w:lvl>
-    <w:lvl w:ilvl="5" w:tplc="62249C7C">
+    <w:lvl w:ilvl="5" w:tplc="EC76F47E">
       <w:start w:val="1"/>
       <w:numFmt w:val="bullet"/>
       <w:lvlText w:val="■"/>
@@ -6818,7 +8178,7 @@
         <w:ind w:left="4320" w:hanging="360"/>
       </w:pPr>
     </w:lvl>
-    <w:lvl w:ilvl="6" w:tplc="A614F436">
+    <w:lvl w:ilvl="6" w:tplc="1122C970">
       <w:start w:val="1"/>
       <w:numFmt w:val="bullet"/>
       <w:lvlText w:val="●"/>
@@ -6827,7 +8187,7 @@
         <w:ind w:left="5040" w:hanging="360"/>
       </w:pPr>
     </w:lvl>
-    <w:lvl w:ilvl="7" w:tplc="5CC66EE2">
+    <w:lvl w:ilvl="7" w:tplc="6932350C">
       <w:start w:val="1"/>
       <w:numFmt w:val="bullet"/>
       <w:lvlText w:val="●"/>
@@ -6836,7 +8196,7 @@
         <w:ind w:left="5760" w:hanging="360"/>
       </w:pPr>
     </w:lvl>
-    <w:lvl w:ilvl="8" w:tplc="3ECC7DBA">
+    <w:lvl w:ilvl="8" w:tplc="6A1E96E8">
       <w:start w:val="1"/>
       <w:numFmt w:val="bullet"/>
       <w:lvlText w:val="●"/>
@@ -6846,7 +8206,7 @@
       </w:pPr>
     </w:lvl>
   </w:abstractNum>
-  <w:num w:numId="1" w16cid:durableId="1727798972">
+  <w:num w:numId="1" w16cid:durableId="461191099">
     <w:abstractNumId w:val="0"/>
     <w:lvlOverride w:ilvl="0">
       <w:startOverride w:val="1"/>

--- a/РПД_Технологии_разработки_ПО.docx
+++ b/РПД_Технологии_разработки_ПО.docx
@@ -8106,6 +8106,627 @@
       </w:pPr>
       <w:r>
         <w:t>Политика использования средств ИИ встроена в дисциплину содержательно: индикатор SS-2.1 включает постановку задач ИИ-агентам и фиксацию критериев качества их результатов, поэтому применение ИИ-инструментов в проекте не запрещается, а регламентируется — команды документируют сценарии использования ИИ, а на защите каждый участник отвечает на вопросы по коду независимо от способа его создания. Рефераты и эссе в качестве КИМ не используются; вся самостоятельная работа порождает проверяемые артефакты в репозитории проекта. Соответствие уровней КРМ (Б / С / П) и балльной шкалы будет задано отдельной таблицей в модели измерения ФОС.</w:t>
+      </w:r>
+    </w:p>
+    <w:p>
+      <w:pPr>
+        <w:pStyle w:val="1"/>
+        <w:spacing w:before="240" w:after="160"/>
+      </w:pPr>
+      <w:r>
+        <w:rPr>
+          <w:rFonts w:ascii="Times New Roman" w:hAnsi="Times New Roman"/>
+          <w:b/>
+          <w:color w:val="000000"/>
+          <w:sz w:val="30"/>
+        </w:rPr>
+        <w:t>8. Перечень основной и дополнительной учебной литературы, необходимой для освоения дисциплины</w:t>
+      </w:r>
+    </w:p>
+    <w:p>
+      <w:pPr>
+        <w:spacing w:line="360" w:lineRule="auto" w:after="120"/>
+        <w:ind w:firstLine="709"/>
+        <w:jc w:val="both"/>
+      </w:pPr>
+      <w:r>
+        <w:rPr>
+          <w:rFonts w:ascii="Times New Roman" w:hAnsi="Times New Roman"/>
+          <w:sz w:val="28"/>
+        </w:rPr>
+        <w:t>Основная литература:</w:t>
+      </w:r>
+    </w:p>
+    <w:p>
+      <w:pPr>
+        <w:spacing w:line="360" w:lineRule="auto" w:after="120"/>
+        <w:ind w:firstLine="709"/>
+        <w:jc w:val="both"/>
+      </w:pPr>
+      <w:r>
+        <w:rPr>
+          <w:rFonts w:ascii="Times New Roman" w:hAnsi="Times New Roman"/>
+          <w:sz w:val="28"/>
+        </w:rPr>
+        <w:t>1. Долженко, А. И. Технологии командной разработки программного обеспечения информационных систем / А. И. Долженко. – Москва: Интернет-Университет Информационных Технологий (ИНТУИТ), 2016. – 300 с. – EDN VRSVKH.</w:t>
+      </w:r>
+    </w:p>
+    <w:p>
+      <w:pPr>
+        <w:spacing w:line="360" w:lineRule="auto" w:after="120"/>
+        <w:ind w:firstLine="709"/>
+        <w:jc w:val="both"/>
+      </w:pPr>
+      <w:r>
+        <w:rPr>
+          <w:rFonts w:ascii="Times New Roman" w:hAnsi="Times New Roman"/>
+          <w:sz w:val="28"/>
+        </w:rPr>
+        <w:t>2. Кислицын, Е. В. Современные технологии разработки программного обеспечения / Е. В. Кислицын, М. А. Панов. – Екатеринбург: Уральский государственный экономический университет, 2021. – 176 с. – EDN ZIIADF.</w:t>
+      </w:r>
+    </w:p>
+    <w:p>
+      <w:pPr>
+        <w:spacing w:line="360" w:lineRule="auto" w:after="120"/>
+        <w:ind w:firstLine="709"/>
+        <w:jc w:val="both"/>
+      </w:pPr>
+      <w:r>
+        <w:rPr>
+          <w:rFonts w:ascii="Times New Roman" w:hAnsi="Times New Roman"/>
+          <w:sz w:val="28"/>
+        </w:rPr>
+        <w:t>3. Проектирование информационных систем: учебник и практикум для вузов / Д. В. Чистов, П. П. Мельников, А. В. Золотарюк, Н. Б. Ничепорук; под общей редакцией Д. В. Чистова. — 2-е изд., перераб. и доп. — Москва: Юрайт, 2023. — 293 с. — (Высшее образование). — ЭБС Юрайт. — URL: https://urait.ru/bcode/510287 (дата обращения: 19.04.2023). — Текст: электронный.</w:t>
+      </w:r>
+    </w:p>
+    <w:p>
+      <w:pPr>
+        <w:spacing w:line="360" w:lineRule="auto" w:after="120"/>
+        <w:ind w:firstLine="709"/>
+        <w:jc w:val="both"/>
+      </w:pPr>
+      <w:r>
+        <w:rPr>
+          <w:rFonts w:ascii="Times New Roman" w:hAnsi="Times New Roman"/>
+          <w:sz w:val="28"/>
+        </w:rPr>
+        <w:t>4. Григорьев, М. В. Проектирование информационных систем: учебное пособие для вузов / М. В. Григорьев, И. И. Григорьева. — Москва: Юрайт, 2022. — 318 с. — (Высшее образование). — ЭБС Юрайт. — URL: https://urait.ru/bcode/490725 (дата обращения: 19.04.2023). – Текст: электронный.</w:t>
+      </w:r>
+    </w:p>
+    <w:p>
+      <w:pPr>
+        <w:spacing w:line="360" w:lineRule="auto" w:after="120"/>
+        <w:ind w:firstLine="709"/>
+        <w:jc w:val="both"/>
+      </w:pPr>
+      <w:r>
+        <w:rPr>
+          <w:rFonts w:ascii="Times New Roman" w:hAnsi="Times New Roman"/>
+          <w:sz w:val="28"/>
+        </w:rPr>
+        <w:t>Дополнительная литература:</w:t>
+      </w:r>
+    </w:p>
+    <w:p>
+      <w:pPr>
+        <w:spacing w:line="360" w:lineRule="auto" w:after="120"/>
+        <w:ind w:firstLine="709"/>
+        <w:jc w:val="both"/>
+      </w:pPr>
+      <w:r>
+        <w:rPr>
+          <w:rFonts w:ascii="Times New Roman" w:hAnsi="Times New Roman"/>
+          <w:sz w:val="28"/>
+        </w:rPr>
+        <w:t>1. Долганова, О. И. Моделирование бизнес-процессов: учебник и практикум для вузов / О. И. Долганова, Е. В. Виноградова, А. М. Лобанова; под редакцией О. И. Долгановой. — Москва: Юрайт, 2023. — 289 с. — ЭБС Юрайт. — URL: https://urait.ru/bcode/511418 (дата обращения: 19.04.2023). — Текст: электронный.</w:t>
+      </w:r>
+    </w:p>
+    <w:p>
+      <w:pPr>
+        <w:spacing w:line="360" w:lineRule="auto" w:after="120"/>
+        <w:ind w:firstLine="709"/>
+        <w:jc w:val="both"/>
+      </w:pPr>
+      <w:r>
+        <w:rPr>
+          <w:rFonts w:ascii="Times New Roman" w:hAnsi="Times New Roman"/>
+          <w:sz w:val="28"/>
+        </w:rPr>
+        <w:t>2. Трещев, И. А. Обратная разработка программного обеспечения / И. А. Трещев, А. А. Обласов, Е. А. Филенко. – Комсомольск-на-Амуре: Комсомольский-на-Амуре государственный университет, 2025. – 91 с. – ISBN 978-5-7765-1604-7. – EDN CVIJSA.</w:t>
+      </w:r>
+    </w:p>
+    <w:p>
+      <w:pPr>
+        <w:spacing w:line="360" w:lineRule="auto" w:after="120"/>
+        <w:ind w:firstLine="709"/>
+        <w:jc w:val="both"/>
+      </w:pPr>
+      <w:r>
+        <w:rPr>
+          <w:rFonts w:ascii="Times New Roman" w:hAnsi="Times New Roman"/>
+          <w:sz w:val="28"/>
+        </w:rPr>
+        <w:t>3. Андреев, А. Е. Адаптивные технологии разработки программного обеспечения: Учебное пособие / А. Е. Андреев, С. И. Кирносенко. – Волгоград: Волгоградский государственный технический университет, 2015. – 96 с. – ISBN 978-5-9948-1979-1. – EDN VIAPHD.</w:t>
+      </w:r>
+    </w:p>
+    <w:p>
+      <w:pPr>
+        <w:spacing w:line="360" w:lineRule="auto" w:after="120"/>
+        <w:ind w:firstLine="709"/>
+        <w:jc w:val="both"/>
+      </w:pPr>
+      <w:r>
+        <w:rPr>
+          <w:rFonts w:ascii="Times New Roman" w:hAnsi="Times New Roman"/>
+          <w:sz w:val="28"/>
+        </w:rPr>
+        <w:t>4. Сергушичева, А. П. Технологии разработки программного обеспечения: Учебное пособие / А. П. Сергушичева. – Вологда: Вологодский государственный университет, 2019. – 92 с. – ISBN 978-5-87851-839-0. – EDN XHNURK.</w:t>
+      </w:r>
+    </w:p>
+    <w:p>
+      <w:pPr>
+        <w:spacing w:line="360" w:lineRule="auto" w:after="120"/>
+        <w:ind w:firstLine="709"/>
+        <w:jc w:val="both"/>
+      </w:pPr>
+      <w:r>
+        <w:rPr>
+          <w:rFonts w:ascii="Times New Roman" w:hAnsi="Times New Roman"/>
+          <w:sz w:val="28"/>
+        </w:rPr>
+        <w:t>5. Дробинцев, П. Д. Индустриальные технологии разработки программного обеспечения / П. Д. Дробинцев, О. В. Александрова, А. Н. Карпов. – Санкт-Петербург: Санкт-Петербургский политехнический университет Петра Великого, 2016. – 76 с. – ISBN 978-5-7422-5424-9. – EDN WQSZAN.</w:t>
+      </w:r>
+    </w:p>
+    <w:p>
+      <w:pPr>
+        <w:spacing w:line="360" w:lineRule="auto" w:after="120"/>
+        <w:ind w:firstLine="709"/>
+        <w:jc w:val="both"/>
+      </w:pPr>
+      <w:r>
+        <w:rPr>
+          <w:rFonts w:ascii="Times New Roman" w:hAnsi="Times New Roman"/>
+          <w:sz w:val="28"/>
+        </w:rPr>
+        <w:t>6. Дударов, С. П. Разработка программного обеспечения с использованием современных языков и сред программирования: учебное пособие / С. П. Дударов; М-во образования и науки Российской Федерации, Российский химико-технологический ун-т им. Д. И. Менделеева. – Москва: РХТУ им. Д. И. Менделеева, 2008. – 111 с. – ISBN 978-5-7237-0681-1. – EDN QMSSZF.</w:t>
+      </w:r>
+    </w:p>
+    <w:p>
+      <w:pPr>
+        <w:pStyle w:val="1"/>
+        <w:spacing w:before="240" w:after="160"/>
+      </w:pPr>
+      <w:r>
+        <w:rPr>
+          <w:rFonts w:ascii="Times New Roman" w:hAnsi="Times New Roman"/>
+          <w:b/>
+          <w:color w:val="000000"/>
+          <w:sz w:val="30"/>
+        </w:rPr>
+        <w:t>9. Перечень ресурсов информационно-телекоммуникационной сети «Интернет», необходимых для освоения дисциплины</w:t>
+      </w:r>
+    </w:p>
+    <w:p>
+      <w:pPr>
+        <w:spacing w:line="360" w:lineRule="auto" w:after="120"/>
+        <w:ind w:firstLine="709"/>
+        <w:jc w:val="both"/>
+      </w:pPr>
+      <w:r>
+        <w:rPr>
+          <w:rFonts w:ascii="Times New Roman" w:hAnsi="Times New Roman"/>
+          <w:sz w:val="28"/>
+        </w:rPr>
+        <w:t>1. Электронно-библиотечная система BOOK.RU — http://www.book.ru</w:t>
+      </w:r>
+    </w:p>
+    <w:p>
+      <w:pPr>
+        <w:spacing w:line="360" w:lineRule="auto" w:after="120"/>
+        <w:ind w:firstLine="709"/>
+        <w:jc w:val="both"/>
+      </w:pPr>
+      <w:r>
+        <w:rPr>
+          <w:rFonts w:ascii="Times New Roman" w:hAnsi="Times New Roman"/>
+          <w:sz w:val="28"/>
+        </w:rPr>
+        <w:t>2. Электронно-библиотечная система «Университетская библиотека ОНЛАЙН» — http://biblioclub.ru/</w:t>
+      </w:r>
+    </w:p>
+    <w:p>
+      <w:pPr>
+        <w:spacing w:line="360" w:lineRule="auto" w:after="120"/>
+        <w:ind w:firstLine="709"/>
+        <w:jc w:val="both"/>
+      </w:pPr>
+      <w:r>
+        <w:rPr>
+          <w:rFonts w:ascii="Times New Roman" w:hAnsi="Times New Roman"/>
+          <w:sz w:val="28"/>
+        </w:rPr>
+        <w:t>3. Электронно-библиотечная система Znanium — http://www.znanium.com</w:t>
+      </w:r>
+    </w:p>
+    <w:p>
+      <w:pPr>
+        <w:spacing w:line="360" w:lineRule="auto" w:after="120"/>
+        <w:ind w:firstLine="709"/>
+        <w:jc w:val="both"/>
+      </w:pPr>
+      <w:r>
+        <w:rPr>
+          <w:rFonts w:ascii="Times New Roman" w:hAnsi="Times New Roman"/>
+          <w:sz w:val="28"/>
+        </w:rPr>
+        <w:t>4. Электронно-библиотечная система издательства «ЮРАЙТ» — https://urait.ru/</w:t>
+      </w:r>
+    </w:p>
+    <w:p>
+      <w:pPr>
+        <w:spacing w:line="360" w:lineRule="auto" w:after="120"/>
+        <w:ind w:firstLine="709"/>
+        <w:jc w:val="both"/>
+      </w:pPr>
+      <w:r>
+        <w:rPr>
+          <w:rFonts w:ascii="Times New Roman" w:hAnsi="Times New Roman"/>
+          <w:sz w:val="28"/>
+        </w:rPr>
+        <w:t>5. Электронно-библиотечная система издательства «Проспект» — http://ebs.prospekt.org/books</w:t>
+      </w:r>
+    </w:p>
+    <w:p>
+      <w:pPr>
+        <w:spacing w:line="360" w:lineRule="auto" w:after="120"/>
+        <w:ind w:firstLine="709"/>
+        <w:jc w:val="both"/>
+      </w:pPr>
+      <w:r>
+        <w:rPr>
+          <w:rFonts w:ascii="Times New Roman" w:hAnsi="Times New Roman"/>
+          <w:sz w:val="28"/>
+        </w:rPr>
+        <w:t>6. Электронно-библиотечная система издательства «Лань» — https://e.lanbook.com/</w:t>
+      </w:r>
+    </w:p>
+    <w:p>
+      <w:pPr>
+        <w:spacing w:line="360" w:lineRule="auto" w:after="120"/>
+        <w:ind w:firstLine="709"/>
+        <w:jc w:val="both"/>
+      </w:pPr>
+      <w:r>
+        <w:rPr>
+          <w:rFonts w:ascii="Times New Roman" w:hAnsi="Times New Roman"/>
+          <w:sz w:val="28"/>
+        </w:rPr>
+        <w:t>7. Электронная библиотека Издательского дома «Гребенников» — https://grebennikon.ru/</w:t>
+      </w:r>
+    </w:p>
+    <w:p>
+      <w:pPr>
+        <w:spacing w:line="360" w:lineRule="auto" w:after="120"/>
+        <w:ind w:firstLine="709"/>
+        <w:jc w:val="both"/>
+      </w:pPr>
+      <w:r>
+        <w:rPr>
+          <w:rFonts w:ascii="Times New Roman" w:hAnsi="Times New Roman"/>
+          <w:sz w:val="28"/>
+        </w:rPr>
+        <w:t>8. Деловая онлайн-библиотека Alpina Digital — http://lib.alpinadigital.ru/</w:t>
+      </w:r>
+    </w:p>
+    <w:p>
+      <w:pPr>
+        <w:spacing w:line="360" w:lineRule="auto" w:after="120"/>
+        <w:ind w:firstLine="709"/>
+        <w:jc w:val="both"/>
+      </w:pPr>
+      <w:r>
+        <w:rPr>
+          <w:rFonts w:ascii="Times New Roman" w:hAnsi="Times New Roman"/>
+          <w:sz w:val="28"/>
+        </w:rPr>
+        <w:t>9. Научная электронная библиотека eLibrary.ru — http://elibrary.ru</w:t>
+      </w:r>
+    </w:p>
+    <w:p>
+      <w:pPr>
+        <w:spacing w:line="360" w:lineRule="auto" w:after="120"/>
+        <w:ind w:firstLine="709"/>
+        <w:jc w:val="both"/>
+      </w:pPr>
+      <w:r>
+        <w:rPr>
+          <w:rFonts w:ascii="Times New Roman" w:hAnsi="Times New Roman"/>
+          <w:sz w:val="28"/>
+        </w:rPr>
+        <w:t>10. Национальная электронная библиотека — http://нэб.рф/</w:t>
+      </w:r>
+    </w:p>
+    <w:p>
+      <w:pPr>
+        <w:spacing w:line="360" w:lineRule="auto" w:after="120"/>
+        <w:ind w:firstLine="709"/>
+        <w:jc w:val="both"/>
+      </w:pPr>
+      <w:r>
+        <w:rPr>
+          <w:rFonts w:ascii="Times New Roman" w:hAnsi="Times New Roman"/>
+          <w:sz w:val="28"/>
+        </w:rPr>
+        <w:t>11. СПАРК — https://spark-interfax.ru/</w:t>
+      </w:r>
+    </w:p>
+    <w:p>
+      <w:pPr>
+        <w:pStyle w:val="1"/>
+        <w:spacing w:before="240" w:after="160"/>
+      </w:pPr>
+      <w:r>
+        <w:rPr>
+          <w:rFonts w:ascii="Times New Roman" w:hAnsi="Times New Roman"/>
+          <w:b/>
+          <w:color w:val="000000"/>
+          <w:sz w:val="30"/>
+        </w:rPr>
+        <w:t>10. Методические указания для обучающихся по освоению дисциплины</w:t>
+      </w:r>
+    </w:p>
+    <w:p>
+      <w:pPr>
+        <w:spacing w:line="360" w:lineRule="auto" w:after="120"/>
+        <w:ind w:firstLine="709"/>
+        <w:jc w:val="both"/>
+      </w:pPr>
+      <w:r>
+        <w:rPr>
+          <w:rFonts w:ascii="Times New Roman" w:hAnsi="Times New Roman"/>
+          <w:sz w:val="28"/>
+        </w:rPr>
+        <w:t>Основные этапы работы студента по дисциплине «Технологии разработки программного обеспечения»:</w:t>
+      </w:r>
+    </w:p>
+    <w:p>
+      <w:pPr>
+        <w:spacing w:line="360" w:lineRule="auto" w:after="120"/>
+        <w:ind w:firstLine="709"/>
+        <w:jc w:val="both"/>
+      </w:pPr>
+      <w:r>
+        <w:rPr>
+          <w:rFonts w:ascii="Times New Roman" w:hAnsi="Times New Roman"/>
+          <w:sz w:val="28"/>
+        </w:rPr>
+        <w:t>1) предварительная ориентировка в подлежащем изучению учебном материале по программе;</w:t>
+      </w:r>
+    </w:p>
+    <w:p>
+      <w:pPr>
+        <w:spacing w:line="360" w:lineRule="auto" w:after="120"/>
+        <w:ind w:firstLine="709"/>
+        <w:jc w:val="both"/>
+      </w:pPr>
+      <w:r>
+        <w:rPr>
+          <w:rFonts w:ascii="Times New Roman" w:hAnsi="Times New Roman"/>
+          <w:sz w:val="28"/>
+        </w:rPr>
+        <w:t>2) ознакомление с рекомендованной учебной литературой;</w:t>
+      </w:r>
+    </w:p>
+    <w:p>
+      <w:pPr>
+        <w:spacing w:line="360" w:lineRule="auto" w:after="120"/>
+        <w:ind w:firstLine="709"/>
+        <w:jc w:val="both"/>
+      </w:pPr>
+      <w:r>
+        <w:rPr>
+          <w:rFonts w:ascii="Times New Roman" w:hAnsi="Times New Roman"/>
+          <w:sz w:val="28"/>
+        </w:rPr>
+        <w:t>3) слушание и конспектирование лекций, а также выполнение других видов учебной работы;</w:t>
+      </w:r>
+    </w:p>
+    <w:p>
+      <w:pPr>
+        <w:spacing w:line="360" w:lineRule="auto" w:after="120"/>
+        <w:ind w:firstLine="709"/>
+        <w:jc w:val="both"/>
+      </w:pPr>
+      <w:r>
+        <w:rPr>
+          <w:rFonts w:ascii="Times New Roman" w:hAnsi="Times New Roman"/>
+          <w:sz w:val="28"/>
+        </w:rPr>
+        <w:t>4) планирование самостоятельной работы, в том числе командной работы над проектом между спринт-ревью;</w:t>
+      </w:r>
+    </w:p>
+    <w:p>
+      <w:pPr>
+        <w:spacing w:line="360" w:lineRule="auto" w:after="120"/>
+        <w:ind w:firstLine="709"/>
+        <w:jc w:val="both"/>
+      </w:pPr>
+      <w:r>
+        <w:rPr>
+          <w:rFonts w:ascii="Times New Roman" w:hAnsi="Times New Roman"/>
+          <w:sz w:val="28"/>
+        </w:rPr>
+        <w:t>5) обобщение и систематизация информации, почерпнутой из лекций, прочитанной литературы и практики выполнения командного проекта.</w:t>
+      </w:r>
+    </w:p>
+    <w:p>
+      <w:pPr>
+        <w:spacing w:line="360" w:lineRule="auto" w:after="120"/>
+        <w:ind w:firstLine="709"/>
+        <w:jc w:val="both"/>
+      </w:pPr>
+      <w:r>
+        <w:rPr>
+          <w:rFonts w:ascii="Times New Roman" w:hAnsi="Times New Roman"/>
+          <w:sz w:val="28"/>
+        </w:rPr>
+        <w:t>Рекомендации по работе с учебным материалом: осознавайте наличный уровень полученных вами знаний; в ситуации непонимания выявляйте тот первичный уровень и факторы непонимания, которые стали препятствием для понимания последующего материала; задавайте сами себе вопросы и пытайтесь ответить на них.</w:t>
+      </w:r>
+    </w:p>
+    <w:p>
+      <w:pPr>
+        <w:spacing w:line="360" w:lineRule="auto" w:after="120"/>
+        <w:ind w:firstLine="709"/>
+        <w:jc w:val="both"/>
+      </w:pPr>
+      <w:r>
+        <w:rPr>
+          <w:rFonts w:ascii="Times New Roman" w:hAnsi="Times New Roman"/>
+          <w:sz w:val="28"/>
+        </w:rPr>
+        <w:t>Рекомендации по работе на лекции и с лекционным материалом: основная задача на лекции — осмысление излагаемого материала, для этого необходимо слушать лекцию с самого начала, не упуская общих, ориентирующих в материале рассуждений и установок лектора; ведение записей на лекции важно и полезно для лучшего осмысления материала и сохранения информации с целью её дальнейшего использования; для облегчения записи рекомендуется применять сокращения повторяющихся терминов или хорошо известных понятий.</w:t>
+      </w:r>
+    </w:p>
+    <w:p>
+      <w:pPr>
+        <w:spacing w:line="360" w:lineRule="auto" w:after="120"/>
+        <w:ind w:firstLine="709"/>
+        <w:jc w:val="both"/>
+      </w:pPr>
+      <w:r>
+        <w:rPr>
+          <w:rFonts w:ascii="Times New Roman" w:hAnsi="Times New Roman"/>
+          <w:sz w:val="28"/>
+        </w:rPr>
+        <w:t>Рекомендации по работе с литературой: при затруднениях в поиске материала по конкретному вопросу следует обратиться к предметному указателю, напечатанному, как правило, в конце литературного источника. Предметный указатель — это алфавитный список основных научных понятий (терминов), содержание которых раскрыто в книге; рядом с термином стоят номера страниц, на которых изложен относящийся к данному понятию материал.</w:t>
+      </w:r>
+    </w:p>
+    <w:p>
+      <w:pPr>
+        <w:pStyle w:val="1"/>
+        <w:spacing w:before="240" w:after="160"/>
+      </w:pPr>
+      <w:r>
+        <w:rPr>
+          <w:rFonts w:ascii="Times New Roman" w:hAnsi="Times New Roman"/>
+          <w:b/>
+          <w:color w:val="000000"/>
+          <w:sz w:val="30"/>
+        </w:rPr>
+        <w:t>11. Перечень информационных технологий, используемых при осуществлении образовательного процесса по дисциплине, включая перечень необходимого программного обеспечения и информационных справочных систем</w:t>
+      </w:r>
+    </w:p>
+    <w:p>
+      <w:pPr>
+        <w:spacing w:line="360" w:lineRule="auto" w:after="120"/>
+        <w:ind w:firstLine="709"/>
+        <w:jc w:val="both"/>
+      </w:pPr>
+      <w:r>
+        <w:rPr>
+          <w:rFonts w:ascii="Times New Roman" w:hAnsi="Times New Roman"/>
+          <w:sz w:val="28"/>
+        </w:rPr>
+        <w:t>1. Комплект лицензионного программного обеспечения: пакет офисных программ; антивирус Kaspersky.</w:t>
+      </w:r>
+    </w:p>
+    <w:p>
+      <w:pPr>
+        <w:spacing w:line="360" w:lineRule="auto" w:after="120"/>
+        <w:ind w:firstLine="709"/>
+        <w:jc w:val="both"/>
+      </w:pPr>
+      <w:r>
+        <w:rPr>
+          <w:rFonts w:ascii="Times New Roman" w:hAnsi="Times New Roman"/>
+          <w:sz w:val="28"/>
+        </w:rPr>
+        <w:t>2. Современные профессиональные базы данных и информационные справочные системы: информационно-правовая система «Гарант»; информационно-правовая система «КонсультантПлюс»; электронная энциклопедия — http://ru.wikipedia.org/wiki/Wiki; система комплексного раскрытия информации «СКРИН» — http://www.skrin.ru/.</w:t>
+      </w:r>
+    </w:p>
+    <w:p>
+      <w:pPr>
+        <w:spacing w:line="360" w:lineRule="auto" w:after="120"/>
+        <w:ind w:firstLine="709"/>
+        <w:jc w:val="both"/>
+      </w:pPr>
+      <w:r>
+        <w:rPr>
+          <w:rFonts w:ascii="Times New Roman" w:hAnsi="Times New Roman"/>
+          <w:sz w:val="28"/>
+        </w:rPr>
+        <w:t>3. Сертифицированные программные и аппаратные средства защиты информации — не используются.</w:t>
+      </w:r>
+    </w:p>
+    <w:p>
+      <w:pPr>
+        <w:spacing w:line="360" w:lineRule="auto" w:after="120"/>
+        <w:ind w:firstLine="709"/>
+        <w:jc w:val="both"/>
+      </w:pPr>
+      <w:r>
+        <w:rPr>
+          <w:rFonts w:ascii="Times New Roman" w:hAnsi="Times New Roman"/>
+          <w:sz w:val="28"/>
+        </w:rPr>
+        <w:t>4. Python 3.</w:t>
+      </w:r>
+    </w:p>
+    <w:p>
+      <w:pPr>
+        <w:spacing w:line="360" w:lineRule="auto" w:after="120"/>
+        <w:ind w:firstLine="709"/>
+        <w:jc w:val="both"/>
+      </w:pPr>
+      <w:r>
+        <w:rPr>
+          <w:rFonts w:ascii="Times New Roman" w:hAnsi="Times New Roman"/>
+          <w:sz w:val="28"/>
+        </w:rPr>
+        <w:t>5. StarUML.</w:t>
+      </w:r>
+    </w:p>
+    <w:p>
+      <w:pPr>
+        <w:spacing w:line="360" w:lineRule="auto" w:after="120"/>
+        <w:ind w:firstLine="709"/>
+        <w:jc w:val="both"/>
+      </w:pPr>
+      <w:r>
+        <w:rPr>
+          <w:rFonts w:ascii="Times New Roman" w:hAnsi="Times New Roman"/>
+          <w:sz w:val="28"/>
+        </w:rPr>
+        <w:t>6. Система контроля версий Git и веб-сервис хостинга репозиториев (используются для командного проекта, код-ревью и автоматических проверок).</w:t>
+      </w:r>
+    </w:p>
+    <w:p>
+      <w:pPr>
+        <w:pStyle w:val="1"/>
+        <w:spacing w:before="240" w:after="160"/>
+      </w:pPr>
+      <w:r>
+        <w:rPr>
+          <w:rFonts w:ascii="Times New Roman" w:hAnsi="Times New Roman"/>
+          <w:b/>
+          <w:color w:val="000000"/>
+          <w:sz w:val="30"/>
+        </w:rPr>
+        <w:t>12. Описание материально-технической базы, необходимой для осуществления образовательного процесса по дисциплине</w:t>
+      </w:r>
+    </w:p>
+    <w:p>
+      <w:pPr>
+        <w:spacing w:line="360" w:lineRule="auto" w:after="120"/>
+        <w:ind w:firstLine="709"/>
+        <w:jc w:val="both"/>
+      </w:pPr>
+      <w:r>
+        <w:rPr>
+          <w:rFonts w:ascii="Times New Roman" w:hAnsi="Times New Roman"/>
+          <w:sz w:val="28"/>
+        </w:rPr>
+        <w:t>Лекционные занятия проводятся в мультимедийных аудиториях, а лабораторные занятия — в компьютерных классах с доступом к сети «Интернет» и установленным программным обеспечением из перечня раздела 11.</w:t>
       </w:r>
     </w:p>
     <w:sectPr>
